--- a/apps/api/templates/אוויר-הצעת-מחיר-לבדיקת-איכות-אוויר-מתחבורה.docx
+++ b/apps/api/templates/אוויר-הצעת-מחיר-לבדיקת-איכות-אוויר-מתחבורה.docx
@@ -3404,1074 +3404,14 @@
     <w:p>
       <w:pPr>
         <w:jc w:val="center"/>
-        <w:rPr>
-          <w:rFonts w:cs="David" w:hint="cs"/>
-          <w:sz w:val="28"/>
-          <w:szCs w:val="28"/>
-          <w:rtl/>
-        </w:rPr>
-      </w:pPr>
-      <w:r>
-        <w:rPr>
-          <w:rFonts w:cs="David" w:hint="cs"/>
-          <w:sz w:val="28"/>
-          <w:szCs w:val="28"/>
-          <w:rtl/>
-        </w:rPr>
-        <w:t>הנני</w:t>
-      </w:r>
-      <w:r>
-        <w:rPr>
-          <w:rFonts w:cs="David" w:hint="cs"/>
-          <w:sz w:val="28"/>
-          <w:szCs w:val="28"/>
-          <w:rtl/>
-        </w:rPr>
-        <w:t xml:space="preserve"> </w:t>
-      </w:r>
-      <w:r>
-        <w:rPr>
-          <w:rFonts w:cs="David" w:hint="cs"/>
-          <w:sz w:val="28"/>
-          <w:szCs w:val="28"/>
-          <w:rtl/>
-        </w:rPr>
-        <w:t>מאשר את ההצעה על כל סעיפיה.</w:t>
-      </w:r>
-    </w:p>
-    <w:p>
-      <w:pPr>
-        <w:jc w:val="both"/>
-        <w:rPr>
-          <w:rFonts w:cs="David" w:hint="cs"/>
-          <w:b/>
-          <w:bCs/>
-          <w:u w:val="single"/>
-          <w:rtl/>
-        </w:rPr>
-      </w:pPr>
-    </w:p>
-    <w:tbl>
-      <w:tblPr>
-        <w:bidiVisual/>
-        <w:tblW w:w="0" w:type="auto"/>
-        <w:tblInd w:w="360" w:type="dxa"/>
-        <w:tblBorders>
-          <w:top w:val="single" w:sz="4" w:space="0" w:color="auto"/>
-          <w:left w:val="single" w:sz="4" w:space="0" w:color="auto"/>
-          <w:bottom w:val="single" w:sz="4" w:space="0" w:color="auto"/>
-          <w:right w:val="single" w:sz="4" w:space="0" w:color="auto"/>
-          <w:insideH w:val="single" w:sz="4" w:space="0" w:color="auto"/>
-          <w:insideV w:val="single" w:sz="4" w:space="0" w:color="auto"/>
-        </w:tblBorders>
-        <w:tblLook w:val="04A0" w:firstRow="1" w:lastRow="0" w:firstColumn="1" w:lastColumn="0" w:noHBand="0" w:noVBand="1"/>
-      </w:tblPr>
-      <w:tblGrid>
-        <w:gridCol w:w="3441"/>
-        <w:gridCol w:w="3441"/>
-        <w:gridCol w:w="3440"/>
-      </w:tblGrid>
-      <w:tr>
-        <w:tc>
-          <w:tcPr>
-            <w:tcW w:w="3441" w:type="dxa"/>
-            <w:vAlign w:val="center"/>
-          </w:tcPr>
-          <w:p>
-            <w:pPr>
-              <w:jc w:val="center"/>
-              <w:rPr>
-                <w:rFonts w:cs="David" w:hint="cs"/>
-                <w:b/>
-                <w:bCs/>
-                <w:sz w:val="40"/>
-                <w:szCs w:val="40"/>
-                <w:rtl/>
-              </w:rPr>
-            </w:pPr>
-            <w:r>
-              <w:rPr>
-                <w:rFonts w:cs="David" w:hint="cs"/>
-                <w:b/>
-                <w:bCs/>
-                <w:sz w:val="40"/>
-                <w:szCs w:val="40"/>
-                <w:rtl/>
-              </w:rPr>
-              <w:t>שם מלא של מאשר ההצעה</w:t>
-            </w:r>
-          </w:p>
-        </w:tc>
-        <w:tc>
-          <w:tcPr>
-            <w:tcW w:w="3441" w:type="dxa"/>
-            <w:vAlign w:val="center"/>
-          </w:tcPr>
-          <w:p>
-            <w:pPr>
-              <w:jc w:val="center"/>
-              <w:rPr>
-                <w:rFonts w:cs="David" w:hint="cs"/>
-                <w:b/>
-                <w:bCs/>
-                <w:sz w:val="40"/>
-                <w:szCs w:val="40"/>
-                <w:rtl/>
-              </w:rPr>
-            </w:pPr>
-            <w:r>
-              <w:rPr>
-                <w:rFonts w:cs="David" w:hint="cs"/>
-                <w:b/>
-                <w:bCs/>
-                <w:sz w:val="40"/>
-                <w:szCs w:val="40"/>
-                <w:rtl/>
-              </w:rPr>
-              <w:t>חתימה</w:t>
-            </w:r>
-          </w:p>
-        </w:tc>
-        <w:tc>
-          <w:tcPr>
-            <w:tcW w:w="3440" w:type="dxa"/>
-            <w:vAlign w:val="center"/>
-          </w:tcPr>
-          <w:p>
-            <w:pPr>
-              <w:jc w:val="center"/>
-              <w:rPr>
-                <w:rFonts w:cs="David" w:hint="cs"/>
-                <w:b/>
-                <w:bCs/>
-                <w:sz w:val="40"/>
-                <w:szCs w:val="40"/>
-                <w:rtl/>
-              </w:rPr>
-            </w:pPr>
-            <w:r>
-              <w:rPr>
-                <w:rFonts w:cs="David" w:hint="cs"/>
-                <w:b/>
-                <w:bCs/>
-                <w:sz w:val="40"/>
-                <w:szCs w:val="40"/>
-                <w:rtl/>
-              </w:rPr>
-              <w:t>חותמת</w:t>
-            </w:r>
-          </w:p>
-        </w:tc>
-      </w:tr>
-      <w:tr>
-        <w:trPr>
-          <w:trHeight w:val="907"/>
-        </w:trPr>
-        <w:tc>
-          <w:tcPr>
-            <w:tcW w:w="3441" w:type="dxa"/>
-          </w:tcPr>
-          <w:p>
-            <w:pPr>
-              <w:jc w:val="both"/>
-              <w:rPr>
-                <w:rFonts w:cs="David" w:hint="cs"/>
-                <w:b/>
-                <w:bCs/>
-                <w:u w:val="single"/>
-                <w:rtl/>
-              </w:rPr>
-            </w:pPr>
-          </w:p>
-        </w:tc>
-        <w:tc>
-          <w:tcPr>
-            <w:tcW w:w="3441" w:type="dxa"/>
-          </w:tcPr>
-          <w:p>
-            <w:pPr>
-              <w:jc w:val="both"/>
-              <w:rPr>
-                <w:rFonts w:cs="David" w:hint="cs"/>
-                <w:b/>
-                <w:bCs/>
-                <w:u w:val="single"/>
-                <w:rtl/>
-              </w:rPr>
-            </w:pPr>
-          </w:p>
-        </w:tc>
-        <w:tc>
-          <w:tcPr>
-            <w:tcW w:w="3440" w:type="dxa"/>
-          </w:tcPr>
-          <w:p>
-            <w:pPr>
-              <w:jc w:val="both"/>
-              <w:rPr>
-                <w:rFonts w:cs="David" w:hint="cs"/>
-                <w:b/>
-                <w:bCs/>
-                <w:u w:val="single"/>
-                <w:rtl/>
-              </w:rPr>
-            </w:pPr>
-          </w:p>
-        </w:tc>
-      </w:tr>
-    </w:tbl>
-    <w:p>
-      <w:pPr>
-        <w:jc w:val="both"/>
-        <w:rPr>
-          <w:rFonts w:cs="David"/>
-          <w:sz w:val="28"/>
-          <w:szCs w:val="28"/>
-          <w:rtl/>
-        </w:rPr>
-      </w:pPr>
-    </w:p>
-    <w:p>
-      <w:pPr>
-        <w:ind w:left="720"/>
-        <w:jc w:val="both"/>
-        <w:rPr>
-          <w:rFonts w:cs="David"/>
-          <w:sz w:val="28"/>
-          <w:szCs w:val="28"/>
-          <w:rtl/>
-        </w:rPr>
-      </w:pPr>
-      <w:r>
-        <w:rPr>
-          <w:rFonts w:cs="David" w:hint="cs"/>
-          <w:sz w:val="28"/>
-          <w:szCs w:val="28"/>
-          <w:rtl/>
-        </w:rPr>
-        <w:t xml:space="preserve">                         </w:t>
-      </w:r>
-    </w:p>
-    <w:p>
-      <w:pPr>
-        <w:rPr>
-          <w:rFonts w:cs="David" w:hint="cs"/>
-          <w:b/>
-          <w:bCs/>
-          <w:sz w:val="28"/>
-          <w:szCs w:val="28"/>
-          <w:u w:val="single"/>
-          <w:rtl/>
-        </w:rPr>
-      </w:pPr>
-    </w:p>
-    <w:p>
-      <w:pPr>
-        <w:jc w:val="center"/>
-        <w:rPr>
-          <w:rFonts w:cs="David"/>
-          <w:b/>
-          <w:bCs/>
-          <w:sz w:val="28"/>
-          <w:szCs w:val="28"/>
-          <w:u w:val="single"/>
-        </w:rPr>
-      </w:pPr>
-      <w:r>
-        <w:rPr>
-          <w:rFonts w:cs="David"/>
-          <w:b/>
-          <w:bCs/>
-          <w:sz w:val="28"/>
-          <w:szCs w:val="28"/>
-          <w:u w:val="single"/>
-          <w:rtl/>
-        </w:rPr>
-        <w:lastRenderedPageBreak/>
-        <w:t xml:space="preserve">נספח א': תעודות </w:t>
-      </w:r>
-      <w:r>
-        <w:rPr>
-          <w:rFonts w:cs="David"/>
-          <w:b/>
-          <w:bCs/>
-          <w:sz w:val="28"/>
-          <w:szCs w:val="28"/>
-          <w:u w:val="single"/>
-        </w:rPr>
-        <w:t>ISO</w:t>
-      </w:r>
-      <w:r>
-        <w:rPr>
-          <w:rFonts w:cs="David"/>
-          <w:b/>
-          <w:bCs/>
-          <w:sz w:val="28"/>
-          <w:szCs w:val="28"/>
-          <w:u w:val="single"/>
-        </w:rPr>
-        <w:pict w14:anchorId="1008C9EE">
-          <v:shape id="_x0000_s2055" type="#_x0000_t75" style="position:absolute;left:0;text-align:left;margin-left:37.5pt;margin-top:347.45pt;width:444pt;height:315.3pt;z-index:251657216;visibility:visible;mso-position-horizontal-relative:margin;mso-position-vertical-relative:margin">
-            <v:imagedata r:id="rId8" o:title=""/>
-            <w10:wrap type="square" anchorx="margin" anchory="margin"/>
-          </v:shape>
-        </w:pict>
-      </w:r>
-      <w:r>
-        <w:rPr>
-          <w:rFonts w:cs="David"/>
-          <w:b/>
-          <w:bCs/>
-          <w:sz w:val="28"/>
-          <w:szCs w:val="28"/>
-          <w:u w:val="single"/>
-        </w:rPr>
-        <w:pict w14:anchorId="3C377B84">
-          <v:shape id="תמונה 1" o:spid="_x0000_s2054" type="#_x0000_t75" style="position:absolute;left:0;text-align:left;margin-left:38.8pt;margin-top:23.7pt;width:444.5pt;height:316.3pt;z-index:251656192;visibility:visible;mso-position-horizontal-relative:margin;mso-position-vertical-relative:margin">
-            <v:imagedata r:id="rId9" o:title=""/>
-            <w10:wrap type="square" anchorx="margin" anchory="margin"/>
-          </v:shape>
-        </w:pict>
-      </w:r>
-    </w:p>
-    <w:p>
-      <w:pPr>
-        <w:jc w:val="center"/>
-        <w:rPr>
-          <w:rFonts w:cs="David"/>
-          <w:b/>
-          <w:bCs/>
-          <w:sz w:val="28"/>
-          <w:szCs w:val="28"/>
-          <w:u w:val="single"/>
-          <w:rtl/>
-        </w:rPr>
-      </w:pPr>
-    </w:p>
-    <w:p>
-      <w:pPr>
-        <w:jc w:val="center"/>
-        <w:rPr>
-          <w:rFonts w:cs="David"/>
-          <w:b/>
-          <w:bCs/>
-          <w:sz w:val="28"/>
-          <w:szCs w:val="28"/>
-          <w:u w:val="single"/>
-        </w:rPr>
-      </w:pPr>
-    </w:p>
-    <w:p>
-      <w:pPr>
-        <w:jc w:val="center"/>
-        <w:rPr>
-          <w:rFonts w:cs="David"/>
-          <w:b/>
-          <w:bCs/>
-          <w:sz w:val="28"/>
-          <w:szCs w:val="28"/>
-          <w:u w:val="single"/>
-        </w:rPr>
-      </w:pPr>
-    </w:p>
-    <w:p>
-      <w:pPr>
-        <w:jc w:val="center"/>
-        <w:rPr>
-          <w:rFonts w:cs="David"/>
-          <w:b/>
-          <w:bCs/>
-          <w:sz w:val="28"/>
-          <w:szCs w:val="28"/>
-          <w:u w:val="single"/>
-        </w:rPr>
-      </w:pPr>
-    </w:p>
-    <w:p>
-      <w:pPr>
-        <w:jc w:val="center"/>
-        <w:rPr>
-          <w:rFonts w:cs="David"/>
-          <w:b/>
-          <w:bCs/>
-          <w:sz w:val="28"/>
-          <w:szCs w:val="28"/>
-          <w:u w:val="single"/>
-        </w:rPr>
-      </w:pPr>
-    </w:p>
-    <w:p>
-      <w:pPr>
-        <w:jc w:val="center"/>
-        <w:rPr>
-          <w:rFonts w:cs="David"/>
-          <w:b/>
-          <w:bCs/>
-          <w:sz w:val="28"/>
-          <w:szCs w:val="28"/>
-          <w:u w:val="single"/>
-        </w:rPr>
-      </w:pPr>
-    </w:p>
-    <w:p>
-      <w:pPr>
-        <w:jc w:val="center"/>
-        <w:rPr>
-          <w:rFonts w:cs="David"/>
-          <w:b/>
-          <w:bCs/>
-          <w:sz w:val="28"/>
-          <w:szCs w:val="28"/>
-          <w:u w:val="single"/>
-        </w:rPr>
-      </w:pPr>
-    </w:p>
-    <w:p>
-      <w:pPr>
-        <w:jc w:val="center"/>
-        <w:rPr>
-          <w:rFonts w:cs="David"/>
-          <w:b/>
-          <w:bCs/>
-          <w:sz w:val="28"/>
-          <w:szCs w:val="28"/>
-          <w:u w:val="single"/>
-        </w:rPr>
-      </w:pPr>
-    </w:p>
-    <w:p>
-      <w:pPr>
-        <w:jc w:val="center"/>
-        <w:rPr>
-          <w:rFonts w:cs="David"/>
-          <w:b/>
-          <w:bCs/>
-          <w:sz w:val="28"/>
-          <w:szCs w:val="28"/>
-          <w:u w:val="single"/>
-        </w:rPr>
-      </w:pPr>
-    </w:p>
-    <w:p>
-      <w:pPr>
-        <w:jc w:val="center"/>
-        <w:rPr>
-          <w:rFonts w:cs="David"/>
-          <w:b/>
-          <w:bCs/>
-          <w:sz w:val="28"/>
-          <w:szCs w:val="28"/>
-          <w:u w:val="single"/>
-        </w:rPr>
-      </w:pPr>
-    </w:p>
-    <w:p>
-      <w:pPr>
-        <w:jc w:val="center"/>
-        <w:rPr>
-          <w:rFonts w:cs="David"/>
-          <w:b/>
-          <w:bCs/>
-          <w:sz w:val="28"/>
-          <w:szCs w:val="28"/>
-          <w:u w:val="single"/>
-        </w:rPr>
-      </w:pPr>
-    </w:p>
-    <w:p>
-      <w:pPr>
-        <w:jc w:val="center"/>
-        <w:rPr>
-          <w:rFonts w:cs="David"/>
-          <w:b/>
-          <w:bCs/>
-          <w:sz w:val="28"/>
-          <w:szCs w:val="28"/>
-          <w:u w:val="single"/>
-        </w:rPr>
-      </w:pPr>
-    </w:p>
-    <w:p>
-      <w:pPr>
-        <w:jc w:val="center"/>
-        <w:rPr>
-          <w:rFonts w:cs="David"/>
-          <w:b/>
-          <w:bCs/>
-          <w:sz w:val="28"/>
-          <w:szCs w:val="28"/>
-          <w:u w:val="single"/>
-        </w:rPr>
-      </w:pPr>
-    </w:p>
-    <w:p>
-      <w:pPr>
-        <w:jc w:val="center"/>
-        <w:rPr>
-          <w:rFonts w:cs="David"/>
-          <w:b/>
-          <w:bCs/>
-          <w:sz w:val="28"/>
-          <w:szCs w:val="28"/>
-          <w:u w:val="single"/>
-        </w:rPr>
-      </w:pPr>
-      <w:r>
-        <w:rPr>
-          <w:rFonts w:cs="David"/>
-          <w:b/>
-          <w:bCs/>
-          <w:sz w:val="28"/>
-          <w:szCs w:val="28"/>
-          <w:u w:val="single"/>
-        </w:rPr>
-        <w:pict w14:anchorId="378A3871">
-          <v:shape id="_x0000_s2056" type="#_x0000_t75" style="position:absolute;left:0;text-align:left;margin-left:0;margin-top:0;width:445.4pt;height:315.25pt;z-index:251658240;visibility:visible;mso-position-horizontal:center;mso-position-horizontal-relative:margin;mso-position-vertical:top;mso-position-vertical-relative:margin">
-            <v:imagedata r:id="rId10" o:title=""/>
-            <w10:wrap type="square" anchorx="margin" anchory="margin"/>
-          </v:shape>
-        </w:pict>
-      </w:r>
-    </w:p>
-    <w:p>
-      <w:pPr>
-        <w:jc w:val="center"/>
-        <w:rPr>
-          <w:rFonts w:cs="David"/>
-          <w:b/>
-          <w:bCs/>
-          <w:sz w:val="28"/>
-          <w:szCs w:val="28"/>
-          <w:u w:val="single"/>
-        </w:rPr>
-      </w:pPr>
-    </w:p>
-    <w:p>
-      <w:pPr>
-        <w:jc w:val="center"/>
-        <w:rPr>
-          <w:rFonts w:cs="David"/>
-          <w:b/>
-          <w:bCs/>
-          <w:sz w:val="28"/>
-          <w:szCs w:val="28"/>
-          <w:u w:val="single"/>
-        </w:rPr>
-      </w:pPr>
-    </w:p>
-    <w:p>
-      <w:pPr>
-        <w:jc w:val="center"/>
-        <w:rPr>
-          <w:rFonts w:cs="David"/>
-          <w:b/>
-          <w:bCs/>
-          <w:sz w:val="28"/>
-          <w:szCs w:val="28"/>
-          <w:u w:val="single"/>
-        </w:rPr>
-      </w:pPr>
-    </w:p>
-    <w:p>
-      <w:pPr>
-        <w:jc w:val="center"/>
-        <w:rPr>
-          <w:rFonts w:cs="David"/>
-          <w:b/>
-          <w:bCs/>
-          <w:sz w:val="28"/>
-          <w:szCs w:val="28"/>
-          <w:u w:val="single"/>
-        </w:rPr>
-      </w:pPr>
-    </w:p>
-    <w:p>
-      <w:pPr>
-        <w:jc w:val="center"/>
-        <w:rPr>
-          <w:rFonts w:cs="David"/>
-          <w:b/>
-          <w:bCs/>
-          <w:sz w:val="28"/>
-          <w:szCs w:val="28"/>
-          <w:u w:val="single"/>
-        </w:rPr>
-      </w:pPr>
-    </w:p>
-    <w:p>
-      <w:pPr>
-        <w:jc w:val="center"/>
-        <w:rPr>
-          <w:rFonts w:cs="David"/>
-          <w:b/>
-          <w:bCs/>
-          <w:sz w:val="28"/>
-          <w:szCs w:val="28"/>
-          <w:u w:val="single"/>
-        </w:rPr>
-      </w:pPr>
-    </w:p>
-    <w:p>
-      <w:pPr>
-        <w:jc w:val="center"/>
-        <w:rPr>
-          <w:rFonts w:cs="David"/>
-          <w:b/>
-          <w:bCs/>
-          <w:sz w:val="28"/>
-          <w:szCs w:val="28"/>
-          <w:u w:val="single"/>
-        </w:rPr>
-      </w:pPr>
-    </w:p>
-    <w:p>
-      <w:pPr>
-        <w:jc w:val="center"/>
-        <w:rPr>
-          <w:rFonts w:cs="David"/>
-          <w:b/>
-          <w:bCs/>
-          <w:sz w:val="28"/>
-          <w:szCs w:val="28"/>
-          <w:u w:val="single"/>
-        </w:rPr>
-      </w:pPr>
-    </w:p>
-    <w:p>
-      <w:pPr>
-        <w:jc w:val="center"/>
-        <w:rPr>
-          <w:rFonts w:cs="David"/>
-          <w:b/>
-          <w:bCs/>
-          <w:sz w:val="28"/>
-          <w:szCs w:val="28"/>
-          <w:u w:val="single"/>
-        </w:rPr>
-      </w:pPr>
-    </w:p>
-    <w:p>
-      <w:pPr>
-        <w:jc w:val="center"/>
-        <w:rPr>
-          <w:rFonts w:cs="David"/>
-          <w:b/>
-          <w:bCs/>
-          <w:sz w:val="28"/>
-          <w:szCs w:val="28"/>
-          <w:u w:val="single"/>
-        </w:rPr>
-      </w:pPr>
-    </w:p>
-    <w:p>
-      <w:pPr>
-        <w:jc w:val="center"/>
-        <w:rPr>
-          <w:rFonts w:cs="David"/>
-          <w:b/>
-          <w:bCs/>
-          <w:sz w:val="28"/>
-          <w:szCs w:val="28"/>
-          <w:u w:val="single"/>
-        </w:rPr>
-      </w:pPr>
-    </w:p>
-    <w:p>
-      <w:pPr>
-        <w:jc w:val="center"/>
-        <w:rPr>
-          <w:rFonts w:cs="David"/>
-          <w:b/>
-          <w:bCs/>
-          <w:sz w:val="28"/>
-          <w:szCs w:val="28"/>
-          <w:u w:val="single"/>
-        </w:rPr>
-      </w:pPr>
-    </w:p>
-    <w:p>
-      <w:pPr>
-        <w:jc w:val="center"/>
-        <w:rPr>
-          <w:rFonts w:cs="David"/>
-          <w:b/>
-          <w:bCs/>
-          <w:sz w:val="28"/>
-          <w:szCs w:val="28"/>
-          <w:u w:val="single"/>
-        </w:rPr>
-      </w:pPr>
-    </w:p>
-    <w:p>
-      <w:pPr>
-        <w:jc w:val="center"/>
-        <w:rPr>
-          <w:rFonts w:cs="David"/>
-          <w:b/>
-          <w:bCs/>
-          <w:sz w:val="28"/>
-          <w:szCs w:val="28"/>
-          <w:u w:val="single"/>
-        </w:rPr>
-      </w:pPr>
-    </w:p>
-    <w:p>
-      <w:pPr>
-        <w:jc w:val="center"/>
-        <w:rPr>
-          <w:rFonts w:cs="David"/>
-          <w:b/>
-          <w:bCs/>
-          <w:sz w:val="28"/>
-          <w:szCs w:val="28"/>
-          <w:u w:val="single"/>
-          <w:rtl/>
-        </w:rPr>
-      </w:pPr>
-    </w:p>
-    <w:p>
-      <w:pPr>
-        <w:jc w:val="center"/>
-        <w:rPr>
-          <w:rFonts w:cs="David"/>
-          <w:b/>
-          <w:bCs/>
-          <w:sz w:val="28"/>
-          <w:szCs w:val="28"/>
-          <w:u w:val="single"/>
-        </w:rPr>
-      </w:pPr>
-    </w:p>
-    <w:p>
-      <w:pPr>
-        <w:jc w:val="center"/>
-        <w:rPr>
-          <w:rFonts w:cs="David"/>
-          <w:b/>
-          <w:bCs/>
-          <w:sz w:val="28"/>
-          <w:szCs w:val="28"/>
-          <w:u w:val="single"/>
-        </w:rPr>
-      </w:pPr>
-    </w:p>
-    <w:p>
-      <w:pPr>
-        <w:jc w:val="center"/>
-        <w:rPr>
-          <w:rFonts w:cs="David"/>
-          <w:b/>
-          <w:bCs/>
-          <w:sz w:val="28"/>
-          <w:szCs w:val="28"/>
-          <w:u w:val="single"/>
-        </w:rPr>
-      </w:pPr>
-    </w:p>
-    <w:p>
-      <w:pPr>
-        <w:jc w:val="center"/>
-        <w:rPr>
-          <w:rFonts w:cs="David"/>
-          <w:b/>
-          <w:bCs/>
-          <w:sz w:val="28"/>
-          <w:szCs w:val="28"/>
-          <w:u w:val="single"/>
-        </w:rPr>
-      </w:pPr>
-    </w:p>
-    <w:p>
-      <w:pPr>
-        <w:jc w:val="center"/>
-        <w:rPr>
-          <w:rFonts w:cs="David"/>
-          <w:b/>
-          <w:bCs/>
-          <w:sz w:val="28"/>
-          <w:szCs w:val="28"/>
-          <w:u w:val="single"/>
-        </w:rPr>
-      </w:pPr>
-    </w:p>
-    <w:p>
-      <w:pPr>
-        <w:jc w:val="center"/>
-        <w:rPr>
-          <w:rFonts w:cs="David"/>
-          <w:b/>
-          <w:bCs/>
-          <w:sz w:val="28"/>
-          <w:szCs w:val="28"/>
-          <w:u w:val="single"/>
-        </w:rPr>
-      </w:pPr>
-    </w:p>
-    <w:p>
-      <w:pPr>
-        <w:jc w:val="center"/>
-        <w:rPr>
-          <w:rFonts w:cs="David"/>
-          <w:b/>
-          <w:bCs/>
-          <w:sz w:val="28"/>
-          <w:szCs w:val="28"/>
-          <w:u w:val="single"/>
-        </w:rPr>
-      </w:pPr>
-    </w:p>
-    <w:p>
-      <w:pPr>
-        <w:jc w:val="center"/>
-        <w:rPr>
-          <w:rFonts w:cs="David"/>
-          <w:b/>
-          <w:bCs/>
-          <w:sz w:val="28"/>
-          <w:szCs w:val="28"/>
-          <w:u w:val="single"/>
-        </w:rPr>
-      </w:pPr>
-    </w:p>
-    <w:p>
-      <w:pPr>
-        <w:jc w:val="center"/>
-        <w:rPr>
-          <w:rFonts w:cs="David"/>
-          <w:b/>
-          <w:bCs/>
-          <w:sz w:val="28"/>
-          <w:szCs w:val="28"/>
-          <w:u w:val="single"/>
-        </w:rPr>
-      </w:pPr>
-    </w:p>
-    <w:p>
-      <w:pPr>
-        <w:jc w:val="center"/>
-        <w:rPr>
-          <w:rFonts w:cs="David"/>
-          <w:b/>
-          <w:bCs/>
-          <w:sz w:val="28"/>
-          <w:szCs w:val="28"/>
-          <w:u w:val="single"/>
-        </w:rPr>
-      </w:pPr>
-    </w:p>
-    <w:p>
-      <w:pPr>
-        <w:jc w:val="center"/>
-        <w:rPr>
-          <w:rFonts w:cs="David"/>
-          <w:b/>
-          <w:bCs/>
-          <w:sz w:val="28"/>
-          <w:szCs w:val="28"/>
-          <w:u w:val="single"/>
-        </w:rPr>
-      </w:pPr>
-    </w:p>
-    <w:p>
-      <w:pPr>
-        <w:jc w:val="center"/>
-        <w:rPr>
-          <w:rFonts w:cs="David"/>
-          <w:b/>
-          <w:bCs/>
-          <w:sz w:val="28"/>
-          <w:szCs w:val="28"/>
-          <w:u w:val="single"/>
-        </w:rPr>
-      </w:pPr>
-      <w:r>
-        <w:rPr>
-          <w:rFonts w:cs="David"/>
-          <w:b/>
-          <w:bCs/>
-          <w:sz w:val="28"/>
-          <w:szCs w:val="28"/>
-          <w:u w:val="single"/>
-        </w:rPr>
-        <w:pict w14:anchorId="4CA41773">
-          <v:shape id="_x0000_s2057" type="#_x0000_t75" style="position:absolute;left:0;text-align:left;margin-left:40.5pt;margin-top:342.55pt;width:441.6pt;height:312.55pt;z-index:251659264;visibility:visible;mso-position-horizontal-relative:margin;mso-position-vertical-relative:margin">
-            <v:imagedata r:id="rId11" o:title=""/>
-            <w10:wrap type="square" anchorx="margin" anchory="margin"/>
-          </v:shape>
-        </w:pict>
-      </w:r>
-    </w:p>
-    <w:p>
-      <w:pPr>
-        <w:jc w:val="center"/>
-        <w:rPr>
-          <w:rFonts w:cs="David"/>
-          <w:b/>
-          <w:bCs/>
-          <w:sz w:val="28"/>
-          <w:szCs w:val="28"/>
-          <w:u w:val="single"/>
-        </w:rPr>
-      </w:pPr>
-    </w:p>
-    <w:p>
-      <w:pPr>
-        <w:jc w:val="center"/>
-        <w:rPr>
-          <w:rFonts w:cs="David"/>
-          <w:b/>
-          <w:bCs/>
-          <w:sz w:val="28"/>
-          <w:szCs w:val="28"/>
-          <w:u w:val="single"/>
-        </w:rPr>
-      </w:pPr>
-    </w:p>
-    <w:p>
-      <w:pPr>
-        <w:jc w:val="center"/>
-        <w:rPr>
-          <w:rFonts w:cs="David"/>
-          <w:b/>
-          <w:bCs/>
-          <w:sz w:val="28"/>
-          <w:szCs w:val="28"/>
-          <w:u w:val="single"/>
-        </w:rPr>
-      </w:pPr>
-    </w:p>
-    <w:p>
-      <w:pPr>
-        <w:jc w:val="center"/>
-        <w:rPr>
-          <w:rFonts w:cs="David"/>
-          <w:b/>
-          <w:bCs/>
-          <w:sz w:val="28"/>
-          <w:szCs w:val="28"/>
-          <w:u w:val="single"/>
-        </w:rPr>
-      </w:pPr>
-    </w:p>
-    <w:p>
-      <w:pPr>
-        <w:jc w:val="center"/>
-        <w:rPr>
-          <w:rFonts w:cs="David"/>
-          <w:b/>
-          <w:bCs/>
-          <w:sz w:val="28"/>
-          <w:szCs w:val="28"/>
-          <w:u w:val="single"/>
-        </w:rPr>
-      </w:pPr>
-    </w:p>
-    <w:p>
-      <w:pPr>
-        <w:jc w:val="center"/>
-        <w:rPr>
-          <w:rFonts w:cs="David"/>
-          <w:b/>
-          <w:bCs/>
-          <w:sz w:val="28"/>
-          <w:szCs w:val="28"/>
-          <w:u w:val="single"/>
-        </w:rPr>
-      </w:pPr>
-    </w:p>
-    <w:p>
-      <w:pPr>
-        <w:jc w:val="center"/>
-        <w:rPr>
-          <w:rFonts w:cs="David"/>
-          <w:b/>
-          <w:bCs/>
-          <w:sz w:val="28"/>
-          <w:szCs w:val="28"/>
-          <w:u w:val="single"/>
-        </w:rPr>
-      </w:pPr>
-    </w:p>
-    <w:p>
-      <w:pPr>
-        <w:jc w:val="center"/>
-        <w:rPr>
-          <w:rFonts w:cs="David"/>
-          <w:b/>
-          <w:bCs/>
-          <w:sz w:val="28"/>
-          <w:szCs w:val="28"/>
-          <w:u w:val="single"/>
-        </w:rPr>
-      </w:pPr>
-    </w:p>
-    <w:p>
-      <w:pPr>
-        <w:jc w:val="center"/>
-        <w:rPr>
-          <w:rFonts w:cs="David"/>
-          <w:b/>
-          <w:bCs/>
-          <w:sz w:val="28"/>
-          <w:szCs w:val="28"/>
-          <w:u w:val="single"/>
-        </w:rPr>
-      </w:pPr>
-      <w:r>
-        <w:rPr>
-          <w:rFonts w:cs="David"/>
-          <w:b/>
-          <w:bCs/>
-          <w:sz w:val="28"/>
-          <w:szCs w:val="28"/>
-          <w:u w:val="single"/>
-        </w:rPr>
-        <w:pict>
-          <v:shape id="_x0000_i1026" type="#_x0000_t75" style="width:450.8pt;height:638pt;visibility:visible">
-            <v:imagedata r:id="rId12" o:title=""/>
-          </v:shape>
-        </w:pict>
-      </w:r>
-    </w:p>
-    <w:p>
-      <w:pPr>
-        <w:jc w:val="center"/>
-        <w:rPr>
-          <w:rFonts w:cs="David"/>
-          <w:b/>
-          <w:bCs/>
-          <w:sz w:val="28"/>
-          <w:szCs w:val="28"/>
-          <w:u w:val="single"/>
-          <w:rtl/>
-        </w:rPr>
-      </w:pPr>
-    </w:p>
-    <w:p>
-      <w:pPr>
-        <w:jc w:val="center"/>
-        <w:rPr>
-          <w:rFonts w:eastAsia="SimSun" w:hint="cs"/>
-          <w:sz w:val="22"/>
-          <w:szCs w:val="22"/>
-          <w:rtl/>
-          <w:lang w:eastAsia="en-US"/>
-        </w:rPr>
-      </w:pPr>
-      <w:r>
-        <w:rPr>
-          <w:rFonts w:cs="David"/>
-          <w:b/>
-          <w:bCs/>
-          <w:sz w:val="28"/>
-          <w:szCs w:val="28"/>
-          <w:u w:val="single"/>
-        </w:rPr>
-        <w:pict>
-          <v:shape id="_x0000_i1027" type="#_x0000_t75" style="width:454.55pt;height:644.85pt;visibility:visible">
-            <v:imagedata r:id="rId13" o:title=""/>
-          </v:shape>
-        </w:pict>
+      </w:pPr>
+      <w:r>
+        <w:rPr>
+          <w:color w:val="FFFFFF"/>
+          <w:sz w:val="10"/>
+          <w:szCs w:val="10"/>
+        </w:rPr>
+        <w:t xml:space="preserve">SIGNATUREHERE</w:t>
       </w:r>
     </w:p>
     <w:sectPr>

--- a/apps/api/templates/אוויר-הצעת-מחיר-לבדיקת-איכות-אוויר-מתחבורה.docx
+++ b/apps/api/templates/אוויר-הצעת-מחיר-לבדיקת-איכות-אוויר-מתחבורה.docx
@@ -1574,7 +1574,8 @@
     <w:tbl>
       <w:tblPr>
         <w:bidiVisual/>
-        <w:tblW w:w="0" w:type="auto"/>
+        <w:tblW w:w="10466" w:type="dxa"/>
+        <w:tblLayout w:type="fixed"/>
         <w:tblBorders>
           <w:top w:val="single" w:sz="4" w:space="0" w:color="auto"/>
           <w:left w:val="single" w:sz="4" w:space="0" w:color="auto"/>
@@ -1586,867 +1587,25 @@
         <w:tblLook w:val="04A0" w:firstRow="1" w:lastRow="0" w:firstColumn="1" w:lastColumn="0" w:noHBand="0" w:noVBand="1"/>
       </w:tblPr>
       <w:tblGrid>
-        <w:gridCol w:w="911"/>
-        <w:gridCol w:w="911"/>
-        <w:gridCol w:w="3142"/>
-        <w:gridCol w:w="851"/>
-        <w:gridCol w:w="1177"/>
-        <w:gridCol w:w="1073"/>
-        <w:gridCol w:w="1764"/>
+        <w:gridCol w:w="700"/>
+        <w:gridCol w:w="900"/>
+        <w:gridCol w:w="2900"/>
+        <w:gridCol w:w="900"/>
+        <w:gridCol w:w="1400"/>
+        <w:gridCol w:w="1400"/>
+        <w:gridCol w:w="2266"/>
       </w:tblGrid>
       <w:tr>
         <w:tc>
           <w:tcPr>
-            <w:tcW w:w="911" w:type="dxa"/>
-          </w:tcPr>
-          <w:p>
-            <w:pPr>
-              <w:rPr>
-                <w:rFonts w:cs="David" w:hint="cs"/>
-                <w:b/>
-                <w:bCs/>
-                <w:sz w:val="28"/>
-                <w:szCs w:val="28"/>
-                <w:rtl/>
-              </w:rPr>
-            </w:pPr>
-            <w:r>
-              <w:rPr>
-                <w:rFonts w:cs="David" w:hint="cs"/>
-                <w:b/>
-                <w:bCs/>
-                <w:sz w:val="28"/>
-                <w:szCs w:val="28"/>
-                <w:rtl/>
-              </w:rPr>
-              <w:t>שורה</w:t>
-            </w:r>
-          </w:p>
-        </w:tc>
-        <w:tc>
-          <w:tcPr>
-            <w:tcW w:w="911" w:type="dxa"/>
-          </w:tcPr>
-          <w:p>
-            <w:pPr>
-              <w:rPr>
-                <w:rFonts w:cs="David" w:hint="cs"/>
-                <w:b/>
-                <w:bCs/>
-                <w:sz w:val="28"/>
-                <w:szCs w:val="28"/>
-                <w:rtl/>
-              </w:rPr>
-            </w:pPr>
-            <w:r>
-              <w:rPr>
-                <w:rFonts w:cs="David" w:hint="cs"/>
-                <w:b/>
-                <w:bCs/>
-                <w:sz w:val="28"/>
-                <w:szCs w:val="28"/>
-                <w:rtl/>
-              </w:rPr>
-              <w:t xml:space="preserve">מק"ט </w:t>
-            </w:r>
-          </w:p>
-        </w:tc>
-        <w:tc>
-          <w:tcPr>
-            <w:tcW w:w="3142" w:type="dxa"/>
-          </w:tcPr>
-          <w:p>
-            <w:pPr>
-              <w:rPr>
-                <w:rFonts w:cs="David" w:hint="cs"/>
-                <w:b/>
-                <w:bCs/>
-                <w:sz w:val="28"/>
-                <w:szCs w:val="28"/>
-                <w:rtl/>
-              </w:rPr>
-            </w:pPr>
-            <w:r>
-              <w:rPr>
-                <w:rFonts w:cs="David" w:hint="cs"/>
-                <w:b/>
-                <w:bCs/>
-                <w:sz w:val="28"/>
-                <w:szCs w:val="28"/>
-                <w:rtl/>
-              </w:rPr>
-              <w:t>תיאור המוצר</w:t>
-            </w:r>
-          </w:p>
-        </w:tc>
-        <w:tc>
-          <w:tcPr>
-            <w:tcW w:w="851" w:type="dxa"/>
-          </w:tcPr>
-          <w:p>
-            <w:pPr>
-              <w:rPr>
-                <w:rFonts w:cs="David" w:hint="cs"/>
-                <w:b/>
-                <w:bCs/>
-                <w:sz w:val="28"/>
-                <w:szCs w:val="28"/>
-                <w:rtl/>
-              </w:rPr>
-            </w:pPr>
-            <w:r>
-              <w:rPr>
-                <w:rFonts w:cs="David" w:hint="cs"/>
-                <w:b/>
-                <w:bCs/>
-                <w:sz w:val="28"/>
-                <w:szCs w:val="28"/>
-                <w:rtl/>
-              </w:rPr>
-              <w:t>כמות</w:t>
-            </w:r>
-          </w:p>
-        </w:tc>
-        <w:tc>
-          <w:tcPr>
-            <w:tcW w:w="1177" w:type="dxa"/>
-          </w:tcPr>
-          <w:p>
-            <w:pPr>
-              <w:rPr>
-                <w:rFonts w:cs="David" w:hint="cs"/>
-                <w:b/>
-                <w:bCs/>
-                <w:sz w:val="28"/>
-                <w:szCs w:val="28"/>
-                <w:rtl/>
-              </w:rPr>
-            </w:pPr>
-            <w:r>
-              <w:rPr>
-                <w:rFonts w:cs="David" w:hint="cs"/>
-                <w:b/>
-                <w:bCs/>
-                <w:sz w:val="28"/>
-                <w:szCs w:val="28"/>
-                <w:rtl/>
-              </w:rPr>
-              <w:t>מחיר ליחידה</w:t>
-            </w:r>
-          </w:p>
-        </w:tc>
-        <w:tc>
-          <w:tcPr>
-            <w:tcW w:w="1073" w:type="dxa"/>
-          </w:tcPr>
-          <w:p>
-            <w:pPr>
-              <w:rPr>
-                <w:rFonts w:cs="David" w:hint="cs"/>
-                <w:b/>
-                <w:bCs/>
-                <w:sz w:val="28"/>
-                <w:szCs w:val="28"/>
-                <w:rtl/>
-              </w:rPr>
-            </w:pPr>
-            <w:r>
-              <w:rPr>
-                <w:rFonts w:cs="David" w:hint="cs"/>
-                <w:b/>
-                <w:bCs/>
-                <w:sz w:val="28"/>
-                <w:szCs w:val="28"/>
-                <w:rtl/>
-              </w:rPr>
-              <w:t xml:space="preserve">% הנחה לשורה </w:t>
-            </w:r>
-          </w:p>
-        </w:tc>
-        <w:tc>
-          <w:tcPr>
-            <w:tcW w:w="1764" w:type="dxa"/>
-          </w:tcPr>
-          <w:p>
-            <w:pPr>
-              <w:rPr>
-                <w:rFonts w:cs="David" w:hint="cs"/>
-                <w:b/>
-                <w:bCs/>
-                <w:sz w:val="28"/>
-                <w:szCs w:val="28"/>
-                <w:rtl/>
-              </w:rPr>
-            </w:pPr>
-            <w:r>
-              <w:rPr>
-                <w:rFonts w:cs="David" w:hint="cs"/>
-                <w:b/>
-                <w:bCs/>
-                <w:sz w:val="28"/>
-                <w:szCs w:val="28"/>
-                <w:rtl/>
-              </w:rPr>
-              <w:t>סה"כ ₪</w:t>
-            </w:r>
-          </w:p>
-          <w:p>
-            <w:pPr>
-              <w:rPr>
-                <w:rFonts w:cs="David" w:hint="cs"/>
-                <w:b/>
-                <w:bCs/>
-                <w:sz w:val="28"/>
-                <w:szCs w:val="28"/>
-                <w:rtl/>
-              </w:rPr>
-            </w:pPr>
-          </w:p>
-        </w:tc>
-      </w:tr>
-      <w:tr>
-        <w:tc>
-          <w:tcPr>
-            <w:tcW w:w="911" w:type="dxa"/>
-          </w:tcPr>
-          <w:p>
-            <w:pPr>
-              <w:rPr>
-                <w:rFonts w:cs="David" w:hint="cs"/>
-                <w:b/>
-                <w:bCs/>
-                <w:sz w:val="28"/>
-                <w:szCs w:val="28"/>
-                <w:rtl/>
-              </w:rPr>
-            </w:pPr>
-            <w:r>
-              <w:rPr>
-                <w:rFonts w:cs="David" w:hint="cs"/>
-                <w:b/>
-                <w:bCs/>
-                <w:sz w:val="28"/>
-                <w:szCs w:val="28"/>
-                <w:rtl/>
-              </w:rPr>
-              <w:t xml:space="preserve">{#items}{lineNumber}</w:t>
-            </w:r>
-          </w:p>
-        </w:tc>
-        <w:tc>
-          <w:tcPr>
-            <w:tcW w:w="911" w:type="dxa"/>
-          </w:tcPr>
-          <w:p>
-            <w:pPr>
-              <w:rPr>
-                <w:rFonts w:cs="David" w:hint="cs"/>
-                <w:b/>
-                <w:bCs/>
-                <w:sz w:val="28"/>
-                <w:szCs w:val="28"/>
-                <w:rtl/>
-              </w:rPr>
-            </w:pPr>
-            <w:r>
-              <w:rPr>
-                <w:rFonts w:cs="David" w:hint="cs"/>
-                <w:b/>
-                <w:bCs/>
-                <w:sz w:val="28"/>
-                <w:szCs w:val="28"/>
-                <w:rtl/>
-              </w:rPr>
-              <w:t xml:space="preserve">{itemCode}</w:t>
-            </w:r>
-          </w:p>
-        </w:tc>
-        <w:tc>
-          <w:tcPr>
-            <w:tcW w:w="3142" w:type="dxa"/>
-          </w:tcPr>
-          <w:p>
-            <w:pPr>
-              <w:rPr>
-                <w:rFonts w:cs="David" w:hint="cs"/>
-                <w:b/>
-                <w:bCs/>
-                <w:sz w:val="28"/>
-                <w:szCs w:val="28"/>
-                <w:rtl/>
-              </w:rPr>
-            </w:pPr>
-            <w:r>
-              <w:rPr>
-                <w:rFonts w:cs="David" w:hint="cs"/>
-                <w:b/>
-                <w:bCs/>
-                <w:sz w:val="28"/>
-                <w:szCs w:val="28"/>
-                <w:rtl/>
-              </w:rPr>
-              <w:t xml:space="preserve">{description}</w:t>
-            </w:r>
-          </w:p>
-        </w:tc>
-        <w:tc>
-          <w:tcPr>
-            <w:tcW w:w="851" w:type="dxa"/>
-          </w:tcPr>
-          <w:p>
-            <w:pPr>
-              <w:rPr>
-                <w:rFonts w:cs="David" w:hint="cs"/>
-                <w:b/>
-                <w:bCs/>
-                <w:sz w:val="28"/>
-                <w:szCs w:val="28"/>
-                <w:rtl/>
-              </w:rPr>
-            </w:pPr>
-            <w:r>
-              <w:rPr>
-                <w:rFonts w:cs="David" w:hint="cs"/>
-                <w:b/>
-                <w:bCs/>
-                <w:sz w:val="28"/>
-                <w:szCs w:val="28"/>
-                <w:rtl/>
-              </w:rPr>
-              <w:t xml:space="preserve">{quantity}</w:t>
-            </w:r>
-          </w:p>
-        </w:tc>
-        <w:tc>
-          <w:tcPr>
-            <w:tcW w:w="1177" w:type="dxa"/>
-          </w:tcPr>
-          <w:p>
-            <w:pPr>
-              <w:rPr>
-                <w:rFonts w:cs="David" w:hint="cs"/>
-                <w:b/>
-                <w:bCs/>
-                <w:sz w:val="28"/>
-                <w:szCs w:val="28"/>
-                <w:rtl/>
-              </w:rPr>
-            </w:pPr>
-            <w:r>
-              <w:rPr>
-                <w:rFonts w:cs="David" w:hint="cs"/>
-                <w:b/>
-                <w:bCs/>
-                <w:sz w:val="28"/>
-                <w:szCs w:val="28"/>
-                <w:rtl/>
-              </w:rPr>
-              <w:t xml:space="preserve">{unitPrice}</w:t>
-            </w:r>
-          </w:p>
-        </w:tc>
-        <w:tc>
-          <w:tcPr>
-            <w:tcW w:w="1073" w:type="dxa"/>
-          </w:tcPr>
-          <w:p>
-            <w:pPr>
-              <w:rPr>
-                <w:rFonts w:cs="David" w:hint="cs"/>
-                <w:b/>
-                <w:bCs/>
-                <w:sz w:val="28"/>
-                <w:szCs w:val="28"/>
-                <w:rtl/>
-              </w:rPr>
-            </w:pPr>
-            <w:r>
-              <w:rPr>
-                <w:rFonts w:cs="David" w:hint="cs"/>
-                <w:b/>
-                <w:bCs/>
-                <w:sz w:val="28"/>
-                <w:szCs w:val="28"/>
-                <w:rtl/>
-              </w:rPr>
-              <w:t xml:space="preserve">{lineDiscountPercent}</w:t>
-            </w:r>
-          </w:p>
-        </w:tc>
-        <w:tc>
-          <w:tcPr>
-            <w:tcW w:w="1764" w:type="dxa"/>
-          </w:tcPr>
-          <w:p>
-            <w:pPr>
-              <w:rPr>
-                <w:rFonts w:cs="David" w:hint="cs"/>
-                <w:b/>
-                <w:bCs/>
-                <w:sz w:val="28"/>
-                <w:szCs w:val="28"/>
-                <w:rtl/>
-              </w:rPr>
-            </w:pPr>
-            <w:r>
-              <w:rPr>
-                <w:rFonts w:cs="David" w:hint="cs"/>
-                <w:b/>
-                <w:bCs/>
-                <w:sz w:val="28"/>
-                <w:szCs w:val="28"/>
-                <w:rtl/>
-              </w:rPr>
-              <w:t xml:space="preserve">{lineTotal}{/items}</w:t>
-            </w:r>
-          </w:p>
-        </w:tc>
-      </w:tr>
-    </w:tbl>
-    <w:p>
-      <w:pPr>
-        <w:rPr>
-          <w:vanish/>
-        </w:rPr>
-      </w:pPr>
-    </w:p>
-    <w:tbl>
-      <w:tblPr>
-        <w:tblpPr w:leftFromText="180" w:rightFromText="180" w:vertAnchor="text" w:horzAnchor="page" w:tblpX="1340" w:tblpY="199"/>
-        <w:bidiVisual/>
-        <w:tblW w:w="0" w:type="auto"/>
-        <w:tblBorders>
-          <w:top w:val="single" w:sz="4" w:space="0" w:color="auto"/>
-          <w:left w:val="single" w:sz="4" w:space="0" w:color="auto"/>
-          <w:bottom w:val="single" w:sz="4" w:space="0" w:color="auto"/>
-          <w:right w:val="single" w:sz="4" w:space="0" w:color="auto"/>
-          <w:insideH w:val="single" w:sz="4" w:space="0" w:color="auto"/>
-          <w:insideV w:val="single" w:sz="4" w:space="0" w:color="auto"/>
-        </w:tblBorders>
-        <w:tblLook w:val="04A0" w:firstRow="1" w:lastRow="0" w:firstColumn="1" w:lastColumn="0" w:noHBand="0" w:noVBand="1"/>
-      </w:tblPr>
-      <w:tblGrid>
-        <w:gridCol w:w="1764"/>
-        <w:gridCol w:w="1764"/>
-      </w:tblGrid>
-      <w:tr>
-        <w:tc>
-          <w:tcPr>
-            <w:tcW w:w="1764" w:type="dxa"/>
-          </w:tcPr>
-          <w:p>
-            <w:pPr>
-              <w:rPr>
-                <w:rFonts w:cs="David" w:hint="cs"/>
-                <w:b/>
-                <w:bCs/>
-                <w:sz w:val="28"/>
-                <w:szCs w:val="28"/>
-                <w:rtl/>
-              </w:rPr>
-            </w:pPr>
-            <w:r>
-              <w:rPr>
-                <w:rFonts w:cs="David" w:hint="cs"/>
-                <w:b/>
-                <w:bCs/>
-                <w:sz w:val="28"/>
-                <w:szCs w:val="28"/>
-                <w:rtl/>
-              </w:rPr>
-              <w:t>% הנחה</w:t>
-            </w:r>
-            <w:r>
-              <w:rPr>
-                <w:rFonts w:cs="David"/>
-                <w:b/>
-                <w:bCs/>
-                <w:sz w:val="28"/>
-                <w:szCs w:val="28"/>
-                <w:rtl/>
-              </w:rPr>
-              <w:br/>
-            </w:r>
-          </w:p>
-        </w:tc>
-        <w:tc>
-          <w:tcPr>
-            <w:tcW w:w="1764" w:type="dxa"/>
-          </w:tcPr>
-          <w:p>
-            <w:pPr>
-              <w:rPr>
-                <w:rFonts w:cs="David" w:hint="cs"/>
-                <w:b/>
-                <w:bCs/>
-                <w:sz w:val="28"/>
-                <w:szCs w:val="28"/>
-                <w:rtl/>
-              </w:rPr>
-            </w:pPr>
-            <w:r>
-              <w:rPr>
-                <w:rFonts w:cs="David" w:hint="cs"/>
-                <w:b/>
-                <w:bCs/>
-                <w:sz w:val="28"/>
-                <w:szCs w:val="28"/>
-                <w:rtl/>
-              </w:rPr>
-              <w:t xml:space="preserve">{discountPercent}</w:t>
-            </w:r>
-          </w:p>
-        </w:tc>
-      </w:tr>
-      <w:tr>
-        <w:tc>
-          <w:tcPr>
-            <w:tcW w:w="1764" w:type="dxa"/>
-          </w:tcPr>
-          <w:p>
-            <w:pPr>
-              <w:rPr>
-                <w:rFonts w:cs="David" w:hint="cs"/>
-                <w:b/>
-                <w:bCs/>
-                <w:sz w:val="28"/>
-                <w:szCs w:val="28"/>
-                <w:rtl/>
-              </w:rPr>
-            </w:pPr>
-            <w:r>
-              <w:rPr>
-                <w:rFonts w:cs="David" w:hint="cs"/>
-                <w:b/>
-                <w:bCs/>
-                <w:sz w:val="28"/>
-                <w:szCs w:val="28"/>
-                <w:rtl/>
-              </w:rPr>
-              <w:t>סה"כ לאחר הנחה</w:t>
-            </w:r>
-          </w:p>
-        </w:tc>
-        <w:tc>
-          <w:tcPr>
-            <w:tcW w:w="1764" w:type="dxa"/>
-          </w:tcPr>
-          <w:p>
-            <w:pPr>
-              <w:rPr>
-                <w:rFonts w:cs="David" w:hint="cs"/>
-                <w:b/>
-                <w:bCs/>
-                <w:sz w:val="28"/>
-                <w:szCs w:val="28"/>
-                <w:rtl/>
-              </w:rPr>
-            </w:pPr>
-            <w:r>
-              <w:rPr>
-                <w:rFonts w:cs="David" w:hint="cs"/>
-                <w:b/>
-                <w:bCs/>
-                <w:sz w:val="28"/>
-                <w:szCs w:val="28"/>
-                <w:rtl/>
-              </w:rPr>
-              <w:t xml:space="preserve">{subtotalAfterDiscount}</w:t>
-            </w:r>
-          </w:p>
-        </w:tc>
-      </w:tr>
-      <w:tr>
-        <w:tc>
-          <w:tcPr>
-            <w:tcW w:w="1764" w:type="dxa"/>
-          </w:tcPr>
-          <w:p>
-            <w:pPr>
-              <w:rPr>
-                <w:rFonts w:cs="David" w:hint="cs"/>
-                <w:b/>
-                <w:bCs/>
-                <w:sz w:val="28"/>
-                <w:szCs w:val="28"/>
-                <w:rtl/>
-              </w:rPr>
-            </w:pPr>
-            <w:r>
-              <w:rPr>
-                <w:rFonts w:cs="David" w:hint="cs"/>
-                <w:b/>
-                <w:bCs/>
-                <w:sz w:val="28"/>
-                <w:szCs w:val="28"/>
-                <w:rtl/>
-              </w:rPr>
-              <w:t>מע"מ 1</w:t>
-            </w:r>
-            <w:r>
-              <w:rPr>
-                <w:rFonts w:cs="David" w:hint="cs"/>
-                <w:b/>
-                <w:bCs/>
-                <w:sz w:val="28"/>
-                <w:szCs w:val="28"/>
-                <w:rtl/>
-              </w:rPr>
-              <w:t>8</w:t>
-            </w:r>
-            <w:r>
-              <w:rPr>
-                <w:rFonts w:cs="David" w:hint="cs"/>
-                <w:b/>
-                <w:bCs/>
-                <w:sz w:val="28"/>
-                <w:szCs w:val="28"/>
-                <w:rtl/>
-              </w:rPr>
-              <w:t>%</w:t>
-            </w:r>
-          </w:p>
-        </w:tc>
-        <w:tc>
-          <w:tcPr>
-            <w:tcW w:w="1764" w:type="dxa"/>
-          </w:tcPr>
-          <w:p>
-            <w:pPr>
-              <w:rPr>
-                <w:rFonts w:cs="David" w:hint="cs"/>
-                <w:b/>
-                <w:bCs/>
-                <w:sz w:val="28"/>
-                <w:szCs w:val="28"/>
-                <w:rtl/>
-              </w:rPr>
-            </w:pPr>
-            <w:r>
-              <w:rPr>
-                <w:rFonts w:cs="David" w:hint="cs"/>
-                <w:b/>
-                <w:bCs/>
-                <w:sz w:val="28"/>
-                <w:szCs w:val="28"/>
-                <w:rtl/>
-              </w:rPr>
-              <w:t xml:space="preserve">{vatAmount}</w:t>
-            </w:r>
-          </w:p>
-        </w:tc>
-      </w:tr>
-      <w:tr>
-        <w:tc>
-          <w:tcPr>
-            <w:tcW w:w="1764" w:type="dxa"/>
-          </w:tcPr>
-          <w:p>
-            <w:pPr>
-              <w:rPr>
-                <w:rFonts w:cs="David" w:hint="cs"/>
-                <w:b/>
-                <w:bCs/>
-                <w:sz w:val="28"/>
-                <w:szCs w:val="28"/>
-                <w:rtl/>
-              </w:rPr>
-            </w:pPr>
-            <w:r>
-              <w:rPr>
-                <w:rFonts w:cs="David" w:hint="cs"/>
-                <w:b/>
-                <w:bCs/>
-                <w:sz w:val="28"/>
-                <w:szCs w:val="28"/>
-                <w:rtl/>
-              </w:rPr>
-              <w:t xml:space="preserve">סה"כ לתשלום </w:t>
-            </w:r>
-          </w:p>
-        </w:tc>
-        <w:tc>
-          <w:tcPr>
-            <w:tcW w:w="1764" w:type="dxa"/>
-          </w:tcPr>
-          <w:p>
-            <w:pPr>
-              <w:rPr>
-                <w:rFonts w:cs="David" w:hint="cs"/>
-                <w:b/>
-                <w:bCs/>
-                <w:sz w:val="28"/>
-                <w:szCs w:val="28"/>
-                <w:rtl/>
-              </w:rPr>
-            </w:pPr>
-            <w:r>
-              <w:rPr>
-                <w:rFonts w:cs="David" w:hint="cs"/>
-                <w:b/>
-                <w:bCs/>
-                <w:sz w:val="28"/>
-                <w:szCs w:val="28"/>
-                <w:rtl/>
-              </w:rPr>
-              <w:t xml:space="preserve">{totalAmount}</w:t>
-            </w:r>
-          </w:p>
-        </w:tc>
-      </w:tr>
-    </w:tbl>
-    <w:p>
-      <w:pPr>
-        <w:rPr>
-          <w:vanish/>
-        </w:rPr>
-      </w:pPr>
-      <w:r>
-        <w:rPr>
-          <w:vanish/>
-        </w:rPr>
-        <w:t xml:space="preserve">{/hasDiscount}</w:t>
-      </w:r>
-    </w:p>
-    <w:p>
-      <w:pPr>
-        <w:rPr>
-          <w:rFonts w:cs="David"/>
-          <w:sz w:val="28"/>
-          <w:szCs w:val="28"/>
-          <w:rtl/>
-        </w:rPr>
-      </w:pPr>
-    </w:p>
-    <w:p>
-      <w:pPr>
-        <w:rPr>
-          <w:rFonts w:cs="David"/>
-          <w:sz w:val="28"/>
-          <w:szCs w:val="28"/>
-          <w:rtl/>
-        </w:rPr>
-      </w:pPr>
-    </w:p>
-    <w:p>
-      <w:pPr>
-        <w:rPr>
-          <w:rFonts w:cs="David"/>
-          <w:sz w:val="28"/>
-          <w:szCs w:val="28"/>
-          <w:rtl/>
-        </w:rPr>
-      </w:pPr>
-    </w:p>
-    <w:p>
-      <w:pPr>
-        <w:rPr>
-          <w:rFonts w:cs="David"/>
-          <w:sz w:val="28"/>
-          <w:szCs w:val="28"/>
-          <w:rtl/>
-        </w:rPr>
-      </w:pPr>
-    </w:p>
-    <w:p>
-      <w:pPr>
-        <w:rPr>
-          <w:rFonts w:cs="David"/>
-          <w:sz w:val="28"/>
-          <w:szCs w:val="28"/>
-          <w:rtl/>
-        </w:rPr>
-      </w:pPr>
-    </w:p>
-    <w:p>
-      <w:pPr>
-        <w:rPr>
-          <w:rFonts w:cs="David"/>
-          <w:sz w:val="28"/>
-          <w:szCs w:val="28"/>
-          <w:rtl/>
-        </w:rPr>
-      </w:pPr>
-    </w:p>
-    <w:p>
-      <w:pPr>
-        <w:rPr>
-          <w:rFonts w:cs="David"/>
-          <w:sz w:val="28"/>
-          <w:szCs w:val="28"/>
-          <w:rtl/>
-        </w:rPr>
-      </w:pPr>
-    </w:p>
-    <w:p>
-      <w:pPr>
-        <w:rPr>
-          <w:rFonts w:cs="David"/>
-          <w:sz w:val="28"/>
-          <w:szCs w:val="28"/>
-          <w:rtl/>
-        </w:rPr>
-      </w:pPr>
-    </w:p>
-    <w:p>
-      <w:pPr>
-        <w:rPr>
-          <w:rFonts w:cs="David"/>
-          <w:sz w:val="28"/>
-          <w:szCs w:val="28"/>
-          <w:rtl/>
-        </w:rPr>
-      </w:pPr>
-    </w:p>
-    <w:p>
-      <w:pPr>
-        <w:rPr>
-          <w:rFonts w:cs="David"/>
-          <w:sz w:val="28"/>
-          <w:szCs w:val="28"/>
-          <w:rtl/>
-        </w:rPr>
-      </w:pPr>
-    </w:p>
-    <w:p>
-      <w:pPr>
-        <w:rPr>
-          <w:vanish/>
-        </w:rPr>
-      </w:pPr>
-      <w:r>
-        <w:rPr>
-          <w:vanish/>
-        </w:rPr>
-        <w:t xml:space="preserve">{^hasDiscount}</w:t>
-      </w:r>
-    </w:p>
-    <w:tbl>
-      <w:tblPr>
-        <w:bidiVisual/>
-        <w:tblW w:w="0" w:type="auto"/>
-        <w:tblBorders>
-          <w:top w:val="single" w:sz="4" w:space="0" w:color="auto"/>
-          <w:left w:val="single" w:sz="4" w:space="0" w:color="auto"/>
-          <w:bottom w:val="single" w:sz="4" w:space="0" w:color="auto"/>
-          <w:right w:val="single" w:sz="4" w:space="0" w:color="auto"/>
-          <w:insideH w:val="single" w:sz="4" w:space="0" w:color="auto"/>
-          <w:insideV w:val="single" w:sz="4" w:space="0" w:color="auto"/>
-        </w:tblBorders>
-        <w:tblLook w:val="04A0" w:firstRow="1" w:lastRow="0" w:firstColumn="1" w:lastColumn="0" w:noHBand="0" w:noVBand="1"/>
-      </w:tblPr>
-      <w:tblGrid>
-        <w:gridCol w:w="911"/>
-        <w:gridCol w:w="911"/>
-        <w:gridCol w:w="3142"/>
-        <w:gridCol w:w="851"/>
-        <w:gridCol w:w="1177"/>
-        <w:gridCol w:w="1764"/>
-      </w:tblGrid>
-      <w:tr>
-        <w:tc>
-          <w:tcPr>
-            <w:tcW w:w="911" w:type="dxa"/>
+            <w:tcW w:w="700" w:type="dxa"/>
+            <w:tcBorders>
+              <w:top w:val="single" w:sz="4" w:space="0" w:color="auto"/>
+              <w:left w:val="single" w:sz="4" w:space="0" w:color="auto"/>
+              <w:bottom w:val="single" w:sz="4" w:space="0" w:color="auto"/>
+              <w:right w:val="single" w:sz="4" w:space="0" w:color="auto"/>
+            </w:tcBorders>
+            <w:hideMark/>
           </w:tcPr>
           <w:p>
             <w:pPr>
@@ -2461,7 +1620,7 @@
             </w:pPr>
             <w:r>
               <w:rPr>
-                <w:rFonts w:cs="David" w:hint="cs"/>
+                <w:rFonts w:cs="David"/>
                 <w:b/>
                 <w:bCs/>
                 <w:sz w:val="28"/>
@@ -2474,7 +1633,14 @@
         </w:tc>
         <w:tc>
           <w:tcPr>
-            <w:tcW w:w="911" w:type="dxa"/>
+            <w:tcW w:w="900" w:type="dxa"/>
+            <w:tcBorders>
+              <w:top w:val="single" w:sz="4" w:space="0" w:color="auto"/>
+              <w:left w:val="single" w:sz="4" w:space="0" w:color="auto"/>
+              <w:bottom w:val="single" w:sz="4" w:space="0" w:color="auto"/>
+              <w:right w:val="single" w:sz="4" w:space="0" w:color="auto"/>
+            </w:tcBorders>
+            <w:hideMark/>
           </w:tcPr>
           <w:p>
             <w:pPr>
@@ -2489,7 +1655,7 @@
             </w:pPr>
             <w:r>
               <w:rPr>
-                <w:rFonts w:cs="David" w:hint="cs"/>
+                <w:rFonts w:cs="David"/>
                 <w:b/>
                 <w:bCs/>
                 <w:sz w:val="28"/>
@@ -2502,7 +1668,14 @@
         </w:tc>
         <w:tc>
           <w:tcPr>
-            <w:tcW w:w="3142" w:type="dxa"/>
+            <w:tcW w:w="2900" w:type="dxa"/>
+            <w:tcBorders>
+              <w:top w:val="single" w:sz="4" w:space="0" w:color="auto"/>
+              <w:left w:val="single" w:sz="4" w:space="0" w:color="auto"/>
+              <w:bottom w:val="single" w:sz="4" w:space="0" w:color="auto"/>
+              <w:right w:val="single" w:sz="4" w:space="0" w:color="auto"/>
+            </w:tcBorders>
+            <w:hideMark/>
           </w:tcPr>
           <w:p>
             <w:pPr>
@@ -2517,7 +1690,7 @@
             </w:pPr>
             <w:r>
               <w:rPr>
-                <w:rFonts w:cs="David" w:hint="cs"/>
+                <w:rFonts w:cs="David"/>
                 <w:b/>
                 <w:bCs/>
                 <w:sz w:val="28"/>
@@ -2530,7 +1703,14 @@
         </w:tc>
         <w:tc>
           <w:tcPr>
-            <w:tcW w:w="851" w:type="dxa"/>
+            <w:tcW w:w="900" w:type="dxa"/>
+            <w:tcBorders>
+              <w:top w:val="single" w:sz="4" w:space="0" w:color="auto"/>
+              <w:left w:val="single" w:sz="4" w:space="0" w:color="auto"/>
+              <w:bottom w:val="single" w:sz="4" w:space="0" w:color="auto"/>
+              <w:right w:val="single" w:sz="4" w:space="0" w:color="auto"/>
+            </w:tcBorders>
+            <w:hideMark/>
           </w:tcPr>
           <w:p>
             <w:pPr>
@@ -2545,7 +1725,7 @@
             </w:pPr>
             <w:r>
               <w:rPr>
-                <w:rFonts w:cs="David" w:hint="cs"/>
+                <w:rFonts w:cs="David"/>
                 <w:b/>
                 <w:bCs/>
                 <w:sz w:val="28"/>
@@ -2558,7 +1738,14 @@
         </w:tc>
         <w:tc>
           <w:tcPr>
-            <w:tcW w:w="1177" w:type="dxa"/>
+            <w:tcW w:w="1400" w:type="dxa"/>
+            <w:tcBorders>
+              <w:top w:val="single" w:sz="4" w:space="0" w:color="auto"/>
+              <w:left w:val="single" w:sz="4" w:space="0" w:color="auto"/>
+              <w:bottom w:val="single" w:sz="4" w:space="0" w:color="auto"/>
+              <w:right w:val="single" w:sz="4" w:space="0" w:color="auto"/>
+            </w:tcBorders>
+            <w:hideMark/>
           </w:tcPr>
           <w:p>
             <w:pPr>
@@ -2573,7 +1760,7 @@
             </w:pPr>
             <w:r>
               <w:rPr>
-                <w:rFonts w:cs="David" w:hint="cs"/>
+                <w:rFonts w:cs="David"/>
                 <w:b/>
                 <w:bCs/>
                 <w:sz w:val="28"/>
@@ -2586,7 +1773,14 @@
         </w:tc>
         <w:tc>
           <w:tcPr>
-            <w:tcW w:w="1764" w:type="dxa"/>
+            <w:tcW w:w="1400" w:type="dxa"/>
+            <w:tcBorders>
+              <w:top w:val="single" w:sz="4" w:space="0" w:color="auto"/>
+              <w:left w:val="single" w:sz="4" w:space="0" w:color="auto"/>
+              <w:bottom w:val="single" w:sz="4" w:space="0" w:color="auto"/>
+              <w:right w:val="single" w:sz="4" w:space="0" w:color="auto"/>
+            </w:tcBorders>
+            <w:hideMark/>
           </w:tcPr>
           <w:p>
             <w:pPr>
@@ -2601,7 +1795,41 @@
             </w:pPr>
             <w:r>
               <w:rPr>
-                <w:rFonts w:cs="David" w:hint="cs"/>
+                <w:rFonts w:cs="David"/>
+                <w:b/>
+                <w:bCs/>
+                <w:sz w:val="28"/>
+                <w:szCs w:val="28"/>
+                <w:rtl/>
+              </w:rPr>
+              <w:t xml:space="preserve">% הנחה לשורה </w:t>
+            </w:r>
+          </w:p>
+        </w:tc>
+        <w:tc>
+          <w:tcPr>
+            <w:tcW w:w="2266" w:type="dxa"/>
+            <w:tcBorders>
+              <w:top w:val="single" w:sz="4" w:space="0" w:color="auto"/>
+              <w:left w:val="single" w:sz="4" w:space="0" w:color="auto"/>
+              <w:bottom w:val="single" w:sz="4" w:space="0" w:color="auto"/>
+              <w:right w:val="single" w:sz="4" w:space="0" w:color="auto"/>
+            </w:tcBorders>
+          </w:tcPr>
+          <w:p>
+            <w:pPr>
+              <w:rPr>
+                <w:rFonts w:cs="David"/>
+                <w:b/>
+                <w:bCs/>
+                <w:sz w:val="28"/>
+                <w:szCs w:val="28"/>
+                <w:rtl/>
+              </w:rPr>
+            </w:pPr>
+            <w:r>
+              <w:rPr>
+                <w:rFonts w:cs="David"/>
                 <w:b/>
                 <w:bCs/>
                 <w:sz w:val="28"/>
@@ -2628,7 +1856,574 @@
       <w:tr>
         <w:tc>
           <w:tcPr>
-            <w:tcW w:w="911" w:type="dxa"/>
+            <w:tcW w:w="700" w:type="dxa"/>
+            <w:tcBorders>
+              <w:top w:val="single" w:sz="4" w:space="0" w:color="auto"/>
+              <w:left w:val="single" w:sz="4" w:space="0" w:color="auto"/>
+              <w:bottom w:val="single" w:sz="4" w:space="0" w:color="auto"/>
+              <w:right w:val="single" w:sz="4" w:space="0" w:color="auto"/>
+            </w:tcBorders>
+          </w:tcPr>
+          <w:p>
+            <w:pPr>
+              <w:rPr>
+                <w:rFonts w:cs="David"/>
+                <w:b/>
+                <w:bCs/>
+                <w:sz w:val="28"/>
+                <w:szCs w:val="28"/>
+                <w:rtl/>
+              </w:rPr>
+            </w:pPr>
+            <w:bookmarkStart w:id="7" w:name="fldLine"/>
+            <w:bookmarkEnd w:id="7"/>
+            <w:r>
+              <w:rPr>
+                <w:rFonts w:cs="David" w:hint="cs"/>
+                <w:b/>
+                <w:bCs/>
+                <w:sz w:val="28"/>
+                <w:szCs w:val="28"/>
+                <w:rtl/>
+              </w:rPr>
+              <w:t>{#items}{lineNumber}</w:t>
+            </w:r>
+          </w:p>
+        </w:tc>
+        <w:tc>
+          <w:tcPr>
+            <w:tcW w:w="900" w:type="dxa"/>
+            <w:tcBorders>
+              <w:top w:val="single" w:sz="4" w:space="0" w:color="auto"/>
+              <w:left w:val="single" w:sz="4" w:space="0" w:color="auto"/>
+              <w:bottom w:val="single" w:sz="4" w:space="0" w:color="auto"/>
+              <w:right w:val="single" w:sz="4" w:space="0" w:color="auto"/>
+            </w:tcBorders>
+          </w:tcPr>
+          <w:p>
+            <w:pPr>
+              <w:rPr>
+                <w:rFonts w:cs="David"/>
+                <w:b/>
+                <w:bCs/>
+                <w:sz w:val="28"/>
+                <w:szCs w:val="28"/>
+                <w:rtl/>
+              </w:rPr>
+            </w:pPr>
+            <w:bookmarkStart w:id="8" w:name="fldMakat"/>
+            <w:bookmarkEnd w:id="8"/>
+            <w:r>
+              <w:rPr>
+                <w:rFonts w:cs="David" w:hint="cs"/>
+                <w:b/>
+                <w:bCs/>
+                <w:sz w:val="28"/>
+                <w:szCs w:val="28"/>
+                <w:rtl/>
+              </w:rPr>
+              <w:t>{</w:t>
+            </w:r>
+            <w:proofErr w:type="spellStart"/>
+            <w:r>
+              <w:rPr>
+                <w:rFonts w:cs="David" w:hint="cs"/>
+                <w:b/>
+                <w:bCs/>
+                <w:sz w:val="28"/>
+                <w:szCs w:val="28"/>
+                <w:rtl/>
+              </w:rPr>
+              <w:t>itemCode</w:t>
+            </w:r>
+            <w:proofErr w:type="spellEnd"/>
+            <w:r>
+              <w:rPr>
+                <w:rFonts w:cs="David" w:hint="cs"/>
+                <w:b/>
+                <w:bCs/>
+                <w:sz w:val="28"/>
+                <w:szCs w:val="28"/>
+                <w:rtl/>
+              </w:rPr>
+              <w:t>}</w:t>
+            </w:r>
+          </w:p>
+        </w:tc>
+        <w:tc>
+          <w:tcPr>
+            <w:tcW w:w="2900" w:type="dxa"/>
+            <w:tcBorders>
+              <w:top w:val="single" w:sz="4" w:space="0" w:color="auto"/>
+              <w:left w:val="single" w:sz="4" w:space="0" w:color="auto"/>
+              <w:bottom w:val="single" w:sz="4" w:space="0" w:color="auto"/>
+              <w:right w:val="single" w:sz="4" w:space="0" w:color="auto"/>
+            </w:tcBorders>
+          </w:tcPr>
+          <w:p>
+            <w:pPr>
+              <w:rPr>
+                <w:rFonts w:cs="David"/>
+                <w:b/>
+                <w:bCs/>
+                <w:sz w:val="28"/>
+                <w:szCs w:val="28"/>
+                <w:rtl/>
+              </w:rPr>
+            </w:pPr>
+            <w:bookmarkStart w:id="9" w:name="fldProduct"/>
+            <w:bookmarkEnd w:id="9"/>
+            <w:r>
+              <w:rPr>
+                <w:rFonts w:cs="David" w:hint="cs"/>
+                <w:b/>
+                <w:bCs/>
+                <w:sz w:val="28"/>
+                <w:szCs w:val="28"/>
+                <w:rtl/>
+              </w:rPr>
+              <w:t>{</w:t>
+            </w:r>
+            <w:proofErr w:type="spellStart"/>
+            <w:r>
+              <w:rPr>
+                <w:rFonts w:cs="David" w:hint="cs"/>
+                <w:b/>
+                <w:bCs/>
+                <w:sz w:val="28"/>
+                <w:szCs w:val="28"/>
+                <w:rtl/>
+              </w:rPr>
+              <w:t>description</w:t>
+            </w:r>
+            <w:proofErr w:type="spellEnd"/>
+            <w:r>
+              <w:rPr>
+                <w:rFonts w:cs="David" w:hint="cs"/>
+                <w:b/>
+                <w:bCs/>
+                <w:sz w:val="28"/>
+                <w:szCs w:val="28"/>
+                <w:rtl/>
+              </w:rPr>
+              <w:t>}</w:t>
+            </w:r>
+          </w:p>
+        </w:tc>
+        <w:tc>
+          <w:tcPr>
+            <w:tcW w:w="900" w:type="dxa"/>
+            <w:tcBorders>
+              <w:top w:val="single" w:sz="4" w:space="0" w:color="auto"/>
+              <w:left w:val="single" w:sz="4" w:space="0" w:color="auto"/>
+              <w:bottom w:val="single" w:sz="4" w:space="0" w:color="auto"/>
+              <w:right w:val="single" w:sz="4" w:space="0" w:color="auto"/>
+            </w:tcBorders>
+          </w:tcPr>
+          <w:p>
+            <w:pPr>
+              <w:rPr>
+                <w:rFonts w:cs="David"/>
+                <w:b/>
+                <w:bCs/>
+                <w:sz w:val="28"/>
+                <w:szCs w:val="28"/>
+                <w:rtl/>
+              </w:rPr>
+            </w:pPr>
+            <w:bookmarkStart w:id="10" w:name="fldAmmount"/>
+            <w:bookmarkEnd w:id="10"/>
+            <w:r>
+              <w:rPr>
+                <w:rFonts w:cs="David" w:hint="cs"/>
+                <w:b/>
+                <w:bCs/>
+                <w:sz w:val="28"/>
+                <w:szCs w:val="28"/>
+                <w:rtl/>
+              </w:rPr>
+              <w:t>{</w:t>
+            </w:r>
+            <w:proofErr w:type="spellStart"/>
+            <w:r>
+              <w:rPr>
+                <w:rFonts w:cs="David" w:hint="cs"/>
+                <w:b/>
+                <w:bCs/>
+                <w:sz w:val="28"/>
+                <w:szCs w:val="28"/>
+                <w:rtl/>
+              </w:rPr>
+              <w:t>quantity</w:t>
+            </w:r>
+            <w:proofErr w:type="spellEnd"/>
+            <w:r>
+              <w:rPr>
+                <w:rFonts w:cs="David" w:hint="cs"/>
+                <w:b/>
+                <w:bCs/>
+                <w:sz w:val="28"/>
+                <w:szCs w:val="28"/>
+                <w:rtl/>
+              </w:rPr>
+              <w:t>}</w:t>
+            </w:r>
+          </w:p>
+        </w:tc>
+        <w:tc>
+          <w:tcPr>
+            <w:tcW w:w="1400" w:type="dxa"/>
+            <w:tcBorders>
+              <w:top w:val="single" w:sz="4" w:space="0" w:color="auto"/>
+              <w:left w:val="single" w:sz="4" w:space="0" w:color="auto"/>
+              <w:bottom w:val="single" w:sz="4" w:space="0" w:color="auto"/>
+              <w:right w:val="single" w:sz="4" w:space="0" w:color="auto"/>
+            </w:tcBorders>
+          </w:tcPr>
+          <w:p>
+            <w:pPr>
+              <w:rPr>
+                <w:rFonts w:cs="David"/>
+                <w:b/>
+                <w:bCs/>
+                <w:sz w:val="28"/>
+                <w:szCs w:val="28"/>
+                <w:rtl/>
+              </w:rPr>
+            </w:pPr>
+            <w:bookmarkStart w:id="11" w:name="fldPrice"/>
+            <w:bookmarkEnd w:id="11"/>
+            <w:r>
+              <w:rPr>
+                <w:rFonts w:cs="David" w:hint="cs"/>
+                <w:b/>
+                <w:bCs/>
+                <w:sz w:val="28"/>
+                <w:szCs w:val="28"/>
+                <w:rtl/>
+              </w:rPr>
+              <w:t>{</w:t>
+            </w:r>
+            <w:proofErr w:type="spellStart"/>
+            <w:r>
+              <w:rPr>
+                <w:rFonts w:cs="David" w:hint="cs"/>
+                <w:b/>
+                <w:bCs/>
+                <w:sz w:val="28"/>
+                <w:szCs w:val="28"/>
+                <w:rtl/>
+              </w:rPr>
+              <w:t>unitPrice</w:t>
+            </w:r>
+            <w:proofErr w:type="spellEnd"/>
+            <w:r>
+              <w:rPr>
+                <w:rFonts w:cs="David" w:hint="cs"/>
+                <w:b/>
+                <w:bCs/>
+                <w:sz w:val="28"/>
+                <w:szCs w:val="28"/>
+                <w:rtl/>
+              </w:rPr>
+              <w:t>}</w:t>
+            </w:r>
+          </w:p>
+        </w:tc>
+        <w:tc>
+          <w:tcPr>
+            <w:tcW w:w="1400" w:type="dxa"/>
+            <w:tcBorders>
+              <w:top w:val="single" w:sz="4" w:space="0" w:color="auto"/>
+              <w:left w:val="single" w:sz="4" w:space="0" w:color="auto"/>
+              <w:bottom w:val="single" w:sz="4" w:space="0" w:color="auto"/>
+              <w:right w:val="single" w:sz="4" w:space="0" w:color="auto"/>
+            </w:tcBorders>
+          </w:tcPr>
+          <w:p>
+            <w:pPr>
+              <w:rPr>
+                <w:rFonts w:cs="David"/>
+                <w:b/>
+                <w:bCs/>
+                <w:sz w:val="28"/>
+                <w:szCs w:val="28"/>
+                <w:rtl/>
+              </w:rPr>
+            </w:pPr>
+            <w:bookmarkStart w:id="12" w:name="fldLineDiscount"/>
+            <w:bookmarkEnd w:id="12"/>
+            <w:r>
+              <w:rPr>
+                <w:rFonts w:cs="David" w:hint="cs"/>
+                <w:b/>
+                <w:bCs/>
+                <w:sz w:val="28"/>
+                <w:szCs w:val="28"/>
+                <w:rtl/>
+              </w:rPr>
+              <w:t>{</w:t>
+            </w:r>
+            <w:proofErr w:type="spellStart"/>
+            <w:r>
+              <w:rPr>
+                <w:rFonts w:cs="David" w:hint="cs"/>
+                <w:b/>
+                <w:bCs/>
+                <w:sz w:val="28"/>
+                <w:szCs w:val="28"/>
+                <w:rtl/>
+              </w:rPr>
+              <w:t>lineDiscountPercent</w:t>
+            </w:r>
+            <w:proofErr w:type="spellEnd"/>
+            <w:r>
+              <w:rPr>
+                <w:rFonts w:cs="David" w:hint="cs"/>
+                <w:b/>
+                <w:bCs/>
+                <w:sz w:val="28"/>
+                <w:szCs w:val="28"/>
+                <w:rtl/>
+              </w:rPr>
+              <w:t>}</w:t>
+            </w:r>
+          </w:p>
+        </w:tc>
+        <w:tc>
+          <w:tcPr>
+            <w:tcW w:w="2266" w:type="dxa"/>
+            <w:tcBorders>
+              <w:top w:val="single" w:sz="4" w:space="0" w:color="auto"/>
+              <w:left w:val="single" w:sz="4" w:space="0" w:color="auto"/>
+              <w:bottom w:val="single" w:sz="4" w:space="0" w:color="auto"/>
+              <w:right w:val="single" w:sz="4" w:space="0" w:color="auto"/>
+            </w:tcBorders>
+          </w:tcPr>
+          <w:p>
+            <w:pPr>
+              <w:rPr>
+                <w:rFonts w:cs="David"/>
+                <w:b/>
+                <w:bCs/>
+                <w:sz w:val="28"/>
+                <w:szCs w:val="28"/>
+                <w:rtl/>
+              </w:rPr>
+            </w:pPr>
+            <w:bookmarkStart w:id="13" w:name="fldLineTotal"/>
+            <w:bookmarkEnd w:id="13"/>
+            <w:r>
+              <w:rPr>
+                <w:rFonts w:cs="David" w:hint="cs"/>
+                <w:b/>
+                <w:bCs/>
+                <w:sz w:val="28"/>
+                <w:szCs w:val="28"/>
+                <w:rtl/>
+              </w:rPr>
+              <w:t>{</w:t>
+            </w:r>
+            <w:proofErr w:type="spellStart"/>
+            <w:r>
+              <w:rPr>
+                <w:rFonts w:cs="David" w:hint="cs"/>
+                <w:b/>
+                <w:bCs/>
+                <w:sz w:val="28"/>
+                <w:szCs w:val="28"/>
+                <w:rtl/>
+              </w:rPr>
+              <w:t>lineTotal</w:t>
+            </w:r>
+            <w:proofErr w:type="spellEnd"/>
+            <w:r>
+              <w:rPr>
+                <w:rFonts w:cs="David" w:hint="cs"/>
+                <w:b/>
+                <w:bCs/>
+                <w:sz w:val="28"/>
+                <w:szCs w:val="28"/>
+                <w:rtl/>
+              </w:rPr>
+              <w:t>}{/</w:t>
+            </w:r>
+            <w:proofErr w:type="spellStart"/>
+            <w:r>
+              <w:rPr>
+                <w:rFonts w:cs="David" w:hint="cs"/>
+                <w:b/>
+                <w:bCs/>
+                <w:sz w:val="28"/>
+                <w:szCs w:val="28"/>
+                <w:rtl/>
+              </w:rPr>
+              <w:t>items</w:t>
+            </w:r>
+            <w:proofErr w:type="spellEnd"/>
+            <w:r>
+              <w:rPr>
+                <w:rFonts w:cs="David" w:hint="cs"/>
+                <w:b/>
+                <w:bCs/>
+                <w:sz w:val="28"/>
+                <w:szCs w:val="28"/>
+                <w:rtl/>
+              </w:rPr>
+              <w:t>}</w:t>
+            </w:r>
+          </w:p>
+        </w:tc>
+      </w:tr>
+    </w:tbl>
+    <w:p>
+      <w:pPr>
+        <w:rPr>
+          <w:rFonts w:cs="David"/>
+          <w:vanish/>
+          <w:sz w:val="28"/>
+          <w:szCs w:val="28"/>
+          <w:rtl/>
+        </w:rPr>
+      </w:pPr>
+    </w:p>
+    <w:tbl>
+      <w:tblPr>
+        <w:tblpPr w:leftFromText="180" w:rightFromText="180" w:vertAnchor="text" w:horzAnchor="page" w:tblpX="67" w:tblpY="199"/>
+        <w:bidiVisual/>
+        <w:tblW w:w="0" w:type="auto"/>
+        <w:tblBorders>
+          <w:top w:val="single" w:sz="4" w:space="0" w:color="auto"/>
+          <w:left w:val="single" w:sz="4" w:space="0" w:color="auto"/>
+          <w:bottom w:val="single" w:sz="4" w:space="0" w:color="auto"/>
+          <w:right w:val="single" w:sz="4" w:space="0" w:color="auto"/>
+          <w:insideH w:val="single" w:sz="4" w:space="0" w:color="auto"/>
+          <w:insideV w:val="single" w:sz="4" w:space="0" w:color="auto"/>
+        </w:tblBorders>
+        <w:tblLook w:val="04A0" w:firstRow="1" w:lastRow="0" w:firstColumn="1" w:lastColumn="0" w:noHBand="0" w:noVBand="1"/>
+      </w:tblPr>
+      <w:tblGrid>
+        <w:gridCol w:w="1764"/>
+        <w:gridCol w:w="3145"/>
+      </w:tblGrid>
+      <w:tr>
+        <w:tc>
+          <w:tcPr>
+            <w:tcW w:w="1764" w:type="dxa"/>
+            <w:tcBorders>
+              <w:top w:val="single" w:sz="4" w:space="0" w:color="auto"/>
+              <w:left w:val="single" w:sz="4" w:space="0" w:color="auto"/>
+              <w:bottom w:val="single" w:sz="4" w:space="0" w:color="auto"/>
+              <w:right w:val="single" w:sz="4" w:space="0" w:color="auto"/>
+            </w:tcBorders>
+            <w:hideMark/>
+          </w:tcPr>
+          <w:p>
+            <w:pPr>
+              <w:rPr>
+                <w:rFonts w:cs="David"/>
+                <w:b/>
+                <w:bCs/>
+                <w:sz w:val="28"/>
+                <w:szCs w:val="28"/>
+              </w:rPr>
+            </w:pPr>
+            <w:r>
+              <w:rPr>
+                <w:rFonts w:cs="David"/>
+                <w:b/>
+                <w:bCs/>
+                <w:sz w:val="28"/>
+                <w:szCs w:val="28"/>
+                <w:rtl/>
+              </w:rPr>
+              <w:t>% הנחה</w:t>
+            </w:r>
+            <w:r>
+              <w:rPr>
+                <w:rFonts w:cs="David"/>
+                <w:b/>
+                <w:bCs/>
+                <w:sz w:val="28"/>
+                <w:szCs w:val="28"/>
+                <w:rtl/>
+              </w:rPr>
+              <w:br/>
+            </w:r>
+          </w:p>
+        </w:tc>
+        <w:tc>
+          <w:tcPr>
+            <w:tcW w:w="2414" w:type="dxa"/>
+            <w:tcBorders>
+              <w:top w:val="single" w:sz="4" w:space="0" w:color="auto"/>
+              <w:left w:val="single" w:sz="4" w:space="0" w:color="auto"/>
+              <w:bottom w:val="single" w:sz="4" w:space="0" w:color="auto"/>
+              <w:right w:val="single" w:sz="4" w:space="0" w:color="auto"/>
+            </w:tcBorders>
+          </w:tcPr>
+          <w:p>
+            <w:pPr>
+              <w:rPr>
+                <w:rFonts w:cs="David"/>
+                <w:b/>
+                <w:bCs/>
+                <w:sz w:val="28"/>
+                <w:szCs w:val="28"/>
+                <w:rtl/>
+              </w:rPr>
+            </w:pPr>
+            <w:bookmarkStart w:id="14" w:name="fldDiscount"/>
+            <w:bookmarkEnd w:id="14"/>
+            <w:r>
+              <w:rPr>
+                <w:rFonts w:cs="David" w:hint="cs"/>
+                <w:b/>
+                <w:bCs/>
+                <w:sz w:val="28"/>
+                <w:szCs w:val="28"/>
+                <w:rtl/>
+              </w:rPr>
+              <w:t>{</w:t>
+            </w:r>
+            <w:proofErr w:type="spellStart"/>
+            <w:r>
+              <w:rPr>
+                <w:rFonts w:cs="David" w:hint="cs"/>
+                <w:b/>
+                <w:bCs/>
+                <w:sz w:val="28"/>
+                <w:szCs w:val="28"/>
+                <w:rtl/>
+              </w:rPr>
+              <w:t>discountPercent</w:t>
+            </w:r>
+            <w:proofErr w:type="spellEnd"/>
+            <w:r>
+              <w:rPr>
+                <w:rFonts w:cs="David" w:hint="cs"/>
+                <w:b/>
+                <w:bCs/>
+                <w:sz w:val="28"/>
+                <w:szCs w:val="28"/>
+                <w:rtl/>
+              </w:rPr>
+              <w:t>}</w:t>
+            </w:r>
+          </w:p>
+        </w:tc>
+      </w:tr>
+      <w:tr>
+        <w:tc>
+          <w:tcPr>
+            <w:tcW w:w="1764" w:type="dxa"/>
+            <w:tcBorders>
+              <w:top w:val="single" w:sz="4" w:space="0" w:color="auto"/>
+              <w:left w:val="single" w:sz="4" w:space="0" w:color="auto"/>
+              <w:bottom w:val="single" w:sz="4" w:space="0" w:color="auto"/>
+              <w:right w:val="single" w:sz="4" w:space="0" w:color="auto"/>
+            </w:tcBorders>
+            <w:hideMark/>
           </w:tcPr>
           <w:p>
             <w:pPr>
@@ -2643,6 +2438,42 @@
             </w:pPr>
             <w:r>
               <w:rPr>
+                <w:rFonts w:cs="David"/>
+                <w:b/>
+                <w:bCs/>
+                <w:sz w:val="28"/>
+                <w:szCs w:val="28"/>
+                <w:rtl/>
+              </w:rPr>
+              <w:t>סה"כ לאחר הנחה</w:t>
+            </w:r>
+          </w:p>
+        </w:tc>
+        <w:tc>
+          <w:tcPr>
+            <w:tcW w:w="2414" w:type="dxa"/>
+            <w:tcBorders>
+              <w:top w:val="single" w:sz="4" w:space="0" w:color="auto"/>
+              <w:left w:val="single" w:sz="4" w:space="0" w:color="auto"/>
+              <w:bottom w:val="single" w:sz="4" w:space="0" w:color="auto"/>
+              <w:right w:val="single" w:sz="4" w:space="0" w:color="auto"/>
+            </w:tcBorders>
+          </w:tcPr>
+          <w:p>
+            <w:pPr>
+              <w:rPr>
+                <w:rFonts w:cs="David"/>
+                <w:b/>
+                <w:bCs/>
+                <w:sz w:val="28"/>
+                <w:szCs w:val="28"/>
+                <w:rtl/>
+              </w:rPr>
+            </w:pPr>
+            <w:bookmarkStart w:id="15" w:name="fldTotalAfterDiscount"/>
+            <w:bookmarkEnd w:id="15"/>
+            <w:r>
+              <w:rPr>
                 <w:rFonts w:cs="David" w:hint="cs"/>
                 <w:b/>
                 <w:bCs/>
@@ -2650,13 +2481,46 @@
                 <w:szCs w:val="28"/>
                 <w:rtl/>
               </w:rPr>
-              <w:t xml:space="preserve">{#items}{lineNumber}</w:t>
+              <w:t>{</w:t>
+            </w:r>
+            <w:proofErr w:type="spellStart"/>
+            <w:r>
+              <w:rPr>
+                <w:rFonts w:cs="David" w:hint="cs"/>
+                <w:b/>
+                <w:bCs/>
+                <w:sz w:val="28"/>
+                <w:szCs w:val="28"/>
+                <w:rtl/>
+              </w:rPr>
+              <w:t>subtotalAfterDiscount</w:t>
+            </w:r>
+            <w:proofErr w:type="spellEnd"/>
+            <w:r>
+              <w:rPr>
+                <w:rFonts w:cs="David" w:hint="cs"/>
+                <w:b/>
+                <w:bCs/>
+                <w:sz w:val="28"/>
+                <w:szCs w:val="28"/>
+                <w:rtl/>
+              </w:rPr>
+              <w:t>}</w:t>
             </w:r>
           </w:p>
         </w:tc>
+      </w:tr>
+      <w:tr>
         <w:tc>
           <w:tcPr>
-            <w:tcW w:w="911" w:type="dxa"/>
+            <w:tcW w:w="1764" w:type="dxa"/>
+            <w:tcBorders>
+              <w:top w:val="single" w:sz="4" w:space="0" w:color="auto"/>
+              <w:left w:val="single" w:sz="4" w:space="0" w:color="auto"/>
+              <w:bottom w:val="single" w:sz="4" w:space="0" w:color="auto"/>
+              <w:right w:val="single" w:sz="4" w:space="0" w:color="auto"/>
+            </w:tcBorders>
+            <w:hideMark/>
           </w:tcPr>
           <w:p>
             <w:pPr>
@@ -2671,6 +2535,42 @@
             </w:pPr>
             <w:r>
               <w:rPr>
+                <w:rFonts w:cs="David"/>
+                <w:b/>
+                <w:bCs/>
+                <w:sz w:val="28"/>
+                <w:szCs w:val="28"/>
+                <w:rtl/>
+              </w:rPr>
+              <w:t>מע"מ 18%</w:t>
+            </w:r>
+          </w:p>
+        </w:tc>
+        <w:tc>
+          <w:tcPr>
+            <w:tcW w:w="2414" w:type="dxa"/>
+            <w:tcBorders>
+              <w:top w:val="single" w:sz="4" w:space="0" w:color="auto"/>
+              <w:left w:val="single" w:sz="4" w:space="0" w:color="auto"/>
+              <w:bottom w:val="single" w:sz="4" w:space="0" w:color="auto"/>
+              <w:right w:val="single" w:sz="4" w:space="0" w:color="auto"/>
+            </w:tcBorders>
+          </w:tcPr>
+          <w:p>
+            <w:pPr>
+              <w:rPr>
+                <w:rFonts w:cs="David"/>
+                <w:b/>
+                <w:bCs/>
+                <w:sz w:val="28"/>
+                <w:szCs w:val="28"/>
+                <w:rtl/>
+              </w:rPr>
+            </w:pPr>
+            <w:bookmarkStart w:id="16" w:name="fldMAAM"/>
+            <w:bookmarkEnd w:id="16"/>
+            <w:r>
+              <w:rPr>
                 <w:rFonts w:cs="David" w:hint="cs"/>
                 <w:b/>
                 <w:bCs/>
@@ -2678,13 +2578,46 @@
                 <w:szCs w:val="28"/>
                 <w:rtl/>
               </w:rPr>
-              <w:t xml:space="preserve">{itemCode}</w:t>
+              <w:t>{</w:t>
+            </w:r>
+            <w:proofErr w:type="spellStart"/>
+            <w:r>
+              <w:rPr>
+                <w:rFonts w:cs="David" w:hint="cs"/>
+                <w:b/>
+                <w:bCs/>
+                <w:sz w:val="28"/>
+                <w:szCs w:val="28"/>
+                <w:rtl/>
+              </w:rPr>
+              <w:t>vatAmount</w:t>
+            </w:r>
+            <w:proofErr w:type="spellEnd"/>
+            <w:r>
+              <w:rPr>
+                <w:rFonts w:cs="David" w:hint="cs"/>
+                <w:b/>
+                <w:bCs/>
+                <w:sz w:val="28"/>
+                <w:szCs w:val="28"/>
+                <w:rtl/>
+              </w:rPr>
+              <w:t>}</w:t>
             </w:r>
           </w:p>
         </w:tc>
+      </w:tr>
+      <w:tr>
         <w:tc>
           <w:tcPr>
-            <w:tcW w:w="3142" w:type="dxa"/>
+            <w:tcW w:w="1764" w:type="dxa"/>
+            <w:tcBorders>
+              <w:top w:val="single" w:sz="4" w:space="0" w:color="auto"/>
+              <w:left w:val="single" w:sz="4" w:space="0" w:color="auto"/>
+              <w:bottom w:val="single" w:sz="4" w:space="0" w:color="auto"/>
+              <w:right w:val="single" w:sz="4" w:space="0" w:color="auto"/>
+            </w:tcBorders>
+            <w:hideMark/>
           </w:tcPr>
           <w:p>
             <w:pPr>
@@ -2699,20 +2632,26 @@
             </w:pPr>
             <w:r>
               <w:rPr>
-                <w:rFonts w:cs="David" w:hint="cs"/>
+                <w:rFonts w:cs="David"/>
                 <w:b/>
                 <w:bCs/>
                 <w:sz w:val="28"/>
                 <w:szCs w:val="28"/>
                 <w:rtl/>
               </w:rPr>
-              <w:t xml:space="preserve">{description}</w:t>
+              <w:t xml:space="preserve">סה"כ לתשלום </w:t>
             </w:r>
           </w:p>
         </w:tc>
         <w:tc>
           <w:tcPr>
-            <w:tcW w:w="851" w:type="dxa"/>
+            <w:tcW w:w="2414" w:type="dxa"/>
+            <w:tcBorders>
+              <w:top w:val="single" w:sz="4" w:space="0" w:color="auto"/>
+              <w:left w:val="single" w:sz="4" w:space="0" w:color="auto"/>
+              <w:bottom w:val="single" w:sz="4" w:space="0" w:color="auto"/>
+              <w:right w:val="single" w:sz="4" w:space="0" w:color="auto"/>
+            </w:tcBorders>
           </w:tcPr>
           <w:p>
             <w:pPr>
@@ -2725,6 +2664,8 @@
                 <w:rtl/>
               </w:rPr>
             </w:pPr>
+            <w:bookmarkStart w:id="17" w:name="fldTotalAfterMaaM"/>
+            <w:bookmarkEnd w:id="17"/>
             <w:r>
               <w:rPr>
                 <w:rFonts w:cs="David" w:hint="cs"/>
@@ -2734,25 +2675,9 @@
                 <w:szCs w:val="28"/>
                 <w:rtl/>
               </w:rPr>
-              <w:t xml:space="preserve">{quantity}</w:t>
+              <w:t>{</w:t>
             </w:r>
-          </w:p>
-        </w:tc>
-        <w:tc>
-          <w:tcPr>
-            <w:tcW w:w="1177" w:type="dxa"/>
-          </w:tcPr>
-          <w:p>
-            <w:pPr>
-              <w:rPr>
-                <w:rFonts w:cs="David"/>
-                <w:b/>
-                <w:bCs/>
-                <w:sz w:val="28"/>
-                <w:szCs w:val="28"/>
-                <w:rtl/>
-              </w:rPr>
-            </w:pPr>
+            <w:proofErr w:type="spellStart"/>
             <w:r>
               <w:rPr>
                 <w:rFonts w:cs="David" w:hint="cs"/>
@@ -2762,25 +2687,9 @@
                 <w:szCs w:val="28"/>
                 <w:rtl/>
               </w:rPr>
-              <w:t xml:space="preserve">{unitPrice}</w:t>
+              <w:t>totalAmount</w:t>
             </w:r>
-          </w:p>
-        </w:tc>
-        <w:tc>
-          <w:tcPr>
-            <w:tcW w:w="1764" w:type="dxa"/>
-          </w:tcPr>
-          <w:p>
-            <w:pPr>
-              <w:rPr>
-                <w:rFonts w:cs="David" w:hint="cs"/>
-                <w:b/>
-                <w:bCs/>
-                <w:sz w:val="28"/>
-                <w:szCs w:val="28"/>
-                <w:rtl/>
-              </w:rPr>
-            </w:pPr>
+            <w:proofErr w:type="spellEnd"/>
             <w:r>
               <w:rPr>
                 <w:rFonts w:cs="David" w:hint="cs"/>
@@ -2790,230 +2699,7 @@
                 <w:szCs w:val="28"/>
                 <w:rtl/>
               </w:rPr>
-              <w:t xml:space="preserve">{lineTotal}{/items}</w:t>
-            </w:r>
-          </w:p>
-        </w:tc>
-      </w:tr>
-    </w:tbl>
-    <w:p>
-      <w:pPr>
-        <w:rPr>
-          <w:vanish/>
-        </w:rPr>
-      </w:pPr>
-    </w:p>
-    <w:tbl>
-      <w:tblPr>
-        <w:tblpPr w:leftFromText="180" w:rightFromText="180" w:vertAnchor="text" w:horzAnchor="page" w:tblpX="2434" w:tblpY="249"/>
-        <w:bidiVisual/>
-        <w:tblW w:w="0" w:type="auto"/>
-        <w:tblBorders>
-          <w:top w:val="single" w:sz="4" w:space="0" w:color="auto"/>
-          <w:left w:val="single" w:sz="4" w:space="0" w:color="auto"/>
-          <w:bottom w:val="single" w:sz="4" w:space="0" w:color="auto"/>
-          <w:right w:val="single" w:sz="4" w:space="0" w:color="auto"/>
-          <w:insideH w:val="single" w:sz="4" w:space="0" w:color="auto"/>
-          <w:insideV w:val="single" w:sz="4" w:space="0" w:color="auto"/>
-        </w:tblBorders>
-        <w:tblLook w:val="04A0" w:firstRow="1" w:lastRow="0" w:firstColumn="1" w:lastColumn="0" w:noHBand="0" w:noVBand="1"/>
-      </w:tblPr>
-      <w:tblGrid>
-        <w:gridCol w:w="1764"/>
-        <w:gridCol w:w="1764"/>
-      </w:tblGrid>
-      <w:tr>
-        <w:tc>
-          <w:tcPr>
-            <w:tcW w:w="1764" w:type="dxa"/>
-          </w:tcPr>
-          <w:p>
-            <w:pPr>
-              <w:rPr>
-                <w:rFonts w:cs="David"/>
-                <w:b/>
-                <w:bCs/>
-                <w:sz w:val="28"/>
-                <w:szCs w:val="28"/>
-                <w:rtl/>
-              </w:rPr>
-            </w:pPr>
-            <w:r>
-              <w:rPr>
-                <w:rFonts w:cs="David" w:hint="cs"/>
-                <w:b/>
-                <w:bCs/>
-                <w:sz w:val="28"/>
-                <w:szCs w:val="28"/>
-                <w:rtl/>
-              </w:rPr>
-              <w:t>סה"כ</w:t>
-            </w:r>
-          </w:p>
-        </w:tc>
-        <w:tc>
-          <w:tcPr>
-            <w:tcW w:w="1764" w:type="dxa"/>
-          </w:tcPr>
-          <w:p>
-            <w:pPr>
-              <w:rPr>
-                <w:rFonts w:cs="David"/>
-                <w:b/>
-                <w:bCs/>
-                <w:sz w:val="28"/>
-                <w:szCs w:val="28"/>
-                <w:rtl/>
-              </w:rPr>
-            </w:pPr>
-            <w:r>
-              <w:rPr>
-                <w:rFonts w:cs="David" w:hint="cs"/>
-                <w:b/>
-                <w:bCs/>
-                <w:sz w:val="28"/>
-                <w:szCs w:val="28"/>
-                <w:rtl/>
-              </w:rPr>
-              <w:t xml:space="preserve">{subtotalAfterDiscount}</w:t>
-            </w:r>
-          </w:p>
-        </w:tc>
-      </w:tr>
-      <w:tr>
-        <w:tc>
-          <w:tcPr>
-            <w:tcW w:w="1764" w:type="dxa"/>
-          </w:tcPr>
-          <w:p>
-            <w:pPr>
-              <w:rPr>
-                <w:rFonts w:cs="David"/>
-                <w:b/>
-                <w:bCs/>
-                <w:sz w:val="28"/>
-                <w:szCs w:val="28"/>
-                <w:rtl/>
-              </w:rPr>
-            </w:pPr>
-            <w:r>
-              <w:rPr>
-                <w:rFonts w:cs="David" w:hint="cs"/>
-                <w:b/>
-                <w:bCs/>
-                <w:sz w:val="28"/>
-                <w:szCs w:val="28"/>
-                <w:rtl/>
-              </w:rPr>
-              <w:t>מע"מ 1</w:t>
-            </w:r>
-            <w:r>
-              <w:rPr>
-                <w:rFonts w:cs="David" w:hint="cs"/>
-                <w:b/>
-                <w:bCs/>
-                <w:sz w:val="28"/>
-                <w:szCs w:val="28"/>
-                <w:rtl/>
-              </w:rPr>
-              <w:t>8</w:t>
-            </w:r>
-            <w:r>
-              <w:rPr>
-                <w:rFonts w:cs="David" w:hint="cs"/>
-                <w:b/>
-                <w:bCs/>
-                <w:sz w:val="28"/>
-                <w:szCs w:val="28"/>
-                <w:rtl/>
-              </w:rPr>
-              <w:t>%</w:t>
-            </w:r>
-          </w:p>
-        </w:tc>
-        <w:tc>
-          <w:tcPr>
-            <w:tcW w:w="1764" w:type="dxa"/>
-          </w:tcPr>
-          <w:p>
-            <w:pPr>
-              <w:rPr>
-                <w:rFonts w:cs="David"/>
-                <w:b/>
-                <w:bCs/>
-                <w:sz w:val="28"/>
-                <w:szCs w:val="28"/>
-                <w:rtl/>
-              </w:rPr>
-            </w:pPr>
-            <w:r>
-              <w:rPr>
-                <w:rFonts w:cs="David" w:hint="cs"/>
-                <w:b/>
-                <w:bCs/>
-                <w:sz w:val="28"/>
-                <w:szCs w:val="28"/>
-                <w:rtl/>
-              </w:rPr>
-              <w:t xml:space="preserve">{vatAmount}</w:t>
-            </w:r>
-          </w:p>
-        </w:tc>
-      </w:tr>
-      <w:tr>
-        <w:tc>
-          <w:tcPr>
-            <w:tcW w:w="1764" w:type="dxa"/>
-          </w:tcPr>
-          <w:p>
-            <w:pPr>
-              <w:rPr>
-                <w:rFonts w:cs="David"/>
-                <w:b/>
-                <w:bCs/>
-                <w:sz w:val="28"/>
-                <w:szCs w:val="28"/>
-                <w:rtl/>
-              </w:rPr>
-            </w:pPr>
-            <w:r>
-              <w:rPr>
-                <w:rFonts w:cs="David" w:hint="cs"/>
-                <w:b/>
-                <w:bCs/>
-                <w:sz w:val="28"/>
-                <w:szCs w:val="28"/>
-                <w:rtl/>
-              </w:rPr>
-              <w:t xml:space="preserve">סה"כ לתשלום </w:t>
-            </w:r>
-          </w:p>
-        </w:tc>
-        <w:tc>
-          <w:tcPr>
-            <w:tcW w:w="1764" w:type="dxa"/>
-          </w:tcPr>
-          <w:p>
-            <w:pPr>
-              <w:rPr>
-                <w:rFonts w:cs="David"/>
-                <w:b/>
-                <w:bCs/>
-                <w:sz w:val="28"/>
-                <w:szCs w:val="28"/>
-                <w:rtl/>
-              </w:rPr>
-            </w:pPr>
-            <w:r>
-              <w:rPr>
-                <w:rFonts w:cs="David" w:hint="cs"/>
-                <w:b/>
-                <w:bCs/>
-                <w:sz w:val="28"/>
-                <w:szCs w:val="28"/>
-                <w:rtl/>
-              </w:rPr>
-              <w:t xml:space="preserve">{totalAmount}</w:t>
+              <w:t>}</w:t>
             </w:r>
           </w:p>
         </w:tc>

--- a/apps/api/templates/אוויר-הצעת-מחיר-לבדיקת-איכות-אוויר-מתחבורה.docx
+++ b/apps/api/templates/אוויר-הצעת-מחיר-לבדיקת-איכות-אוויר-מתחבורה.docx
@@ -7,12 +7,22 @@
         <w:pStyle w:val="a4"/>
         <w:jc w:val="right"/>
         <w:rPr>
+          <w:rFonts w:cs="David"/>
+          <w:sz w:val="20"/>
+          <w:szCs w:val="20"/>
+          <w:rtl/>
+        </w:rPr>
+      </w:pPr>
+      <w:r>
+        <w:rPr>
           <w:rFonts w:cs="David" w:hint="cs"/>
           <w:sz w:val="20"/>
           <w:szCs w:val="20"/>
           <w:rtl/>
         </w:rPr>
-      </w:pPr>
+        <w:t>מס' הצעת מחיר: {</w:t>
+      </w:r>
+      <w:proofErr w:type="spellStart"/>
       <w:r>
         <w:rPr>
           <w:rFonts w:cs="David" w:hint="cs"/>
@@ -20,7 +30,17 @@
           <w:szCs w:val="20"/>
           <w:rtl/>
         </w:rPr>
-        <w:t xml:space="preserve">מס' הצעת מחיר: {contractSurveyNumber}</w:t>
+        <w:t>contractSurveyNumber</w:t>
+      </w:r>
+      <w:proofErr w:type="spellEnd"/>
+      <w:r>
+        <w:rPr>
+          <w:rFonts w:cs="David" w:hint="cs"/>
+          <w:sz w:val="20"/>
+          <w:szCs w:val="20"/>
+          <w:rtl/>
+        </w:rPr>
+        <w:t>}</w:t>
       </w:r>
       <w:bookmarkStart w:id="0" w:name="fldCode"/>
       <w:bookmarkEnd w:id="0"/>
@@ -28,7 +48,7 @@
     <w:p>
       <w:pPr>
         <w:rPr>
-          <w:rFonts w:cs="David" w:hint="cs"/>
+          <w:rFonts w:cs="David"/>
           <w:sz w:val="28"/>
           <w:szCs w:val="28"/>
           <w:rtl/>
@@ -71,7 +91,27 @@
           <w:szCs w:val="28"/>
           <w:rtl/>
         </w:rPr>
-        <w:t xml:space="preserve">{customerName}</w:t>
+        <w:t>{</w:t>
+      </w:r>
+      <w:proofErr w:type="spellStart"/>
+      <w:r>
+        <w:rPr>
+          <w:rFonts w:cs="David"/>
+          <w:sz w:val="28"/>
+          <w:szCs w:val="28"/>
+          <w:rtl/>
+        </w:rPr>
+        <w:t>customerName</w:t>
+      </w:r>
+      <w:proofErr w:type="spellEnd"/>
+      <w:r>
+        <w:rPr>
+          <w:rFonts w:cs="David"/>
+          <w:sz w:val="28"/>
+          <w:szCs w:val="28"/>
+          <w:rtl/>
+        </w:rPr>
+        <w:t>}</w:t>
       </w:r>
     </w:p>
     <w:p>
@@ -98,7 +138,33 @@
           <w:u w:val="single"/>
           <w:rtl/>
         </w:rPr>
-        <w:t xml:space="preserve">{customerAddress}</w:t>
+        <w:t>{</w:t>
+      </w:r>
+      <w:proofErr w:type="spellStart"/>
+      <w:r>
+        <w:rPr>
+          <w:rFonts w:cs="David"/>
+          <w:b/>
+          <w:bCs/>
+          <w:sz w:val="28"/>
+          <w:szCs w:val="28"/>
+          <w:u w:val="single"/>
+          <w:rtl/>
+        </w:rPr>
+        <w:t>customerAddress</w:t>
+      </w:r>
+      <w:proofErr w:type="spellEnd"/>
+      <w:r>
+        <w:rPr>
+          <w:rFonts w:cs="David"/>
+          <w:b/>
+          <w:bCs/>
+          <w:sz w:val="28"/>
+          <w:szCs w:val="28"/>
+          <w:u w:val="single"/>
+          <w:rtl/>
+        </w:rPr>
+        <w:t>}</w:t>
       </w:r>
     </w:p>
     <w:p>
@@ -141,7 +207,27 @@
           <w:szCs w:val="28"/>
           <w:rtl/>
         </w:rPr>
-        <w:t xml:space="preserve">: {contactPhone}</w:t>
+        <w:t>: {</w:t>
+      </w:r>
+      <w:proofErr w:type="spellStart"/>
+      <w:r>
+        <w:rPr>
+          <w:rFonts w:cs="David" w:hint="cs"/>
+          <w:sz w:val="28"/>
+          <w:szCs w:val="28"/>
+          <w:rtl/>
+        </w:rPr>
+        <w:t>contactPhone</w:t>
+      </w:r>
+      <w:proofErr w:type="spellEnd"/>
+      <w:r>
+        <w:rPr>
+          <w:rFonts w:cs="David" w:hint="cs"/>
+          <w:sz w:val="28"/>
+          <w:szCs w:val="28"/>
+          <w:rtl/>
+        </w:rPr>
+        <w:t>}</w:t>
       </w:r>
       <w:bookmarkStart w:id="4" w:name="fldCellular"/>
       <w:bookmarkEnd w:id="4"/>
@@ -188,7 +274,27 @@
           <w:szCs w:val="28"/>
           <w:rtl/>
         </w:rPr>
-        <w:t xml:space="preserve"> {contactEmail}</w:t>
+        <w:t xml:space="preserve"> {</w:t>
+      </w:r>
+      <w:proofErr w:type="spellStart"/>
+      <w:r>
+        <w:rPr>
+          <w:rFonts w:cs="David"/>
+          <w:sz w:val="28"/>
+          <w:szCs w:val="28"/>
+          <w:rtl/>
+        </w:rPr>
+        <w:t>contactEmail</w:t>
+      </w:r>
+      <w:proofErr w:type="spellEnd"/>
+      <w:r>
+        <w:rPr>
+          <w:rFonts w:cs="David"/>
+          <w:sz w:val="28"/>
+          <w:szCs w:val="28"/>
+          <w:rtl/>
+        </w:rPr>
+        <w:t>}</w:t>
       </w:r>
       <w:bookmarkStart w:id="5" w:name="fldEmail"/>
       <w:bookmarkEnd w:id="5"/>
@@ -207,7 +313,7 @@
       <w:pPr>
         <w:jc w:val="center"/>
         <w:rPr>
-          <w:rFonts w:cs="David" w:hint="cs"/>
+          <w:rFonts w:cs="David"/>
           <w:sz w:val="28"/>
           <w:szCs w:val="28"/>
           <w:rtl/>
@@ -254,7 +360,7 @@
       <w:pPr>
         <w:jc w:val="center"/>
         <w:rPr>
-          <w:rFonts w:cs="David" w:hint="cs"/>
+          <w:rFonts w:cs="David"/>
           <w:sz w:val="28"/>
           <w:szCs w:val="28"/>
           <w:rtl/>
@@ -264,7 +370,7 @@
     <w:p>
       <w:pPr>
         <w:rPr>
-          <w:rFonts w:cs="David" w:hint="cs"/>
+          <w:rFonts w:cs="David"/>
           <w:sz w:val="28"/>
           <w:szCs w:val="28"/>
           <w:rtl/>
@@ -284,7 +390,7 @@
       <w:pPr>
         <w:jc w:val="both"/>
         <w:rPr>
-          <w:rFonts w:cs="David" w:hint="cs"/>
+          <w:rFonts w:cs="David"/>
           <w:sz w:val="28"/>
           <w:szCs w:val="28"/>
           <w:rtl/>
@@ -293,118 +399,254 @@
     </w:p>
     <w:p>
       <w:pPr>
+        <w:rPr>
+          <w:rFonts w:cs="David"/>
+          <w:b/>
+          <w:bCs/>
+          <w:sz w:val="28"/>
+          <w:szCs w:val="28"/>
+          <w:rtl/>
+        </w:rPr>
+      </w:pPr>
+      <w:r>
+        <w:rPr>
+          <w:rFonts w:cs="David" w:hint="cs"/>
+          <w:sz w:val="28"/>
+          <w:szCs w:val="28"/>
+          <w:rtl/>
+        </w:rPr>
+        <w:t>בהתאם לפניית</w:t>
+      </w:r>
+      <w:r>
+        <w:rPr>
+          <w:rFonts w:cs="David" w:hint="cs"/>
+          <w:sz w:val="28"/>
+          <w:szCs w:val="28"/>
+          <w:rtl/>
+        </w:rPr>
+        <w:t>כם</w:t>
+      </w:r>
+      <w:r>
+        <w:rPr>
+          <w:rFonts w:cs="David" w:hint="cs"/>
+          <w:sz w:val="28"/>
+          <w:szCs w:val="28"/>
+          <w:rtl/>
+        </w:rPr>
+        <w:t xml:space="preserve"> להעריך את פוטנציאל הסיכון של </w:t>
+      </w:r>
+      <w:r>
+        <w:rPr>
+          <w:rFonts w:cs="David" w:hint="cs"/>
+          <w:sz w:val="28"/>
+          <w:szCs w:val="28"/>
+          <w:rtl/>
+        </w:rPr>
+        <w:t>איכות האוויר</w:t>
+      </w:r>
+      <w:r>
+        <w:rPr>
+          <w:rFonts w:cs="David" w:hint="cs"/>
+          <w:sz w:val="28"/>
+          <w:szCs w:val="28"/>
+          <w:rtl/>
+        </w:rPr>
+        <w:t>,</w:t>
+      </w:r>
+      <w:r>
+        <w:rPr>
+          <w:rFonts w:cs="David" w:hint="cs"/>
+          <w:sz w:val="28"/>
+          <w:szCs w:val="28"/>
+          <w:rtl/>
+        </w:rPr>
+        <w:t xml:space="preserve"> </w:t>
+      </w:r>
+      <w:r>
+        <w:rPr>
+          <w:rFonts w:cs="David" w:hint="cs"/>
+          <w:sz w:val="28"/>
+          <w:szCs w:val="28"/>
+          <w:rtl/>
+        </w:rPr>
+        <w:t xml:space="preserve">הננו מתכבדים להגיש הצעתנו לבדיקת </w:t>
+      </w:r>
+      <w:r>
+        <w:rPr>
+          <w:rFonts w:cs="David" w:hint="cs"/>
+          <w:sz w:val="28"/>
+          <w:szCs w:val="28"/>
+          <w:rtl/>
+        </w:rPr>
+        <w:t xml:space="preserve">איכות אוויר </w:t>
+      </w:r>
+      <w:r>
+        <w:rPr>
+          <w:rFonts w:cs="David" w:hint="cs"/>
+          <w:sz w:val="28"/>
+          <w:szCs w:val="28"/>
+          <w:rtl/>
+        </w:rPr>
+        <w:t>רציפה ל-24 שעות</w:t>
+      </w:r>
+      <w:r>
+        <w:rPr>
+          <w:rFonts w:cs="David" w:hint="cs"/>
+          <w:sz w:val="28"/>
+          <w:szCs w:val="28"/>
+          <w:rtl/>
+        </w:rPr>
+        <w:t xml:space="preserve"> </w:t>
+      </w:r>
+      <w:r>
+        <w:rPr>
+          <w:rFonts w:cs="David" w:hint="cs"/>
+          <w:sz w:val="28"/>
+          <w:szCs w:val="28"/>
+          <w:highlight w:val="yellow"/>
+          <w:rtl/>
+        </w:rPr>
+        <w:t>במתחם השוק בבאר שבע.</w:t>
+      </w:r>
+    </w:p>
+    <w:p>
+      <w:pPr>
+        <w:rPr>
+          <w:rFonts w:cs="David"/>
+          <w:b/>
+          <w:bCs/>
+          <w:sz w:val="28"/>
+          <w:szCs w:val="28"/>
+          <w:rtl/>
+        </w:rPr>
+      </w:pPr>
+    </w:p>
+    <w:p>
+      <w:pPr>
+        <w:rPr>
+          <w:rFonts w:cs="David"/>
+          <w:b/>
+          <w:bCs/>
+          <w:sz w:val="28"/>
+          <w:szCs w:val="28"/>
+          <w:rtl/>
+        </w:rPr>
+      </w:pPr>
+    </w:p>
+    <w:p>
+      <w:pPr>
+        <w:ind w:left="360"/>
+        <w:rPr>
+          <w:rFonts w:cs="David"/>
+          <w:b/>
+          <w:bCs/>
+          <w:sz w:val="28"/>
+          <w:szCs w:val="28"/>
+          <w:rtl/>
+        </w:rPr>
+      </w:pPr>
+      <w:r>
         <w:rPr>
           <w:rFonts w:cs="David" w:hint="cs"/>
           <w:b/>
           <w:bCs/>
           <w:sz w:val="28"/>
           <w:szCs w:val="28"/>
-          <w:rtl/>
-        </w:rPr>
-      </w:pPr>
-      <w:r>
-        <w:rPr>
-          <w:rFonts w:cs="David" w:hint="cs"/>
-          <w:sz w:val="28"/>
-          <w:szCs w:val="28"/>
-          <w:rtl/>
-        </w:rPr>
-        <w:t>בהתאם לפניית</w:t>
-      </w:r>
-      <w:r>
-        <w:rPr>
-          <w:rFonts w:cs="David" w:hint="cs"/>
-          <w:sz w:val="28"/>
-          <w:szCs w:val="28"/>
-          <w:rtl/>
-        </w:rPr>
-        <w:t>כם</w:t>
-      </w:r>
-      <w:r>
-        <w:rPr>
-          <w:rFonts w:cs="David" w:hint="cs"/>
-          <w:sz w:val="28"/>
-          <w:szCs w:val="28"/>
-          <w:rtl/>
-        </w:rPr>
-        <w:t xml:space="preserve"> להעריך את פוטנציאל הסיכון של </w:t>
-      </w:r>
-      <w:r>
-        <w:rPr>
-          <w:rFonts w:cs="David" w:hint="cs"/>
-          <w:sz w:val="28"/>
-          <w:szCs w:val="28"/>
-          <w:rtl/>
-        </w:rPr>
-        <w:t>איכות האוויר</w:t>
-      </w:r>
-      <w:r>
-        <w:rPr>
-          <w:rFonts w:cs="David" w:hint="cs"/>
-          <w:sz w:val="28"/>
-          <w:szCs w:val="28"/>
-          <w:rtl/>
-        </w:rPr>
-        <w:t>,</w:t>
-      </w:r>
-      <w:r>
-        <w:rPr>
-          <w:rFonts w:cs="David" w:hint="cs"/>
-          <w:sz w:val="28"/>
-          <w:szCs w:val="28"/>
-          <w:rtl/>
-        </w:rPr>
-        <w:t xml:space="preserve"> </w:t>
-      </w:r>
-      <w:r>
-        <w:rPr>
-          <w:rFonts w:cs="David" w:hint="cs"/>
-          <w:sz w:val="28"/>
-          <w:szCs w:val="28"/>
-          <w:rtl/>
-        </w:rPr>
-        <w:t xml:space="preserve">הננו מתכבדים להגיש הצעתנו לבדיקת </w:t>
-      </w:r>
-      <w:r>
-        <w:rPr>
-          <w:rFonts w:cs="David" w:hint="cs"/>
-          <w:sz w:val="28"/>
-          <w:szCs w:val="28"/>
-          <w:rtl/>
-        </w:rPr>
-        <w:t xml:space="preserve">איכות אוויר </w:t>
-      </w:r>
-      <w:r>
-        <w:rPr>
-          <w:rFonts w:cs="David" w:hint="cs"/>
-          <w:sz w:val="28"/>
-          <w:szCs w:val="28"/>
-          <w:rtl/>
-        </w:rPr>
-        <w:t>רציפה ל-24 שעות</w:t>
-      </w:r>
-      <w:r>
-        <w:rPr>
-          <w:rFonts w:cs="David" w:hint="cs"/>
-          <w:sz w:val="28"/>
-          <w:szCs w:val="28"/>
-          <w:rtl/>
-        </w:rPr>
-        <w:t xml:space="preserve"> </w:t>
-      </w:r>
-      <w:r>
-        <w:rPr>
-          <w:rFonts w:cs="David" w:hint="cs"/>
-          <w:sz w:val="28"/>
-          <w:szCs w:val="28"/>
-          <w:highlight w:val="yellow"/>
-          <w:rtl/>
-        </w:rPr>
-        <w:t>במתחם השוק בבאר שבע.</w:t>
+          <w:u w:val="single"/>
+          <w:rtl/>
+        </w:rPr>
+        <w:t>מטרה</w:t>
       </w:r>
     </w:p>
     <w:p>
       <w:pPr>
+        <w:rPr>
+          <w:rFonts w:cs="David"/>
+          <w:sz w:val="28"/>
+          <w:szCs w:val="28"/>
+          <w:rtl/>
+        </w:rPr>
+      </w:pPr>
+    </w:p>
+    <w:p>
+      <w:pPr>
+        <w:rPr>
+          <w:rFonts w:cs="David"/>
+          <w:sz w:val="28"/>
+          <w:szCs w:val="28"/>
+          <w:rtl/>
+        </w:rPr>
+      </w:pPr>
+      <w:r>
+        <w:rPr>
+          <w:rFonts w:cs="David" w:hint="cs"/>
+          <w:sz w:val="28"/>
+          <w:szCs w:val="28"/>
+          <w:rtl/>
+        </w:rPr>
+        <w:t xml:space="preserve">    ביצוע מדידות מדגמיות על מנת להעריך את איכות האוויר על ידי איתור או שלילת המצאות מזהמים</w:t>
+      </w:r>
+    </w:p>
+    <w:p>
+      <w:pPr>
+        <w:rPr>
+          <w:rFonts w:cs="David"/>
+          <w:sz w:val="28"/>
+          <w:szCs w:val="28"/>
+          <w:rtl/>
+        </w:rPr>
+      </w:pPr>
+      <w:r>
+        <w:rPr>
+          <w:rFonts w:cs="David" w:hint="cs"/>
+          <w:sz w:val="28"/>
+          <w:szCs w:val="28"/>
+          <w:rtl/>
+        </w:rPr>
+        <w:t xml:space="preserve">    כימיים ופיסקליים מהשפעת </w:t>
+      </w:r>
+      <w:r>
+        <w:rPr>
+          <w:rFonts w:cs="David" w:hint="cs"/>
+          <w:sz w:val="28"/>
+          <w:szCs w:val="28"/>
+          <w:rtl/>
+        </w:rPr>
+        <w:t>כלי תחבורה באזור.</w:t>
+      </w:r>
+      <w:r>
+        <w:rPr>
+          <w:rFonts w:cs="David" w:hint="cs"/>
+          <w:sz w:val="28"/>
+          <w:szCs w:val="28"/>
+          <w:rtl/>
+        </w:rPr>
+        <w:t xml:space="preserve">        </w:t>
+      </w:r>
+    </w:p>
+    <w:p>
+      <w:pPr>
+        <w:ind w:left="360"/>
+        <w:rPr>
+          <w:rFonts w:cs="David"/>
+          <w:b/>
+          <w:bCs/>
+          <w:sz w:val="28"/>
+          <w:szCs w:val="28"/>
+        </w:rPr>
+      </w:pPr>
+    </w:p>
+    <w:p>
+      <w:pPr>
+        <w:rPr>
+          <w:rFonts w:cs="David"/>
+          <w:sz w:val="28"/>
+          <w:szCs w:val="28"/>
+          <w:u w:val="single"/>
+          <w:rtl/>
+        </w:rPr>
+      </w:pPr>
+      <w:r>
         <w:rPr>
           <w:rFonts w:cs="David" w:hint="cs"/>
           <w:b/>
@@ -413,203 +655,67 @@
           <w:szCs w:val="28"/>
           <w:rtl/>
         </w:rPr>
-      </w:pPr>
-    </w:p>
-    <w:p>
-      <w:pPr>
+        <w:t xml:space="preserve">    </w:t>
+      </w:r>
+      <w:r>
         <w:rPr>
           <w:rFonts w:cs="David" w:hint="cs"/>
           <w:b/>
           <w:bCs/>
           <w:sz w:val="28"/>
           <w:szCs w:val="28"/>
-          <w:rtl/>
-        </w:rPr>
-      </w:pPr>
+          <w:u w:val="single"/>
+          <w:rtl/>
+        </w:rPr>
+        <w:t>תיאור מקום</w:t>
+      </w:r>
+      <w:r>
+        <w:rPr>
+          <w:rFonts w:cs="David" w:hint="cs"/>
+          <w:sz w:val="28"/>
+          <w:szCs w:val="28"/>
+          <w:u w:val="single"/>
+          <w:rtl/>
+        </w:rPr>
+        <w:t xml:space="preserve"> </w:t>
+      </w:r>
     </w:p>
     <w:p>
       <w:pPr>
-        <w:ind w:left="360"/>
-        <w:rPr>
-          <w:rFonts w:cs="David" w:hint="cs"/>
-          <w:b/>
-          <w:bCs/>
-          <w:sz w:val="28"/>
-          <w:szCs w:val="28"/>
-          <w:rtl/>
-        </w:rPr>
-      </w:pPr>
-      <w:r>
-        <w:rPr>
-          <w:rFonts w:cs="David" w:hint="cs"/>
-          <w:b/>
-          <w:bCs/>
+        <w:rPr>
+          <w:rFonts w:cs="David"/>
           <w:sz w:val="28"/>
           <w:szCs w:val="28"/>
           <w:u w:val="single"/>
           <w:rtl/>
         </w:rPr>
-        <w:t>מטרה</w:t>
-      </w:r>
+      </w:pPr>
     </w:p>
     <w:p>
       <w:pPr>
         <w:rPr>
+          <w:rFonts w:cs="David"/>
+          <w:sz w:val="28"/>
+          <w:szCs w:val="28"/>
+          <w:u w:val="single"/>
+          <w:rtl/>
+        </w:rPr>
+      </w:pPr>
+      <w:r>
+        <w:rPr>
           <w:rFonts w:cs="David" w:hint="cs"/>
           <w:sz w:val="28"/>
           <w:szCs w:val="28"/>
-          <w:rtl/>
-        </w:rPr>
-      </w:pPr>
+          <w:highlight w:val="yellow"/>
+          <w:rtl/>
+        </w:rPr>
+        <w:t>דירה באזור עירוני</w:t>
+      </w:r>
     </w:p>
     <w:p>
       <w:pPr>
         <w:rPr>
-          <w:rFonts w:cs="David" w:hint="cs"/>
-          <w:sz w:val="28"/>
-          <w:szCs w:val="28"/>
-          <w:rtl/>
-        </w:rPr>
-      </w:pPr>
-      <w:r>
-        <w:rPr>
-          <w:rFonts w:cs="David" w:hint="cs"/>
-          <w:sz w:val="28"/>
-          <w:szCs w:val="28"/>
-          <w:rtl/>
-        </w:rPr>
-        <w:t xml:space="preserve">    ביצוע מדידות מדגמיות על מנת להעריך את איכות האוויר על ידי איתור או שלילת המצאות מזהמים</w:t>
-      </w:r>
-    </w:p>
-    <w:p>
-      <w:pPr>
-        <w:rPr>
-          <w:rFonts w:cs="David" w:hint="cs"/>
-          <w:sz w:val="28"/>
-          <w:szCs w:val="28"/>
-          <w:rtl/>
-        </w:rPr>
-      </w:pPr>
-      <w:r>
-        <w:rPr>
-          <w:rFonts w:cs="David" w:hint="cs"/>
-          <w:sz w:val="28"/>
-          <w:szCs w:val="28"/>
-          <w:rtl/>
-        </w:rPr>
-        <w:t xml:space="preserve">    כימיים ופיסקליים מהשפעת </w:t>
-      </w:r>
-      <w:r>
-        <w:rPr>
-          <w:rFonts w:cs="David" w:hint="cs"/>
-          <w:sz w:val="28"/>
-          <w:szCs w:val="28"/>
-          <w:rtl/>
-        </w:rPr>
-        <w:t>כלי תחבורה באזור.</w:t>
-      </w:r>
-      <w:r>
-        <w:rPr>
-          <w:rFonts w:cs="David" w:hint="cs"/>
-          <w:sz w:val="28"/>
-          <w:szCs w:val="28"/>
-          <w:rtl/>
-        </w:rPr>
-        <w:t xml:space="preserve">        </w:t>
-      </w:r>
-    </w:p>
-    <w:p>
-      <w:pPr>
-        <w:ind w:left="360"/>
-        <w:rPr>
           <w:rFonts w:cs="David"/>
-          <w:b/>
-          <w:bCs/>
-          <w:sz w:val="28"/>
-          <w:szCs w:val="28"/>
-        </w:rPr>
-      </w:pPr>
-    </w:p>
-    <w:p>
-      <w:pPr>
-        <w:rPr>
-          <w:rFonts w:cs="David" w:hint="cs"/>
-          <w:sz w:val="28"/>
-          <w:szCs w:val="28"/>
-          <w:u w:val="single"/>
-          <w:rtl/>
-        </w:rPr>
-      </w:pPr>
-      <w:r>
-        <w:rPr>
-          <w:rFonts w:cs="David" w:hint="cs"/>
-          <w:b/>
-          <w:bCs/>
-          <w:sz w:val="28"/>
-          <w:szCs w:val="28"/>
-          <w:rtl/>
-        </w:rPr>
-        <w:t xml:space="preserve">    </w:t>
-      </w:r>
-      <w:r>
-        <w:rPr>
-          <w:rFonts w:cs="David" w:hint="cs"/>
-          <w:b/>
-          <w:bCs/>
-          <w:sz w:val="28"/>
-          <w:szCs w:val="28"/>
-          <w:u w:val="single"/>
-          <w:rtl/>
-        </w:rPr>
-        <w:t>תיאור מקום</w:t>
-      </w:r>
-      <w:r>
-        <w:rPr>
-          <w:rFonts w:cs="David" w:hint="cs"/>
-          <w:sz w:val="28"/>
-          <w:szCs w:val="28"/>
-          <w:u w:val="single"/>
-          <w:rtl/>
-        </w:rPr>
-        <w:t xml:space="preserve"> </w:t>
-      </w:r>
-    </w:p>
-    <w:p>
-      <w:pPr>
-        <w:rPr>
-          <w:rFonts w:cs="David" w:hint="cs"/>
-          <w:sz w:val="28"/>
-          <w:szCs w:val="28"/>
-          <w:u w:val="single"/>
-          <w:rtl/>
-        </w:rPr>
-      </w:pPr>
-    </w:p>
-    <w:p>
-      <w:pPr>
-        <w:rPr>
-          <w:rFonts w:cs="David" w:hint="cs"/>
-          <w:sz w:val="28"/>
-          <w:szCs w:val="28"/>
-          <w:u w:val="single"/>
-          <w:rtl/>
-        </w:rPr>
-      </w:pPr>
-      <w:r>
-        <w:rPr>
-          <w:rFonts w:cs="David" w:hint="cs"/>
-          <w:sz w:val="28"/>
-          <w:szCs w:val="28"/>
-          <w:highlight w:val="yellow"/>
-          <w:rtl/>
-        </w:rPr>
-        <w:t>דירה באזור עירוני</w:t>
-      </w:r>
-    </w:p>
-    <w:p>
-      <w:pPr>
-        <w:rPr>
-          <w:rFonts w:cs="David" w:hint="cs"/>
           <w:sz w:val="28"/>
           <w:szCs w:val="28"/>
           <w:u w:val="single"/>
@@ -624,22 +730,22 @@
           <w:numId w:val="30"/>
         </w:numPr>
         <w:rPr>
+          <w:rFonts w:cs="David"/>
+          <w:b/>
+          <w:bCs/>
+          <w:sz w:val="28"/>
+          <w:szCs w:val="28"/>
+          <w:u w:val="single"/>
+        </w:rPr>
+      </w:pPr>
+      <w:r>
+        <w:rPr>
           <w:rFonts w:cs="David" w:hint="cs"/>
           <w:b/>
           <w:bCs/>
           <w:sz w:val="28"/>
           <w:szCs w:val="28"/>
           <w:u w:val="single"/>
-        </w:rPr>
-      </w:pPr>
-      <w:r>
-        <w:rPr>
-          <w:rFonts w:cs="David" w:hint="cs"/>
-          <w:b/>
-          <w:bCs/>
-          <w:sz w:val="28"/>
-          <w:szCs w:val="28"/>
-          <w:u w:val="single"/>
           <w:rtl/>
         </w:rPr>
         <w:t>ביצוע בדיקות ע"פ המפרט הבא:</w:t>
@@ -649,7 +755,7 @@
       <w:pPr>
         <w:ind w:left="360"/>
         <w:rPr>
-          <w:rFonts w:cs="David" w:hint="cs"/>
+          <w:rFonts w:cs="David"/>
           <w:b/>
           <w:bCs/>
           <w:sz w:val="28"/>
@@ -697,7 +803,7 @@
           <w:numId w:val="47"/>
         </w:numPr>
         <w:rPr>
-          <w:rFonts w:cs="David" w:hint="cs"/>
+          <w:rFonts w:cs="David"/>
           <w:sz w:val="28"/>
           <w:szCs w:val="28"/>
         </w:rPr>
@@ -746,7 +852,7 @@
           <w:numId w:val="47"/>
         </w:numPr>
         <w:rPr>
-          <w:rFonts w:cs="David" w:hint="cs"/>
+          <w:rFonts w:cs="David"/>
           <w:sz w:val="28"/>
           <w:szCs w:val="28"/>
         </w:rPr>
@@ -821,7 +927,7 @@
           <w:numId w:val="47"/>
         </w:numPr>
         <w:rPr>
-          <w:rFonts w:cs="David" w:hint="cs"/>
+          <w:rFonts w:cs="David"/>
           <w:sz w:val="28"/>
           <w:szCs w:val="28"/>
         </w:rPr>
@@ -988,7 +1094,7 @@
           <w:numId w:val="47"/>
         </w:numPr>
         <w:rPr>
-          <w:rFonts w:cs="David" w:hint="cs"/>
+          <w:rFonts w:cs="David"/>
           <w:sz w:val="28"/>
           <w:szCs w:val="28"/>
         </w:rPr>
@@ -1010,7 +1116,7 @@
           <w:numId w:val="47"/>
         </w:numPr>
         <w:rPr>
-          <w:rFonts w:cs="David" w:hint="cs"/>
+          <w:rFonts w:cs="David"/>
           <w:sz w:val="28"/>
           <w:szCs w:val="28"/>
         </w:rPr>
@@ -1103,7 +1209,7 @@
           <w:numId w:val="47"/>
         </w:numPr>
         <w:rPr>
-          <w:rFonts w:cs="David" w:hint="cs"/>
+          <w:rFonts w:cs="David"/>
           <w:sz w:val="28"/>
           <w:szCs w:val="28"/>
         </w:rPr>
@@ -1121,7 +1227,7 @@
     <w:p>
       <w:pPr>
         <w:rPr>
-          <w:rFonts w:cs="David" w:hint="cs"/>
+          <w:rFonts w:cs="David"/>
           <w:sz w:val="28"/>
           <w:szCs w:val="28"/>
           <w:rtl/>
@@ -1142,6 +1248,16 @@
     <w:p>
       <w:pPr>
         <w:ind w:left="401"/>
+        <w:rPr>
+          <w:rFonts w:cs="David"/>
+          <w:b/>
+          <w:bCs/>
+          <w:sz w:val="28"/>
+          <w:szCs w:val="28"/>
+          <w:rtl/>
+        </w:rPr>
+      </w:pPr>
+      <w:r>
         <w:rPr>
           <w:rFonts w:cs="David" w:hint="cs"/>
           <w:b/>
@@ -1150,7 +1266,20 @@
           <w:szCs w:val="28"/>
           <w:rtl/>
         </w:rPr>
-      </w:pPr>
+        <w:t>2.</w:t>
+      </w:r>
+      <w:r>
+        <w:rPr>
+          <w:rFonts w:cs="David"/>
+          <w:b/>
+          <w:bCs/>
+          <w:sz w:val="28"/>
+          <w:szCs w:val="28"/>
+          <w:u w:val="single"/>
+          <w:rtl/>
+        </w:rPr>
+        <w:t xml:space="preserve"> </w:t>
+      </w:r>
       <w:r>
         <w:rPr>
           <w:rFonts w:cs="David" w:hint="cs"/>
@@ -1158,29 +1287,6 @@
           <w:bCs/>
           <w:sz w:val="28"/>
           <w:szCs w:val="28"/>
-          <w:rtl/>
-        </w:rPr>
-        <w:t>2.</w:t>
-      </w:r>
-      <w:r>
-        <w:rPr>
-          <w:rFonts w:cs="David"/>
-          <w:b/>
-          <w:bCs/>
-          <w:sz w:val="28"/>
-          <w:szCs w:val="28"/>
-          <w:u w:val="single"/>
-          <w:rtl/>
-        </w:rPr>
-        <w:t xml:space="preserve"> </w:t>
-      </w:r>
-      <w:r>
-        <w:rPr>
-          <w:rFonts w:cs="David" w:hint="cs"/>
-          <w:b/>
-          <w:bCs/>
-          <w:sz w:val="28"/>
-          <w:szCs w:val="28"/>
           <w:u w:val="single"/>
           <w:rtl/>
         </w:rPr>
@@ -1190,7 +1296,7 @@
     <w:p>
       <w:pPr>
         <w:rPr>
-          <w:rFonts w:cs="David" w:hint="cs"/>
+          <w:rFonts w:cs="David"/>
           <w:rtl/>
         </w:rPr>
       </w:pPr>
@@ -1199,7 +1305,7 @@
       <w:pPr>
         <w:ind w:left="685"/>
         <w:rPr>
-          <w:rFonts w:cs="David" w:hint="cs"/>
+          <w:rFonts w:cs="David"/>
           <w:sz w:val="28"/>
           <w:szCs w:val="28"/>
           <w:rtl/>
@@ -1219,7 +1325,7 @@
       <w:pPr>
         <w:ind w:left="685"/>
         <w:rPr>
-          <w:rFonts w:cs="David" w:hint="cs"/>
+          <w:rFonts w:cs="David"/>
           <w:sz w:val="28"/>
           <w:szCs w:val="28"/>
           <w:rtl/>
@@ -1230,7 +1336,7 @@
       <w:pPr>
         <w:ind w:left="685"/>
         <w:rPr>
-          <w:rFonts w:cs="David" w:hint="cs"/>
+          <w:rFonts w:cs="David"/>
           <w:sz w:val="28"/>
           <w:szCs w:val="28"/>
           <w:rtl/>
@@ -1250,7 +1356,7 @@
       <w:pPr>
         <w:ind w:left="685"/>
         <w:rPr>
-          <w:rFonts w:cs="David" w:hint="cs"/>
+          <w:rFonts w:cs="David"/>
           <w:sz w:val="28"/>
           <w:szCs w:val="28"/>
           <w:rtl/>
@@ -1261,7 +1367,7 @@
       <w:pPr>
         <w:ind w:left="685"/>
         <w:rPr>
-          <w:rFonts w:cs="David" w:hint="cs"/>
+          <w:rFonts w:cs="David"/>
           <w:sz w:val="28"/>
           <w:szCs w:val="28"/>
           <w:rtl/>
@@ -1299,7 +1405,7 @@
       <w:pPr>
         <w:ind w:left="685"/>
         <w:rPr>
-          <w:rFonts w:cs="David" w:hint="cs"/>
+          <w:rFonts w:cs="David"/>
           <w:sz w:val="28"/>
           <w:szCs w:val="28"/>
           <w:rtl/>
@@ -1376,7 +1482,7 @@
         <w:shd w:val="clear" w:color="auto" w:fill="C0C0C0"/>
         <w:jc w:val="center"/>
         <w:rPr>
-          <w:rFonts w:cs="David" w:hint="cs"/>
+          <w:rFonts w:cs="David"/>
           <w:b/>
           <w:bCs/>
           <w:sz w:val="40"/>
@@ -1505,6 +1611,16 @@
     <w:p>
       <w:pPr>
         <w:rPr>
+          <w:rFonts w:cs="David"/>
+          <w:b/>
+          <w:bCs/>
+          <w:sz w:val="28"/>
+          <w:szCs w:val="28"/>
+          <w:rtl/>
+        </w:rPr>
+      </w:pPr>
+      <w:r>
+        <w:rPr>
           <w:rFonts w:cs="David" w:hint="cs"/>
           <w:b/>
           <w:bCs/>
@@ -1512,7 +1628,8 @@
           <w:szCs w:val="28"/>
           <w:rtl/>
         </w:rPr>
-      </w:pPr>
+        <w:t xml:space="preserve">מחיר </w:t>
+      </w:r>
       <w:r>
         <w:rPr>
           <w:rFonts w:cs="David" w:hint="cs"/>
@@ -1522,7 +1639,7 @@
           <w:szCs w:val="28"/>
           <w:rtl/>
         </w:rPr>
-        <w:t xml:space="preserve">מחיר </w:t>
+        <w:t>ביצוע תכולת העבודה ע"פ סעיף מס' 1 בהצעה</w:t>
       </w:r>
       <w:r>
         <w:rPr>
@@ -1533,7 +1650,7 @@
           <w:szCs w:val="28"/>
           <w:rtl/>
         </w:rPr>
-        <w:t>ביצוע תכולת העבודה ע"פ סעיף מס' 1 בהצעה</w:t>
+        <w:t xml:space="preserve"> הינו:</w:t>
       </w:r>
       <w:r>
         <w:rPr>
@@ -1544,38 +1661,27 @@
           <w:szCs w:val="28"/>
           <w:rtl/>
         </w:rPr>
-        <w:t xml:space="preserve"> הינו:</w:t>
-      </w:r>
-      <w:r>
-        <w:rPr>
-          <w:rFonts w:cs="David" w:hint="cs"/>
+        <w:t xml:space="preserve"> </w:t>
+      </w:r>
+    </w:p>
+    <w:p>
+      <w:pPr>
+        <w:rPr>
+          <w:rFonts w:cs="David"/>
           <w:b/>
           <w:bCs/>
           <w:sz w:val="28"/>
           <w:szCs w:val="28"/>
           <w:rtl/>
         </w:rPr>
-        <w:t xml:space="preserve"> </w:t>
-      </w:r>
-    </w:p>
-    <w:p>
-      <w:pPr>
-        <w:rPr>
-          <w:vanish/>
-        </w:rPr>
-      </w:pPr>
-      <w:r>
-        <w:rPr>
-          <w:vanish/>
-        </w:rPr>
-        <w:t xml:space="preserve">{#hasDiscount}</w:t>
-      </w:r>
+      </w:pPr>
     </w:p>
     <w:tbl>
       <w:tblPr>
         <w:bidiVisual/>
-        <w:tblW w:w="10466" w:type="dxa"/>
-        <w:tblLayout w:type="fixed"/>
+        <w:tblW w:w="0" w:type="auto"/>
+        <w:tblLayout w:type="autofit"/>
+        <w:jc w:val="right"/>
         <w:tblBorders>
           <w:top w:val="single" w:sz="4" w:space="0" w:color="auto"/>
           <w:left w:val="single" w:sz="4" w:space="0" w:color="auto"/>
@@ -1587,30 +1693,23 @@
         <w:tblLook w:val="04A0" w:firstRow="1" w:lastRow="0" w:firstColumn="1" w:lastColumn="0" w:noHBand="0" w:noVBand="1"/>
       </w:tblPr>
       <w:tblGrid>
-        <w:gridCol w:w="700"/>
-        <w:gridCol w:w="900"/>
-        <w:gridCol w:w="2900"/>
-        <w:gridCol w:w="900"/>
-        <w:gridCol w:w="1400"/>
-        <w:gridCol w:w="1400"/>
-        <w:gridCol w:w="2266"/>
+        <w:gridCol/>
+        <w:gridCol/>
+        <w:gridCol/>
+        <w:gridCol/>
+        <w:gridCol/>
+        <w:gridCol/>
+        <w:gridCol/>
       </w:tblGrid>
       <w:tr>
         <w:tc>
           <w:tcPr>
-            <w:tcW w:w="700" w:type="dxa"/>
-            <w:tcBorders>
-              <w:top w:val="single" w:sz="4" w:space="0" w:color="auto"/>
-              <w:left w:val="single" w:sz="4" w:space="0" w:color="auto"/>
-              <w:bottom w:val="single" w:sz="4" w:space="0" w:color="auto"/>
-              <w:right w:val="single" w:sz="4" w:space="0" w:color="auto"/>
-            </w:tcBorders>
-            <w:hideMark/>
+            <w:tcW w:w="0" w:type="auto"/>
           </w:tcPr>
           <w:p>
             <w:pPr>
               <w:rPr>
-                <w:rFonts w:cs="David"/>
+                <w:rFonts w:cs="David" w:hint="cs"/>
                 <w:b/>
                 <w:bCs/>
                 <w:sz w:val="28"/>
@@ -1620,7 +1719,7 @@
             </w:pPr>
             <w:r>
               <w:rPr>
-                <w:rFonts w:cs="David"/>
+                <w:rFonts w:cs="David" w:hint="cs"/>
                 <w:b/>
                 <w:bCs/>
                 <w:sz w:val="28"/>
@@ -1633,19 +1732,12 @@
         </w:tc>
         <w:tc>
           <w:tcPr>
-            <w:tcW w:w="900" w:type="dxa"/>
-            <w:tcBorders>
-              <w:top w:val="single" w:sz="4" w:space="0" w:color="auto"/>
-              <w:left w:val="single" w:sz="4" w:space="0" w:color="auto"/>
-              <w:bottom w:val="single" w:sz="4" w:space="0" w:color="auto"/>
-              <w:right w:val="single" w:sz="4" w:space="0" w:color="auto"/>
-            </w:tcBorders>
-            <w:hideMark/>
+            <w:tcW w:w="0" w:type="auto"/>
           </w:tcPr>
           <w:p>
             <w:pPr>
               <w:rPr>
-                <w:rFonts w:cs="David"/>
+                <w:rFonts w:cs="David" w:hint="cs"/>
                 <w:b/>
                 <w:bCs/>
                 <w:sz w:val="28"/>
@@ -1655,7 +1747,7 @@
             </w:pPr>
             <w:r>
               <w:rPr>
-                <w:rFonts w:cs="David"/>
+                <w:rFonts w:cs="David" w:hint="cs"/>
                 <w:b/>
                 <w:bCs/>
                 <w:sz w:val="28"/>
@@ -1668,19 +1760,12 @@
         </w:tc>
         <w:tc>
           <w:tcPr>
-            <w:tcW w:w="2900" w:type="dxa"/>
-            <w:tcBorders>
-              <w:top w:val="single" w:sz="4" w:space="0" w:color="auto"/>
-              <w:left w:val="single" w:sz="4" w:space="0" w:color="auto"/>
-              <w:bottom w:val="single" w:sz="4" w:space="0" w:color="auto"/>
-              <w:right w:val="single" w:sz="4" w:space="0" w:color="auto"/>
-            </w:tcBorders>
-            <w:hideMark/>
+            <w:tcW w:w="0" w:type="auto"/>
           </w:tcPr>
           <w:p>
             <w:pPr>
               <w:rPr>
-                <w:rFonts w:cs="David"/>
+                <w:rFonts w:cs="David" w:hint="cs"/>
                 <w:b/>
                 <w:bCs/>
                 <w:sz w:val="28"/>
@@ -1690,7 +1775,7 @@
             </w:pPr>
             <w:r>
               <w:rPr>
-                <w:rFonts w:cs="David"/>
+                <w:rFonts w:cs="David" w:hint="cs"/>
                 <w:b/>
                 <w:bCs/>
                 <w:sz w:val="28"/>
@@ -1703,19 +1788,12 @@
         </w:tc>
         <w:tc>
           <w:tcPr>
-            <w:tcW w:w="900" w:type="dxa"/>
-            <w:tcBorders>
-              <w:top w:val="single" w:sz="4" w:space="0" w:color="auto"/>
-              <w:left w:val="single" w:sz="4" w:space="0" w:color="auto"/>
-              <w:bottom w:val="single" w:sz="4" w:space="0" w:color="auto"/>
-              <w:right w:val="single" w:sz="4" w:space="0" w:color="auto"/>
-            </w:tcBorders>
-            <w:hideMark/>
+            <w:tcW w:w="0" w:type="auto"/>
           </w:tcPr>
           <w:p>
             <w:pPr>
               <w:rPr>
-                <w:rFonts w:cs="David"/>
+                <w:rFonts w:cs="David" w:hint="cs"/>
                 <w:b/>
                 <w:bCs/>
                 <w:sz w:val="28"/>
@@ -1725,7 +1803,7 @@
             </w:pPr>
             <w:r>
               <w:rPr>
-                <w:rFonts w:cs="David"/>
+                <w:rFonts w:cs="David" w:hint="cs"/>
                 <w:b/>
                 <w:bCs/>
                 <w:sz w:val="28"/>
@@ -1738,19 +1816,12 @@
         </w:tc>
         <w:tc>
           <w:tcPr>
-            <w:tcW w:w="1400" w:type="dxa"/>
-            <w:tcBorders>
-              <w:top w:val="single" w:sz="4" w:space="0" w:color="auto"/>
-              <w:left w:val="single" w:sz="4" w:space="0" w:color="auto"/>
-              <w:bottom w:val="single" w:sz="4" w:space="0" w:color="auto"/>
-              <w:right w:val="single" w:sz="4" w:space="0" w:color="auto"/>
-            </w:tcBorders>
-            <w:hideMark/>
+            <w:tcW w:w="0" w:type="auto"/>
           </w:tcPr>
           <w:p>
             <w:pPr>
               <w:rPr>
-                <w:rFonts w:cs="David"/>
+                <w:rFonts w:cs="David" w:hint="cs"/>
                 <w:b/>
                 <w:bCs/>
                 <w:sz w:val="28"/>
@@ -1760,7 +1831,7 @@
             </w:pPr>
             <w:r>
               <w:rPr>
-                <w:rFonts w:cs="David"/>
+                <w:rFonts w:cs="David" w:hint="cs"/>
                 <w:b/>
                 <w:bCs/>
                 <w:sz w:val="28"/>
@@ -1773,19 +1844,12 @@
         </w:tc>
         <w:tc>
           <w:tcPr>
-            <w:tcW w:w="1400" w:type="dxa"/>
-            <w:tcBorders>
-              <w:top w:val="single" w:sz="4" w:space="0" w:color="auto"/>
-              <w:left w:val="single" w:sz="4" w:space="0" w:color="auto"/>
-              <w:bottom w:val="single" w:sz="4" w:space="0" w:color="auto"/>
-              <w:right w:val="single" w:sz="4" w:space="0" w:color="auto"/>
-            </w:tcBorders>
-            <w:hideMark/>
+            <w:tcW w:w="0" w:type="auto"/>
           </w:tcPr>
           <w:p>
             <w:pPr>
               <w:rPr>
-                <w:rFonts w:cs="David"/>
+                <w:rFonts w:cs="David" w:hint="cs"/>
                 <w:b/>
                 <w:bCs/>
                 <w:sz w:val="28"/>
@@ -1795,7 +1859,7 @@
             </w:pPr>
             <w:r>
               <w:rPr>
-                <w:rFonts w:cs="David"/>
+                <w:rFonts w:cs="David" w:hint="cs"/>
                 <w:b/>
                 <w:bCs/>
                 <w:sz w:val="28"/>
@@ -1808,18 +1872,12 @@
         </w:tc>
         <w:tc>
           <w:tcPr>
-            <w:tcW w:w="2266" w:type="dxa"/>
-            <w:tcBorders>
-              <w:top w:val="single" w:sz="4" w:space="0" w:color="auto"/>
-              <w:left w:val="single" w:sz="4" w:space="0" w:color="auto"/>
-              <w:bottom w:val="single" w:sz="4" w:space="0" w:color="auto"/>
-              <w:right w:val="single" w:sz="4" w:space="0" w:color="auto"/>
-            </w:tcBorders>
+            <w:tcW w:w="0" w:type="auto"/>
           </w:tcPr>
           <w:p>
             <w:pPr>
               <w:rPr>
-                <w:rFonts w:cs="David"/>
+                <w:rFonts w:cs="David" w:hint="cs"/>
                 <w:b/>
                 <w:bCs/>
                 <w:sz w:val="28"/>
@@ -1829,7 +1887,7 @@
             </w:pPr>
             <w:r>
               <w:rPr>
-                <w:rFonts w:cs="David"/>
+                <w:rFonts w:cs="David" w:hint="cs"/>
                 <w:b/>
                 <w:bCs/>
                 <w:sz w:val="28"/>
@@ -1842,7 +1900,7 @@
           <w:p>
             <w:pPr>
               <w:rPr>
-                <w:rFonts w:cs="David"/>
+                <w:rFonts w:cs="David" w:hint="cs"/>
                 <w:b/>
                 <w:bCs/>
                 <w:sz w:val="28"/>
@@ -1856,18 +1914,12 @@
       <w:tr>
         <w:tc>
           <w:tcPr>
-            <w:tcW w:w="700" w:type="dxa"/>
-            <w:tcBorders>
-              <w:top w:val="single" w:sz="4" w:space="0" w:color="auto"/>
-              <w:left w:val="single" w:sz="4" w:space="0" w:color="auto"/>
-              <w:bottom w:val="single" w:sz="4" w:space="0" w:color="auto"/>
-              <w:right w:val="single" w:sz="4" w:space="0" w:color="auto"/>
-            </w:tcBorders>
+            <w:tcW w:w="0" w:type="auto"/>
           </w:tcPr>
           <w:p>
             <w:pPr>
               <w:rPr>
-                <w:rFonts w:cs="David"/>
+                <w:rFonts w:cs="David" w:hint="cs"/>
                 <w:b/>
                 <w:bCs/>
                 <w:sz w:val="28"/>
@@ -1892,18 +1944,12 @@
         </w:tc>
         <w:tc>
           <w:tcPr>
-            <w:tcW w:w="900" w:type="dxa"/>
-            <w:tcBorders>
-              <w:top w:val="single" w:sz="4" w:space="0" w:color="auto"/>
-              <w:left w:val="single" w:sz="4" w:space="0" w:color="auto"/>
-              <w:bottom w:val="single" w:sz="4" w:space="0" w:color="auto"/>
-              <w:right w:val="single" w:sz="4" w:space="0" w:color="auto"/>
-            </w:tcBorders>
+            <w:tcW w:w="0" w:type="auto"/>
           </w:tcPr>
           <w:p>
             <w:pPr>
               <w:rPr>
-                <w:rFonts w:cs="David"/>
+                <w:rFonts w:cs="David" w:hint="cs"/>
                 <w:b/>
                 <w:bCs/>
                 <w:sz w:val="28"/>
@@ -1911,8 +1957,6 @@
                 <w:rtl/>
               </w:rPr>
             </w:pPr>
-            <w:bookmarkStart w:id="8" w:name="fldMakat"/>
-            <w:bookmarkEnd w:id="8"/>
             <w:r>
               <w:rPr>
                 <w:rFonts w:cs="David" w:hint="cs"/>
@@ -1922,9 +1966,25 @@
                 <w:szCs w:val="28"/>
                 <w:rtl/>
               </w:rPr>
-              <w:t>{</w:t>
+              <w:t xml:space="preserve">{itemCode}</w:t>
             </w:r>
-            <w:proofErr w:type="spellStart"/>
+          </w:p>
+        </w:tc>
+        <w:tc>
+          <w:tcPr>
+            <w:tcW w:w="0" w:type="auto"/>
+          </w:tcPr>
+          <w:p>
+            <w:pPr>
+              <w:rPr>
+                <w:rFonts w:cs="David" w:hint="cs"/>
+                <w:b/>
+                <w:bCs/>
+                <w:sz w:val="28"/>
+                <w:szCs w:val="28"/>
+                <w:rtl/>
+              </w:rPr>
+            </w:pPr>
             <w:r>
               <w:rPr>
                 <w:rFonts w:cs="David" w:hint="cs"/>
@@ -1934,9 +1994,25 @@
                 <w:szCs w:val="28"/>
                 <w:rtl/>
               </w:rPr>
-              <w:t>itemCode</w:t>
+              <w:t xml:space="preserve">{description}</w:t>
             </w:r>
-            <w:proofErr w:type="spellEnd"/>
+          </w:p>
+        </w:tc>
+        <w:tc>
+          <w:tcPr>
+            <w:tcW w:w="0" w:type="auto"/>
+          </w:tcPr>
+          <w:p>
+            <w:pPr>
+              <w:rPr>
+                <w:rFonts w:cs="David" w:hint="cs"/>
+                <w:b/>
+                <w:bCs/>
+                <w:sz w:val="28"/>
+                <w:szCs w:val="28"/>
+                <w:rtl/>
+              </w:rPr>
+            </w:pPr>
             <w:r>
               <w:rPr>
                 <w:rFonts w:cs="David" w:hint="cs"/>
@@ -1946,24 +2022,18 @@
                 <w:szCs w:val="28"/>
                 <w:rtl/>
               </w:rPr>
-              <w:t>}</w:t>
+              <w:t xml:space="preserve">{quantity}</w:t>
             </w:r>
           </w:p>
         </w:tc>
         <w:tc>
           <w:tcPr>
-            <w:tcW w:w="2900" w:type="dxa"/>
-            <w:tcBorders>
-              <w:top w:val="single" w:sz="4" w:space="0" w:color="auto"/>
-              <w:left w:val="single" w:sz="4" w:space="0" w:color="auto"/>
-              <w:bottom w:val="single" w:sz="4" w:space="0" w:color="auto"/>
-              <w:right w:val="single" w:sz="4" w:space="0" w:color="auto"/>
-            </w:tcBorders>
+            <w:tcW w:w="0" w:type="auto"/>
           </w:tcPr>
           <w:p>
             <w:pPr>
               <w:rPr>
-                <w:rFonts w:cs="David"/>
+                <w:rFonts w:cs="David" w:hint="cs"/>
                 <w:b/>
                 <w:bCs/>
                 <w:sz w:val="28"/>
@@ -1971,8 +2041,6 @@
                 <w:rtl/>
               </w:rPr>
             </w:pPr>
-            <w:bookmarkStart w:id="9" w:name="fldProduct"/>
-            <w:bookmarkEnd w:id="9"/>
             <w:r>
               <w:rPr>
                 <w:rFonts w:cs="David" w:hint="cs"/>
@@ -1982,9 +2050,25 @@
                 <w:szCs w:val="28"/>
                 <w:rtl/>
               </w:rPr>
-              <w:t>{</w:t>
+              <w:t xml:space="preserve">{unitPrice}</w:t>
             </w:r>
-            <w:proofErr w:type="spellStart"/>
+          </w:p>
+        </w:tc>
+        <w:tc>
+          <w:tcPr>
+            <w:tcW w:w="0" w:type="auto"/>
+          </w:tcPr>
+          <w:p>
+            <w:pPr>
+              <w:rPr>
+                <w:rFonts w:cs="David" w:hint="cs"/>
+                <w:b/>
+                <w:bCs/>
+                <w:sz w:val="28"/>
+                <w:szCs w:val="28"/>
+                <w:rtl/>
+              </w:rPr>
+            </w:pPr>
             <w:r>
               <w:rPr>
                 <w:rFonts w:cs="David" w:hint="cs"/>
@@ -1994,9 +2078,24 @@
                 <w:szCs w:val="28"/>
                 <w:rtl/>
               </w:rPr>
-              <w:t>description</w:t>
+              <w:t xml:space="preserve">{lineDiscountPercent}</w:t>
             </w:r>
-            <w:proofErr w:type="spellEnd"/>
+          </w:p>
+        </w:tc>
+        <w:tc>
+          <w:tcPr>
+            <w:tcW w:w="0" w:type="auto"/>
+          </w:tcPr>
+          <w:p>
+            <w:pPr>
+              <w:rPr>
+                <w:rFonts w:cs="David" w:hint="cs"/>
+                <w:b/>
+                <w:bCs/>
+                <w:sz w:val="28"/>
+                <w:szCs w:val="28"/>
+              </w:rPr>
+            </w:pPr>
             <w:r>
               <w:rPr>
                 <w:rFonts w:cs="David" w:hint="cs"/>
@@ -2006,292 +2105,20 @@
                 <w:szCs w:val="28"/>
                 <w:rtl/>
               </w:rPr>
-              <w:t>}</w:t>
-            </w:r>
-          </w:p>
-        </w:tc>
-        <w:tc>
-          <w:tcPr>
-            <w:tcW w:w="900" w:type="dxa"/>
-            <w:tcBorders>
-              <w:top w:val="single" w:sz="4" w:space="0" w:color="auto"/>
-              <w:left w:val="single" w:sz="4" w:space="0" w:color="auto"/>
-              <w:bottom w:val="single" w:sz="4" w:space="0" w:color="auto"/>
-              <w:right w:val="single" w:sz="4" w:space="0" w:color="auto"/>
-            </w:tcBorders>
-          </w:tcPr>
-          <w:p>
-            <w:pPr>
-              <w:rPr>
-                <w:rFonts w:cs="David"/>
-                <w:b/>
-                <w:bCs/>
-                <w:sz w:val="28"/>
-                <w:szCs w:val="28"/>
-                <w:rtl/>
-              </w:rPr>
-            </w:pPr>
-            <w:bookmarkStart w:id="10" w:name="fldAmmount"/>
-            <w:bookmarkEnd w:id="10"/>
-            <w:r>
-              <w:rPr>
-                <w:rFonts w:cs="David" w:hint="cs"/>
-                <w:b/>
-                <w:bCs/>
-                <w:sz w:val="28"/>
-                <w:szCs w:val="28"/>
-                <w:rtl/>
-              </w:rPr>
-              <w:t>{</w:t>
-            </w:r>
-            <w:proofErr w:type="spellStart"/>
-            <w:r>
-              <w:rPr>
-                <w:rFonts w:cs="David" w:hint="cs"/>
-                <w:b/>
-                <w:bCs/>
-                <w:sz w:val="28"/>
-                <w:szCs w:val="28"/>
-                <w:rtl/>
-              </w:rPr>
-              <w:t>quantity</w:t>
-            </w:r>
-            <w:proofErr w:type="spellEnd"/>
-            <w:r>
-              <w:rPr>
-                <w:rFonts w:cs="David" w:hint="cs"/>
-                <w:b/>
-                <w:bCs/>
-                <w:sz w:val="28"/>
-                <w:szCs w:val="28"/>
-                <w:rtl/>
-              </w:rPr>
-              <w:t>}</w:t>
-            </w:r>
-          </w:p>
-        </w:tc>
-        <w:tc>
-          <w:tcPr>
-            <w:tcW w:w="1400" w:type="dxa"/>
-            <w:tcBorders>
-              <w:top w:val="single" w:sz="4" w:space="0" w:color="auto"/>
-              <w:left w:val="single" w:sz="4" w:space="0" w:color="auto"/>
-              <w:bottom w:val="single" w:sz="4" w:space="0" w:color="auto"/>
-              <w:right w:val="single" w:sz="4" w:space="0" w:color="auto"/>
-            </w:tcBorders>
-          </w:tcPr>
-          <w:p>
-            <w:pPr>
-              <w:rPr>
-                <w:rFonts w:cs="David"/>
-                <w:b/>
-                <w:bCs/>
-                <w:sz w:val="28"/>
-                <w:szCs w:val="28"/>
-                <w:rtl/>
-              </w:rPr>
-            </w:pPr>
-            <w:bookmarkStart w:id="11" w:name="fldPrice"/>
-            <w:bookmarkEnd w:id="11"/>
-            <w:r>
-              <w:rPr>
-                <w:rFonts w:cs="David" w:hint="cs"/>
-                <w:b/>
-                <w:bCs/>
-                <w:sz w:val="28"/>
-                <w:szCs w:val="28"/>
-                <w:rtl/>
-              </w:rPr>
-              <w:t>{</w:t>
-            </w:r>
-            <w:proofErr w:type="spellStart"/>
-            <w:r>
-              <w:rPr>
-                <w:rFonts w:cs="David" w:hint="cs"/>
-                <w:b/>
-                <w:bCs/>
-                <w:sz w:val="28"/>
-                <w:szCs w:val="28"/>
-                <w:rtl/>
-              </w:rPr>
-              <w:t>unitPrice</w:t>
-            </w:r>
-            <w:proofErr w:type="spellEnd"/>
-            <w:r>
-              <w:rPr>
-                <w:rFonts w:cs="David" w:hint="cs"/>
-                <w:b/>
-                <w:bCs/>
-                <w:sz w:val="28"/>
-                <w:szCs w:val="28"/>
-                <w:rtl/>
-              </w:rPr>
-              <w:t>}</w:t>
-            </w:r>
-          </w:p>
-        </w:tc>
-        <w:tc>
-          <w:tcPr>
-            <w:tcW w:w="1400" w:type="dxa"/>
-            <w:tcBorders>
-              <w:top w:val="single" w:sz="4" w:space="0" w:color="auto"/>
-              <w:left w:val="single" w:sz="4" w:space="0" w:color="auto"/>
-              <w:bottom w:val="single" w:sz="4" w:space="0" w:color="auto"/>
-              <w:right w:val="single" w:sz="4" w:space="0" w:color="auto"/>
-            </w:tcBorders>
-          </w:tcPr>
-          <w:p>
-            <w:pPr>
-              <w:rPr>
-                <w:rFonts w:cs="David"/>
-                <w:b/>
-                <w:bCs/>
-                <w:sz w:val="28"/>
-                <w:szCs w:val="28"/>
-                <w:rtl/>
-              </w:rPr>
-            </w:pPr>
-            <w:bookmarkStart w:id="12" w:name="fldLineDiscount"/>
-            <w:bookmarkEnd w:id="12"/>
-            <w:r>
-              <w:rPr>
-                <w:rFonts w:cs="David" w:hint="cs"/>
-                <w:b/>
-                <w:bCs/>
-                <w:sz w:val="28"/>
-                <w:szCs w:val="28"/>
-                <w:rtl/>
-              </w:rPr>
-              <w:t>{</w:t>
-            </w:r>
-            <w:proofErr w:type="spellStart"/>
-            <w:r>
-              <w:rPr>
-                <w:rFonts w:cs="David" w:hint="cs"/>
-                <w:b/>
-                <w:bCs/>
-                <w:sz w:val="28"/>
-                <w:szCs w:val="28"/>
-                <w:rtl/>
-              </w:rPr>
-              <w:t>lineDiscountPercent</w:t>
-            </w:r>
-            <w:proofErr w:type="spellEnd"/>
-            <w:r>
-              <w:rPr>
-                <w:rFonts w:cs="David" w:hint="cs"/>
-                <w:b/>
-                <w:bCs/>
-                <w:sz w:val="28"/>
-                <w:szCs w:val="28"/>
-                <w:rtl/>
-              </w:rPr>
-              <w:t>}</w:t>
-            </w:r>
-          </w:p>
-        </w:tc>
-        <w:tc>
-          <w:tcPr>
-            <w:tcW w:w="2266" w:type="dxa"/>
-            <w:tcBorders>
-              <w:top w:val="single" w:sz="4" w:space="0" w:color="auto"/>
-              <w:left w:val="single" w:sz="4" w:space="0" w:color="auto"/>
-              <w:bottom w:val="single" w:sz="4" w:space="0" w:color="auto"/>
-              <w:right w:val="single" w:sz="4" w:space="0" w:color="auto"/>
-            </w:tcBorders>
-          </w:tcPr>
-          <w:p>
-            <w:pPr>
-              <w:rPr>
-                <w:rFonts w:cs="David"/>
-                <w:b/>
-                <w:bCs/>
-                <w:sz w:val="28"/>
-                <w:szCs w:val="28"/>
-                <w:rtl/>
-              </w:rPr>
-            </w:pPr>
-            <w:bookmarkStart w:id="13" w:name="fldLineTotal"/>
-            <w:bookmarkEnd w:id="13"/>
-            <w:r>
-              <w:rPr>
-                <w:rFonts w:cs="David" w:hint="cs"/>
-                <w:b/>
-                <w:bCs/>
-                <w:sz w:val="28"/>
-                <w:szCs w:val="28"/>
-                <w:rtl/>
-              </w:rPr>
-              <w:t>{</w:t>
-            </w:r>
-            <w:proofErr w:type="spellStart"/>
-            <w:r>
-              <w:rPr>
-                <w:rFonts w:cs="David" w:hint="cs"/>
-                <w:b/>
-                <w:bCs/>
-                <w:sz w:val="28"/>
-                <w:szCs w:val="28"/>
-                <w:rtl/>
-              </w:rPr>
-              <w:t>lineTotal</w:t>
-            </w:r>
-            <w:proofErr w:type="spellEnd"/>
-            <w:r>
-              <w:rPr>
-                <w:rFonts w:cs="David" w:hint="cs"/>
-                <w:b/>
-                <w:bCs/>
-                <w:sz w:val="28"/>
-                <w:szCs w:val="28"/>
-                <w:rtl/>
-              </w:rPr>
-              <w:t>}{/</w:t>
-            </w:r>
-            <w:proofErr w:type="spellStart"/>
-            <w:r>
-              <w:rPr>
-                <w:rFonts w:cs="David" w:hint="cs"/>
-                <w:b/>
-                <w:bCs/>
-                <w:sz w:val="28"/>
-                <w:szCs w:val="28"/>
-                <w:rtl/>
-              </w:rPr>
-              <w:t>items</w:t>
-            </w:r>
-            <w:proofErr w:type="spellEnd"/>
-            <w:r>
-              <w:rPr>
-                <w:rFonts w:cs="David" w:hint="cs"/>
-                <w:b/>
-                <w:bCs/>
-                <w:sz w:val="28"/>
-                <w:szCs w:val="28"/>
-                <w:rtl/>
-              </w:rPr>
-              <w:t>}</w:t>
+              <w:t xml:space="preserve">{lineTotal}{/items}</w:t>
             </w:r>
           </w:p>
         </w:tc>
       </w:tr>
     </w:tbl>
-    <w:p>
-      <w:pPr>
-        <w:rPr>
-          <w:rFonts w:cs="David"/>
-          <w:vanish/>
-          <w:sz w:val="28"/>
-          <w:szCs w:val="28"/>
-          <w:rtl/>
-        </w:rPr>
-      </w:pPr>
-    </w:p>
+    <w:p/>
+    <w:p/>
     <w:tbl>
       <w:tblPr>
-        <w:tblpPr w:leftFromText="180" w:rightFromText="180" w:vertAnchor="text" w:horzAnchor="page" w:tblpX="67" w:tblpY="199"/>
         <w:bidiVisual/>
         <w:tblW w:w="0" w:type="auto"/>
+        <w:tblLayout w:type="autofit"/>
+        <w:jc w:val="right"/>
         <w:tblBorders>
           <w:top w:val="single" w:sz="4" w:space="0" w:color="auto"/>
           <w:left w:val="single" w:sz="4" w:space="0" w:color="auto"/>
@@ -2303,34 +2130,28 @@
         <w:tblLook w:val="04A0" w:firstRow="1" w:lastRow="0" w:firstColumn="1" w:lastColumn="0" w:noHBand="0" w:noVBand="1"/>
       </w:tblPr>
       <w:tblGrid>
-        <w:gridCol w:w="1764"/>
-        <w:gridCol w:w="3145"/>
+        <w:gridCol/>
+        <w:gridCol/>
       </w:tblGrid>
       <w:tr>
         <w:tc>
           <w:tcPr>
-            <w:tcW w:w="1764" w:type="dxa"/>
-            <w:tcBorders>
-              <w:top w:val="single" w:sz="4" w:space="0" w:color="auto"/>
-              <w:left w:val="single" w:sz="4" w:space="0" w:color="auto"/>
-              <w:bottom w:val="single" w:sz="4" w:space="0" w:color="auto"/>
-              <w:right w:val="single" w:sz="4" w:space="0" w:color="auto"/>
-            </w:tcBorders>
-            <w:hideMark/>
+            <w:tcW w:w="0" w:type="auto"/>
           </w:tcPr>
           <w:p>
             <w:pPr>
               <w:rPr>
-                <w:rFonts w:cs="David"/>
+                <w:rFonts w:cs="David" w:hint="cs"/>
                 <w:b/>
                 <w:bCs/>
                 <w:sz w:val="28"/>
                 <w:szCs w:val="28"/>
+                <w:rtl/>
               </w:rPr>
             </w:pPr>
             <w:r>
               <w:rPr>
-                <w:rFonts w:cs="David"/>
+                <w:rFonts w:cs="David" w:hint="cs"/>
                 <w:b/>
                 <w:bCs/>
                 <w:sz w:val="28"/>
@@ -2354,18 +2175,12 @@
         </w:tc>
         <w:tc>
           <w:tcPr>
-            <w:tcW w:w="2414" w:type="dxa"/>
-            <w:tcBorders>
-              <w:top w:val="single" w:sz="4" w:space="0" w:color="auto"/>
-              <w:left w:val="single" w:sz="4" w:space="0" w:color="auto"/>
-              <w:bottom w:val="single" w:sz="4" w:space="0" w:color="auto"/>
-              <w:right w:val="single" w:sz="4" w:space="0" w:color="auto"/>
-            </w:tcBorders>
+            <w:tcW w:w="0" w:type="auto"/>
           </w:tcPr>
           <w:p>
             <w:pPr>
               <w:rPr>
-                <w:rFonts w:cs="David"/>
+                <w:rFonts w:cs="David" w:hint="cs"/>
                 <w:b/>
                 <w:bCs/>
                 <w:sz w:val="28"/>
@@ -2373,8 +2188,6 @@
                 <w:rtl/>
               </w:rPr>
             </w:pPr>
-            <w:bookmarkStart w:id="14" w:name="fldDiscount"/>
-            <w:bookmarkEnd w:id="14"/>
             <w:r>
               <w:rPr>
                 <w:rFonts w:cs="David" w:hint="cs"/>
@@ -2384,31 +2197,7 @@
                 <w:szCs w:val="28"/>
                 <w:rtl/>
               </w:rPr>
-              <w:t>{</w:t>
-            </w:r>
-            <w:proofErr w:type="spellStart"/>
-            <w:r>
-              <w:rPr>
-                <w:rFonts w:cs="David" w:hint="cs"/>
-                <w:b/>
-                <w:bCs/>
-                <w:sz w:val="28"/>
-                <w:szCs w:val="28"/>
-                <w:rtl/>
-              </w:rPr>
-              <w:t>discountPercent</w:t>
-            </w:r>
-            <w:proofErr w:type="spellEnd"/>
-            <w:r>
-              <w:rPr>
-                <w:rFonts w:cs="David" w:hint="cs"/>
-                <w:b/>
-                <w:bCs/>
-                <w:sz w:val="28"/>
-                <w:szCs w:val="28"/>
-                <w:rtl/>
-              </w:rPr>
-              <w:t>}</w:t>
+              <w:t xml:space="preserve">{discountPercent}</w:t>
             </w:r>
           </w:p>
         </w:tc>
@@ -2416,19 +2205,12 @@
       <w:tr>
         <w:tc>
           <w:tcPr>
-            <w:tcW w:w="1764" w:type="dxa"/>
-            <w:tcBorders>
-              <w:top w:val="single" w:sz="4" w:space="0" w:color="auto"/>
-              <w:left w:val="single" w:sz="4" w:space="0" w:color="auto"/>
-              <w:bottom w:val="single" w:sz="4" w:space="0" w:color="auto"/>
-              <w:right w:val="single" w:sz="4" w:space="0" w:color="auto"/>
-            </w:tcBorders>
-            <w:hideMark/>
+            <w:tcW w:w="0" w:type="auto"/>
           </w:tcPr>
           <w:p>
             <w:pPr>
               <w:rPr>
-                <w:rFonts w:cs="David"/>
+                <w:rFonts w:cs="David" w:hint="cs"/>
                 <w:b/>
                 <w:bCs/>
                 <w:sz w:val="28"/>
@@ -2438,7 +2220,7 @@
             </w:pPr>
             <w:r>
               <w:rPr>
-                <w:rFonts w:cs="David"/>
+                <w:rFonts w:cs="David" w:hint="cs"/>
                 <w:b/>
                 <w:bCs/>
                 <w:sz w:val="28"/>
@@ -2451,18 +2233,12 @@
         </w:tc>
         <w:tc>
           <w:tcPr>
-            <w:tcW w:w="2414" w:type="dxa"/>
-            <w:tcBorders>
-              <w:top w:val="single" w:sz="4" w:space="0" w:color="auto"/>
-              <w:left w:val="single" w:sz="4" w:space="0" w:color="auto"/>
-              <w:bottom w:val="single" w:sz="4" w:space="0" w:color="auto"/>
-              <w:right w:val="single" w:sz="4" w:space="0" w:color="auto"/>
-            </w:tcBorders>
+            <w:tcW w:w="0" w:type="auto"/>
           </w:tcPr>
           <w:p>
             <w:pPr>
               <w:rPr>
-                <w:rFonts w:cs="David"/>
+                <w:rFonts w:cs="David" w:hint="cs"/>
                 <w:b/>
                 <w:bCs/>
                 <w:sz w:val="28"/>
@@ -2470,8 +2246,6 @@
                 <w:rtl/>
               </w:rPr>
             </w:pPr>
-            <w:bookmarkStart w:id="15" w:name="fldTotalAfterDiscount"/>
-            <w:bookmarkEnd w:id="15"/>
             <w:r>
               <w:rPr>
                 <w:rFonts w:cs="David" w:hint="cs"/>
@@ -2481,9 +2255,27 @@
                 <w:szCs w:val="28"/>
                 <w:rtl/>
               </w:rPr>
-              <w:t>{</w:t>
+              <w:t xml:space="preserve">{subtotalAfterDiscount}</w:t>
             </w:r>
-            <w:proofErr w:type="spellStart"/>
+          </w:p>
+        </w:tc>
+      </w:tr>
+      <w:tr>
+        <w:tc>
+          <w:tcPr>
+            <w:tcW w:w="0" w:type="auto"/>
+          </w:tcPr>
+          <w:p>
+            <w:pPr>
+              <w:rPr>
+                <w:rFonts w:cs="David" w:hint="cs"/>
+                <w:b/>
+                <w:bCs/>
+                <w:sz w:val="28"/>
+                <w:szCs w:val="28"/>
+                <w:rtl/>
+              </w:rPr>
+            </w:pPr>
             <w:r>
               <w:rPr>
                 <w:rFonts w:cs="David" w:hint="cs"/>
@@ -2493,9 +2285,8 @@
                 <w:szCs w:val="28"/>
                 <w:rtl/>
               </w:rPr>
-              <w:t>subtotalAfterDiscount</w:t>
+              <w:t>מע"מ 1</w:t>
             </w:r>
-            <w:proofErr w:type="spellEnd"/>
             <w:r>
               <w:rPr>
                 <w:rFonts w:cs="David" w:hint="cs"/>
@@ -2505,27 +2296,29 @@
                 <w:szCs w:val="28"/>
                 <w:rtl/>
               </w:rPr>
-              <w:t>}</w:t>
+              <w:t>8</w:t>
+            </w:r>
+            <w:r>
+              <w:rPr>
+                <w:rFonts w:cs="David" w:hint="cs"/>
+                <w:b/>
+                <w:bCs/>
+                <w:sz w:val="28"/>
+                <w:szCs w:val="28"/>
+                <w:rtl/>
+              </w:rPr>
+              <w:t>%</w:t>
             </w:r>
           </w:p>
         </w:tc>
-      </w:tr>
-      <w:tr>
         <w:tc>
           <w:tcPr>
-            <w:tcW w:w="1764" w:type="dxa"/>
-            <w:tcBorders>
-              <w:top w:val="single" w:sz="4" w:space="0" w:color="auto"/>
-              <w:left w:val="single" w:sz="4" w:space="0" w:color="auto"/>
-              <w:bottom w:val="single" w:sz="4" w:space="0" w:color="auto"/>
-              <w:right w:val="single" w:sz="4" w:space="0" w:color="auto"/>
-            </w:tcBorders>
-            <w:hideMark/>
+            <w:tcW w:w="0" w:type="auto"/>
           </w:tcPr>
           <w:p>
             <w:pPr>
               <w:rPr>
-                <w:rFonts w:cs="David"/>
+                <w:rFonts w:cs="David" w:hint="cs"/>
                 <w:b/>
                 <w:bCs/>
                 <w:sz w:val="28"/>
@@ -2535,42 +2328,6 @@
             </w:pPr>
             <w:r>
               <w:rPr>
-                <w:rFonts w:cs="David"/>
-                <w:b/>
-                <w:bCs/>
-                <w:sz w:val="28"/>
-                <w:szCs w:val="28"/>
-                <w:rtl/>
-              </w:rPr>
-              <w:t>מע"מ 18%</w:t>
-            </w:r>
-          </w:p>
-        </w:tc>
-        <w:tc>
-          <w:tcPr>
-            <w:tcW w:w="2414" w:type="dxa"/>
-            <w:tcBorders>
-              <w:top w:val="single" w:sz="4" w:space="0" w:color="auto"/>
-              <w:left w:val="single" w:sz="4" w:space="0" w:color="auto"/>
-              <w:bottom w:val="single" w:sz="4" w:space="0" w:color="auto"/>
-              <w:right w:val="single" w:sz="4" w:space="0" w:color="auto"/>
-            </w:tcBorders>
-          </w:tcPr>
-          <w:p>
-            <w:pPr>
-              <w:rPr>
-                <w:rFonts w:cs="David"/>
-                <w:b/>
-                <w:bCs/>
-                <w:sz w:val="28"/>
-                <w:szCs w:val="28"/>
-                <w:rtl/>
-              </w:rPr>
-            </w:pPr>
-            <w:bookmarkStart w:id="16" w:name="fldMAAM"/>
-            <w:bookmarkEnd w:id="16"/>
-            <w:r>
-              <w:rPr>
                 <w:rFonts w:cs="David" w:hint="cs"/>
                 <w:b/>
                 <w:bCs/>
@@ -2578,31 +2335,7 @@
                 <w:szCs w:val="28"/>
                 <w:rtl/>
               </w:rPr>
-              <w:t>{</w:t>
-            </w:r>
-            <w:proofErr w:type="spellStart"/>
-            <w:r>
-              <w:rPr>
-                <w:rFonts w:cs="David" w:hint="cs"/>
-                <w:b/>
-                <w:bCs/>
-                <w:sz w:val="28"/>
-                <w:szCs w:val="28"/>
-                <w:rtl/>
-              </w:rPr>
-              <w:t>vatAmount</w:t>
-            </w:r>
-            <w:proofErr w:type="spellEnd"/>
-            <w:r>
-              <w:rPr>
-                <w:rFonts w:cs="David" w:hint="cs"/>
-                <w:b/>
-                <w:bCs/>
-                <w:sz w:val="28"/>
-                <w:szCs w:val="28"/>
-                <w:rtl/>
-              </w:rPr>
-              <w:t>}</w:t>
+              <w:t xml:space="preserve">{vatAmount}</w:t>
             </w:r>
           </w:p>
         </w:tc>
@@ -2610,19 +2343,12 @@
       <w:tr>
         <w:tc>
           <w:tcPr>
-            <w:tcW w:w="1764" w:type="dxa"/>
-            <w:tcBorders>
-              <w:top w:val="single" w:sz="4" w:space="0" w:color="auto"/>
-              <w:left w:val="single" w:sz="4" w:space="0" w:color="auto"/>
-              <w:bottom w:val="single" w:sz="4" w:space="0" w:color="auto"/>
-              <w:right w:val="single" w:sz="4" w:space="0" w:color="auto"/>
-            </w:tcBorders>
-            <w:hideMark/>
+            <w:tcW w:w="0" w:type="auto"/>
           </w:tcPr>
           <w:p>
             <w:pPr>
               <w:rPr>
-                <w:rFonts w:cs="David"/>
+                <w:rFonts w:cs="David" w:hint="cs"/>
                 <w:b/>
                 <w:bCs/>
                 <w:sz w:val="28"/>
@@ -2632,7 +2358,7 @@
             </w:pPr>
             <w:r>
               <w:rPr>
-                <w:rFonts w:cs="David"/>
+                <w:rFonts w:cs="David" w:hint="cs"/>
                 <w:b/>
                 <w:bCs/>
                 <w:sz w:val="28"/>
@@ -2645,18 +2371,12 @@
         </w:tc>
         <w:tc>
           <w:tcPr>
-            <w:tcW w:w="2414" w:type="dxa"/>
-            <w:tcBorders>
-              <w:top w:val="single" w:sz="4" w:space="0" w:color="auto"/>
-              <w:left w:val="single" w:sz="4" w:space="0" w:color="auto"/>
-              <w:bottom w:val="single" w:sz="4" w:space="0" w:color="auto"/>
-              <w:right w:val="single" w:sz="4" w:space="0" w:color="auto"/>
-            </w:tcBorders>
+            <w:tcW w:w="0" w:type="auto"/>
           </w:tcPr>
           <w:p>
             <w:pPr>
               <w:rPr>
-                <w:rFonts w:cs="David"/>
+                <w:rFonts w:cs="David" w:hint="cs"/>
                 <w:b/>
                 <w:bCs/>
                 <w:sz w:val="28"/>
@@ -2664,8 +2384,6 @@
                 <w:rtl/>
               </w:rPr>
             </w:pPr>
-            <w:bookmarkStart w:id="17" w:name="fldTotalAfterMaaM"/>
-            <w:bookmarkEnd w:id="17"/>
             <w:r>
               <w:rPr>
                 <w:rFonts w:cs="David" w:hint="cs"/>
@@ -2675,31 +2393,7 @@
                 <w:szCs w:val="28"/>
                 <w:rtl/>
               </w:rPr>
-              <w:t>{</w:t>
-            </w:r>
-            <w:proofErr w:type="spellStart"/>
-            <w:r>
-              <w:rPr>
-                <w:rFonts w:cs="David" w:hint="cs"/>
-                <w:b/>
-                <w:bCs/>
-                <w:sz w:val="28"/>
-                <w:szCs w:val="28"/>
-                <w:rtl/>
-              </w:rPr>
-              <w:t>totalAmount</w:t>
-            </w:r>
-            <w:proofErr w:type="spellEnd"/>
-            <w:r>
-              <w:rPr>
-                <w:rFonts w:cs="David" w:hint="cs"/>
-                <w:b/>
-                <w:bCs/>
-                <w:sz w:val="28"/>
-                <w:szCs w:val="28"/>
-                <w:rtl/>
-              </w:rPr>
-              <w:t>}</w:t>
+              <w:t xml:space="preserve">{totalAmount}</w:t>
             </w:r>
           </w:p>
         </w:tc>
@@ -2708,15 +2402,12 @@
     <w:p>
       <w:pPr>
         <w:rPr>
-          <w:vanish/>
-        </w:rPr>
-      </w:pPr>
-      <w:r>
-        <w:rPr>
-          <w:vanish/>
-        </w:rPr>
-        <w:t xml:space="preserve">{/hasDiscount}</w:t>
-      </w:r>
+          <w:rFonts w:cs="David"/>
+          <w:sz w:val="28"/>
+          <w:szCs w:val="28"/>
+          <w:rtl/>
+        </w:rPr>
+      </w:pPr>
     </w:p>
     <w:p>
       <w:pPr>
@@ -2741,7 +2432,7 @@
     <w:p>
       <w:pPr>
         <w:rPr>
-          <w:rFonts w:cs="David" w:hint="cs"/>
+          <w:rFonts w:cs="David"/>
           <w:sz w:val="28"/>
           <w:szCs w:val="28"/>
           <w:rtl/>
@@ -2751,7 +2442,7 @@
     <w:p>
       <w:pPr>
         <w:rPr>
-          <w:rFonts w:cs="David" w:hint="cs"/>
+          <w:rFonts w:cs="David"/>
           <w:sz w:val="28"/>
           <w:szCs w:val="28"/>
           <w:rtl/>
@@ -2767,78 +2458,6 @@
           <w:rtl/>
         </w:rPr>
       </w:pPr>
-      <w:r>
-        <w:rPr>
-          <w:rFonts w:cs="David"/>
-          <w:sz w:val="28"/>
-          <w:szCs w:val="28"/>
-          <w:rtl/>
-        </w:rPr>
-        <w:br/>
-      </w:r>
-      <w:r>
-        <w:rPr>
-          <w:rFonts w:cs="David"/>
-          <w:sz w:val="28"/>
-          <w:szCs w:val="28"/>
-          <w:rtl/>
-        </w:rPr>
-        <w:br/>
-      </w:r>
-      <w:r>
-        <w:rPr>
-          <w:rFonts w:cs="David"/>
-          <w:sz w:val="28"/>
-          <w:szCs w:val="28"/>
-          <w:rtl/>
-        </w:rPr>
-        <w:br/>
-      </w:r>
-      <w:r>
-        <w:rPr>
-          <w:rFonts w:cs="David"/>
-          <w:sz w:val="28"/>
-          <w:szCs w:val="28"/>
-          <w:rtl/>
-        </w:rPr>
-        <w:br/>
-      </w:r>
-      <w:r>
-        <w:rPr>
-          <w:rFonts w:cs="David"/>
-          <w:sz w:val="28"/>
-          <w:szCs w:val="28"/>
-          <w:rtl/>
-        </w:rPr>
-        <w:br/>
-      </w:r>
-      <w:r>
-        <w:rPr>
-          <w:rFonts w:cs="David"/>
-          <w:sz w:val="28"/>
-          <w:szCs w:val="28"/>
-          <w:rtl/>
-        </w:rPr>
-        <w:br/>
-      </w:r>
-      <w:r>
-        <w:rPr>
-          <w:rFonts w:cs="David"/>
-          <w:sz w:val="28"/>
-          <w:szCs w:val="28"/>
-          <w:rtl/>
-        </w:rPr>
-        <w:br/>
-      </w:r>
-      <w:r>
-        <w:rPr>
-          <w:rFonts w:cs="David" w:hint="cs"/>
-          <w:sz w:val="28"/>
-          <w:szCs w:val="28"/>
-          <w:rtl/>
-        </w:rPr>
-        <w:t>הצבת המכשירים ל-24 שעות נוספות בעלות של 600 ₪ + מע"מ</w:t>
-      </w:r>
     </w:p>
     <w:p>
       <w:pPr>
@@ -2849,11 +2468,66 @@
           <w:rtl/>
         </w:rPr>
       </w:pPr>
+      <w:r>
+        <w:rPr>
+          <w:rFonts w:cs="David"/>
+          <w:sz w:val="28"/>
+          <w:szCs w:val="28"/>
+          <w:rtl/>
+        </w:rPr>
+        <w:br/>
+      </w:r>
+      <w:r>
+        <w:rPr>
+          <w:rFonts w:cs="David"/>
+          <w:sz w:val="28"/>
+          <w:szCs w:val="28"/>
+          <w:rtl/>
+        </w:rPr>
+        <w:br/>
+      </w:r>
+      <w:r>
+        <w:rPr>
+          <w:rFonts w:cs="David"/>
+          <w:sz w:val="28"/>
+          <w:szCs w:val="28"/>
+          <w:rtl/>
+        </w:rPr>
+        <w:br/>
+      </w:r>
+      <w:r>
+        <w:rPr>
+          <w:rFonts w:cs="David"/>
+          <w:sz w:val="28"/>
+          <w:szCs w:val="28"/>
+          <w:rtl/>
+        </w:rPr>
+        <w:br/>
+      </w:r>
+      <w:r>
+        <w:rPr>
+          <w:rFonts w:cs="David" w:hint="cs"/>
+          <w:sz w:val="28"/>
+          <w:szCs w:val="28"/>
+          <w:rtl/>
+        </w:rPr>
+        <w:t>הצבת המכשירים ל-24 שעות נוספות בעלות של 600 ₪ + מע"מ</w:t>
+      </w:r>
     </w:p>
     <w:p>
       <w:pPr>
         <w:rPr>
-          <w:rFonts w:cs="David" w:hint="cs"/>
+          <w:rFonts w:cs="David"/>
+          <w:sz w:val="28"/>
+          <w:szCs w:val="28"/>
+          <w:rtl/>
+        </w:rPr>
+      </w:pPr>
+    </w:p>
+    <w:p>
+      <w:pPr>
+        <w:rPr>
+          <w:rFonts w:cs="David"/>
           <w:sz w:val="28"/>
           <w:szCs w:val="28"/>
           <w:rtl/>
@@ -2884,7 +2558,7 @@
     <w:p>
       <w:pPr>
         <w:rPr>
-          <w:rFonts w:cs="David" w:hint="cs"/>
+          <w:rFonts w:cs="David"/>
           <w:sz w:val="28"/>
           <w:szCs w:val="28"/>
           <w:rtl/>
@@ -2971,7 +2645,27 @@
           <w:szCs w:val="28"/>
           <w:rtl/>
         </w:rPr>
-        <w:t xml:space="preserve"> {paymentTerms}</w:t>
+        <w:t xml:space="preserve"> {</w:t>
+      </w:r>
+      <w:proofErr w:type="spellStart"/>
+      <w:r>
+        <w:rPr>
+          <w:rFonts w:cs="David" w:hint="cs"/>
+          <w:sz w:val="28"/>
+          <w:szCs w:val="28"/>
+          <w:rtl/>
+        </w:rPr>
+        <w:t>paymentTerms</w:t>
+      </w:r>
+      <w:proofErr w:type="spellEnd"/>
+      <w:r>
+        <w:rPr>
+          <w:rFonts w:cs="David" w:hint="cs"/>
+          <w:sz w:val="28"/>
+          <w:szCs w:val="28"/>
+          <w:rtl/>
+        </w:rPr>
+        <w:t>}</w:t>
       </w:r>
       <w:bookmarkStart w:id="17" w:name="fldPaymentDesc"/>
       <w:bookmarkEnd w:id="17"/>
@@ -3014,7 +2708,27 @@
           <w:szCs w:val="28"/>
           <w:rtl/>
         </w:rPr>
-        <w:t xml:space="preserve"> : {validUntil}</w:t>
+        <w:t xml:space="preserve"> : {</w:t>
+      </w:r>
+      <w:proofErr w:type="spellStart"/>
+      <w:r>
+        <w:rPr>
+          <w:rFonts w:cs="David" w:hint="cs"/>
+          <w:sz w:val="28"/>
+          <w:szCs w:val="28"/>
+          <w:rtl/>
+        </w:rPr>
+        <w:t>validUntil</w:t>
+      </w:r>
+      <w:proofErr w:type="spellEnd"/>
+      <w:r>
+        <w:rPr>
+          <w:rFonts w:cs="David" w:hint="cs"/>
+          <w:sz w:val="28"/>
+          <w:szCs w:val="28"/>
+          <w:rtl/>
+        </w:rPr>
+        <w:t>}</w:t>
       </w:r>
       <w:bookmarkStart w:id="18" w:name="fldTokef"/>
       <w:bookmarkEnd w:id="18"/>
@@ -3022,7 +2736,7 @@
     <w:p>
       <w:pPr>
         <w:rPr>
-          <w:rFonts w:cs="David" w:hint="cs"/>
+          <w:rFonts w:cs="David"/>
           <w:sz w:val="28"/>
           <w:szCs w:val="28"/>
           <w:rtl/>
@@ -3031,6 +2745,17 @@
     </w:p>
     <w:p>
       <w:pPr>
+        <w:rPr>
+          <w:rFonts w:cs="David"/>
+          <w:b/>
+          <w:bCs/>
+          <w:sz w:val="28"/>
+          <w:szCs w:val="28"/>
+          <w:u w:val="single"/>
+          <w:rtl/>
+        </w:rPr>
+      </w:pPr>
+      <w:r>
         <w:rPr>
           <w:rFonts w:cs="David" w:hint="cs"/>
           <w:b/>
@@ -3040,7 +2765,8 @@
           <w:u w:val="single"/>
           <w:rtl/>
         </w:rPr>
-      </w:pPr>
+        <w:t>אישור ההצעה</w:t>
+      </w:r>
       <w:r>
         <w:rPr>
           <w:rFonts w:cs="David" w:hint="cs"/>
@@ -3048,18 +2774,6 @@
           <w:bCs/>
           <w:sz w:val="28"/>
           <w:szCs w:val="28"/>
-          <w:u w:val="single"/>
-          <w:rtl/>
-        </w:rPr>
-        <w:t>אישור ההצעה</w:t>
-      </w:r>
-      <w:r>
-        <w:rPr>
-          <w:rFonts w:cs="David" w:hint="cs"/>
-          <w:b/>
-          <w:bCs/>
-          <w:sz w:val="28"/>
-          <w:szCs w:val="28"/>
           <w:rtl/>
         </w:rPr>
         <w:t xml:space="preserve">: </w:t>
@@ -3097,12 +2811,12 @@
           <w:sz w:val="10"/>
           <w:szCs w:val="10"/>
         </w:rPr>
-        <w:t xml:space="preserve">SIGNATUREHERE</w:t>
+        <w:t>SIGNATUREHERE</w:t>
       </w:r>
     </w:p>
     <w:sectPr>
-      <w:headerReference w:type="default" r:id="rId14"/>
-      <w:footerReference w:type="default" r:id="rId15"/>
+      <w:headerReference w:type="default" r:id="rId8"/>
+      <w:footerReference w:type="default" r:id="rId9"/>
       <w:pgSz w:w="11906" w:h="16838"/>
       <w:pgMar w:top="1985" w:right="720" w:bottom="1276" w:left="720" w:header="284" w:footer="0" w:gutter="0"/>
       <w:pgNumType w:start="1"/>
@@ -3155,6 +2869,7 @@
     <w:r>
       <w:rPr>
         <w:noProof/>
+        <w:rtl/>
       </w:rPr>
       <w:pict w14:anchorId="4353AB8F">
         <v:shapetype id="_x0000_t75" coordsize="21600,21600" o:spt="75" o:preferrelative="t" path="m@4@5l@4@11@9@11@9@5xe" filled="f" stroked="f">
@@ -3176,7 +2891,7 @@
           <v:path o:extrusionok="f" gradientshapeok="t" o:connecttype="rect"/>
           <o:lock v:ext="edit" aspectratio="t"/>
         </v:shapetype>
-        <v:shape id="_x0000_s1039" type="#_x0000_t75" style="position:absolute;left:0;text-align:left;margin-left:84.4pt;margin-top:688.4pt;width:462.75pt;height:45pt;z-index:-251657216;mso-position-vertical-relative:margin" wrapcoords="700 0 385 1440 0 4680 -35 10080 -35 12960 105 17280 140 18000 665 21240 770 21240 20795 21240 20900 21240 21425 18000 21460 17280 21600 12600 21600 9720 21565 5040 21110 1080 20865 0 700 0">
+        <v:shape id="_x0000_s1039" type="#_x0000_t75" style="position:absolute;left:0;text-align:left;margin-left:84.4pt;margin-top:688.4pt;width:462.75pt;height:45pt;z-index:-1;mso-position-vertical-relative:margin" wrapcoords="700 0 385 1440 0 4680 -35 10080 -35 12960 105 17280 140 18000 665 21240 770 21240 20795 21240 20900 21240 21425 18000 21460 17280 21600 12600 21600 9720 21565 5040 21110 1080 20865 0 700 0">
           <v:imagedata r:id="rId1" o:title="GALITpaper6"/>
           <w10:wrap type="tight" anchory="margin"/>
         </v:shape>
@@ -3197,7 +2912,7 @@
           <v:stroke joinstyle="miter"/>
           <v:path gradientshapeok="t" o:connecttype="rect"/>
         </v:shapetype>
-        <v:shape id="_x0000_s1033" type="#_x0000_t202" style="position:absolute;left:0;text-align:left;margin-left:-27.75pt;margin-top:-44.65pt;width:103.9pt;height:55.5pt;z-index:251657216" stroked="f">
+        <v:shape id="_x0000_s1033" type="#_x0000_t202" style="position:absolute;left:0;text-align:left;margin-left:-27.75pt;margin-top:-44.65pt;width:103.9pt;height:55.5pt;z-index:2" stroked="f">
           <v:textbox style="mso-next-textbox:#_x0000_s1033">
             <w:txbxContent>
               <w:p>
@@ -3209,6 +2924,7 @@
                     <w:rtl/>
                   </w:rPr>
                 </w:pPr>
+                <w:proofErr w:type="spellStart"/>
                 <w:r>
                   <w:rPr>
                     <w:rFonts w:ascii="Arial" w:hAnsi="Arial" w:cs="Arial"/>
@@ -3216,7 +2932,17 @@
                     <w:szCs w:val="20"/>
                     <w:rtl/>
                   </w:rPr>
-                  <w:t>אוסטרובסקי 11, רעננה</w:t>
+                  <w:t>אוסטרובסקי</w:t>
+                </w:r>
+                <w:proofErr w:type="spellEnd"/>
+                <w:r>
+                  <w:rPr>
+                    <w:rFonts w:ascii="Arial" w:hAnsi="Arial" w:cs="Arial"/>
+                    <w:sz w:val="20"/>
+                    <w:szCs w:val="20"/>
+                    <w:rtl/>
+                  </w:rPr>
+                  <w:t xml:space="preserve"> 11, רעננה</w:t>
                 </w:r>
               </w:p>
               <w:p>
@@ -3347,13 +3073,13 @@
       <w:pStyle w:val="a4"/>
       <w:jc w:val="center"/>
       <w:rPr>
-        <w:rFonts w:hint="cs"/>
         <w:rtl/>
       </w:rPr>
     </w:pPr>
     <w:r>
       <w:rPr>
         <w:noProof/>
+        <w:rtl/>
         <w:lang w:eastAsia="zh-CN"/>
       </w:rPr>
       <w:pict w14:anchorId="52F1A186">
@@ -3361,7 +3087,7 @@
           <v:stroke joinstyle="miter"/>
           <v:path gradientshapeok="t" o:connecttype="rect"/>
         </v:shapetype>
-        <v:shape id="_x0000_s1025" type="#_x0000_t202" style="position:absolute;left:0;text-align:left;margin-left:-10.5pt;margin-top:7.15pt;width:151.5pt;height:43.6pt;z-index:251656192" filled="f" stroked="f">
+        <v:shape id="_x0000_s1025" type="#_x0000_t202" style="position:absolute;left:0;text-align:left;margin-left:-10.5pt;margin-top:7.15pt;width:151.5pt;height:43.6pt;z-index:1" filled="f" stroked="f">
           <v:textbox style="mso-next-textbox:#_x0000_s1025">
             <w:txbxContent>
               <w:p>
@@ -3433,7 +3159,7 @@
                     <w:noProof/>
                     <w:rtl/>
                   </w:rPr>
-                  <w:t>‏יום שני ל' סיון תשפ"ו</w:t>
+                  <w:t>‏יום שני כ"א תמוז תשפ"ו</w:t>
                 </w:r>
                 <w:r>
                   <w:rPr>
@@ -3497,7 +3223,7 @@
                     <w:noProof/>
                     <w:rtl/>
                   </w:rPr>
-                  <w:t>‏15 יוני 26</w:t>
+                  <w:t>‏06 יולי 26</w:t>
                 </w:r>
                 <w:r>
                   <w:rPr>
@@ -3666,7 +3392,7 @@
           <v:path o:extrusionok="f" gradientshapeok="t" o:connecttype="rect"/>
           <o:lock v:ext="edit" aspectratio="t"/>
         </v:shapetype>
-        <v:shape id="תמונה 1" o:spid="_x0000_i1025" type="#_x0000_t75" style="width:75.15pt;height:73.25pt;visibility:visible">
+        <v:shape id="תמונה 1" o:spid="_x0000_i1028" type="#_x0000_t75" style="width:75.15pt;height:73.25pt;visibility:visible">
           <v:imagedata r:id="rId1" o:title=""/>
         </v:shape>
       </w:pict>
@@ -3674,16 +3400,17 @@
     <w:r>
       <w:rPr>
         <w:noProof/>
+        <w:rtl/>
         <w:lang w:eastAsia="en-US"/>
       </w:rPr>
       <w:pict w14:anchorId="7F0D7BCF">
-        <v:shape id="_x0000_s1037" type="#_x0000_t202" style="position:absolute;left:0;text-align:left;margin-left:506.25pt;margin-top:6.4pt;width:40.5pt;height:16.15pt;z-index:251658240;mso-position-horizontal-relative:text;mso-position-vertical-relative:text" stroked="f">
+        <v:shape id="_x0000_s1037" type="#_x0000_t202" style="position:absolute;left:0;text-align:left;margin-left:506.25pt;margin-top:6.4pt;width:40.5pt;height:16.15pt;z-index:3;mso-position-horizontal-relative:text;mso-position-vertical-relative:text" stroked="f">
           <v:textbox style="mso-next-textbox:#_x0000_s1037">
             <w:txbxContent>
               <w:p>
                 <w:pPr>
                   <w:rPr>
-                    <w:rFonts w:cs="David" w:hint="cs"/>
+                    <w:rFonts w:cs="David"/>
                     <w:rtl/>
                   </w:rPr>
                 </w:pPr>
@@ -8551,15 +8278,6 @@
   </w:num>
   <w:num w:numId="2" w16cid:durableId="719789734">
     <w:abstractNumId w:val="5"/>
-    <w:lvlOverride w:ilvl="0"/>
-    <w:lvlOverride w:ilvl="1"/>
-    <w:lvlOverride w:ilvl="2"/>
-    <w:lvlOverride w:ilvl="3"/>
-    <w:lvlOverride w:ilvl="4"/>
-    <w:lvlOverride w:ilvl="5"/>
-    <w:lvlOverride w:ilvl="6"/>
-    <w:lvlOverride w:ilvl="7"/>
-    <w:lvlOverride w:ilvl="8"/>
   </w:num>
   <w:num w:numId="3" w16cid:durableId="16546148">
     <w:abstractNumId w:val="31"/>
@@ -8596,15 +8314,6 @@
   </w:num>
   <w:num w:numId="14" w16cid:durableId="340862759">
     <w:abstractNumId w:val="12"/>
-    <w:lvlOverride w:ilvl="0"/>
-    <w:lvlOverride w:ilvl="1"/>
-    <w:lvlOverride w:ilvl="2"/>
-    <w:lvlOverride w:ilvl="3"/>
-    <w:lvlOverride w:ilvl="4"/>
-    <w:lvlOverride w:ilvl="5"/>
-    <w:lvlOverride w:ilvl="6"/>
-    <w:lvlOverride w:ilvl="7"/>
-    <w:lvlOverride w:ilvl="8"/>
   </w:num>
   <w:num w:numId="15" w16cid:durableId="1224677650">
     <w:abstractNumId w:val="15"/>
@@ -8884,39 +8593,12 @@
   </w:num>
   <w:num w:numId="44" w16cid:durableId="946236547">
     <w:abstractNumId w:val="4"/>
-    <w:lvlOverride w:ilvl="0"/>
-    <w:lvlOverride w:ilvl="1"/>
-    <w:lvlOverride w:ilvl="2"/>
-    <w:lvlOverride w:ilvl="3"/>
-    <w:lvlOverride w:ilvl="4"/>
-    <w:lvlOverride w:ilvl="5"/>
-    <w:lvlOverride w:ilvl="6"/>
-    <w:lvlOverride w:ilvl="7"/>
-    <w:lvlOverride w:ilvl="8"/>
   </w:num>
   <w:num w:numId="45" w16cid:durableId="618344242">
     <w:abstractNumId w:val="39"/>
-    <w:lvlOverride w:ilvl="0"/>
-    <w:lvlOverride w:ilvl="1"/>
-    <w:lvlOverride w:ilvl="2"/>
-    <w:lvlOverride w:ilvl="3"/>
-    <w:lvlOverride w:ilvl="4"/>
-    <w:lvlOverride w:ilvl="5"/>
-    <w:lvlOverride w:ilvl="6"/>
-    <w:lvlOverride w:ilvl="7"/>
-    <w:lvlOverride w:ilvl="8"/>
   </w:num>
   <w:num w:numId="46" w16cid:durableId="1530872401">
     <w:abstractNumId w:val="9"/>
-    <w:lvlOverride w:ilvl="0"/>
-    <w:lvlOverride w:ilvl="1"/>
-    <w:lvlOverride w:ilvl="2"/>
-    <w:lvlOverride w:ilvl="3"/>
-    <w:lvlOverride w:ilvl="4"/>
-    <w:lvlOverride w:ilvl="5"/>
-    <w:lvlOverride w:ilvl="6"/>
-    <w:lvlOverride w:ilvl="7"/>
-    <w:lvlOverride w:ilvl="8"/>
   </w:num>
   <w:num w:numId="47" w16cid:durableId="1740667614">
     <w:abstractNumId w:val="17"/>
@@ -9543,6 +9225,7 @@
   <w:style w:type="character" w:default="1" w:styleId="a0">
     <w:name w:val="Default Paragraph Font"/>
     <w:uiPriority w:val="1"/>
+    <w:semiHidden/>
     <w:unhideWhenUsed/>
   </w:style>
   <w:style w:type="table" w:default="1" w:styleId="a1">
@@ -9550,7 +9233,6 @@
     <w:uiPriority w:val="99"/>
     <w:semiHidden/>
     <w:unhideWhenUsed/>
-    <w:qFormat/>
     <w:tblPr>
       <w:tblInd w:w="0" w:type="dxa"/>
       <w:tblCellMar>

--- a/apps/api/templates/אוויר-הצעת-מחיר-לבדיקת-איכות-אוויר-מתחבורה.docx
+++ b/apps/api/templates/אוויר-הצעת-מחיר-לבדיקת-איכות-אוויר-מתחבורה.docx
@@ -2742,51 +2742,6 @@
           <w:rtl/>
         </w:rPr>
       </w:pPr>
-    </w:p>
-    <w:p>
-      <w:pPr>
-        <w:rPr>
-          <w:rFonts w:cs="David"/>
-          <w:b/>
-          <w:bCs/>
-          <w:sz w:val="28"/>
-          <w:szCs w:val="28"/>
-          <w:u w:val="single"/>
-          <w:rtl/>
-        </w:rPr>
-      </w:pPr>
-      <w:r>
-        <w:rPr>
-          <w:rFonts w:cs="David" w:hint="cs"/>
-          <w:b/>
-          <w:bCs/>
-          <w:sz w:val="28"/>
-          <w:szCs w:val="28"/>
-          <w:u w:val="single"/>
-          <w:rtl/>
-        </w:rPr>
-        <w:t>אישור ההצעה</w:t>
-      </w:r>
-      <w:r>
-        <w:rPr>
-          <w:rFonts w:cs="David" w:hint="cs"/>
-          <w:b/>
-          <w:bCs/>
-          <w:sz w:val="28"/>
-          <w:szCs w:val="28"/>
-          <w:rtl/>
-        </w:rPr>
-        <w:t xml:space="preserve">: </w:t>
-      </w:r>
-      <w:r>
-        <w:rPr>
-          <w:rFonts w:cs="David" w:hint="cs"/>
-          <w:sz w:val="28"/>
-          <w:szCs w:val="28"/>
-          <w:rtl/>
-        </w:rPr>
-        <w:t xml:space="preserve">נא לשלוח את ההצעה חתומה לפקס 09-7724446 ואנו נחזור לתאם הגעה בהקדם. </w:t>
-      </w:r>
     </w:p>
     <w:p>
       <w:pPr>
